--- a/Lab2/LELA1_LAB2_Rah_Sal.docx
+++ b/Lab2/LELA1_LAB2_Rah_Sal.docx
@@ -1,10 +1,13 @@
 
 <file path=word/document.xml><?xml version="1.0" encoding="utf-8"?>
-<w:document xmlns:wpc="http://schemas.microsoft.com/office/word/2010/wordprocessingCanvas" xmlns:cx="http://schemas.microsoft.com/office/drawing/2014/chartex" xmlns:cx1="http://schemas.microsoft.com/office/drawing/2015/9/8/chartex" xmlns:mc="http://schemas.openxmlformats.org/markup-compatibility/2006" xmlns:o="urn:schemas-microsoft-com:office:office" xmlns:r="http://schemas.openxmlformats.org/officeDocument/2006/relationships" xmlns:m="http://schemas.openxmlformats.org/officeDocument/2006/math" xmlns:v="urn:schemas-microsoft-com:vml" xmlns:wp14="http://schemas.microsoft.com/office/word/2010/wordprocessingDrawing" xmlns:wp="http://schemas.openxmlformats.org/drawingml/2006/wordprocessingDrawing" xmlns:w10="urn:schemas-microsoft-com:office:word" xmlns:w="http://schemas.openxmlformats.org/wordprocessingml/2006/main" xmlns:w14="http://schemas.microsoft.com/office/word/2010/wordml" xmlns:w15="http://schemas.microsoft.com/office/word/2012/wordml" xmlns:w16se="http://schemas.microsoft.com/office/word/2015/wordml/symex" xmlns:wpg="http://schemas.microsoft.com/office/word/2010/wordprocessingGroup" xmlns:wpi="http://schemas.microsoft.com/office/word/2010/wordprocessingInk" xmlns:wne="http://schemas.microsoft.com/office/word/2006/wordml" xmlns:wps="http://schemas.microsoft.com/office/word/2010/wordprocessingShape" mc:Ignorable="w14 w15 w16se wp14">
+<w:document xmlns:wpc="http://schemas.microsoft.com/office/word/2010/wordprocessingCanvas" xmlns:cx="http://schemas.microsoft.com/office/drawing/2014/chartex" xmlns:cx1="http://schemas.microsoft.com/office/drawing/2015/9/8/chartex" xmlns:cx2="http://schemas.microsoft.com/office/drawing/2015/10/21/chartex" xmlns:cx3="http://schemas.microsoft.com/office/drawing/2016/5/9/chartex" xmlns:cx4="http://schemas.microsoft.com/office/drawing/2016/5/10/chartex" xmlns:cx5="http://schemas.microsoft.com/office/drawing/2016/5/11/chartex" xmlns:cx6="http://schemas.microsoft.com/office/drawing/2016/5/12/chartex" xmlns:cx7="http://schemas.microsoft.com/office/drawing/2016/5/13/chartex" xmlns:cx8="http://schemas.microsoft.com/office/drawing/2016/5/14/chartex" xmlns:mc="http://schemas.openxmlformats.org/markup-compatibility/2006" xmlns:aink="http://schemas.microsoft.com/office/drawing/2016/ink" xmlns:am3d="http://schemas.microsoft.com/office/drawing/2017/model3d" xmlns:o="urn:schemas-microsoft-com:office:office" xmlns:r="http://schemas.openxmlformats.org/officeDocument/2006/relationships" xmlns:m="http://schemas.openxmlformats.org/officeDocument/2006/math" xmlns:v="urn:schemas-microsoft-com:vml" xmlns:wp14="http://schemas.microsoft.com/office/word/2010/wordprocessingDrawing" xmlns:wp="http://schemas.openxmlformats.org/drawingml/2006/wordprocessingDrawing" xmlns:w10="urn:schemas-microsoft-com:office:word" xmlns:w="http://schemas.openxmlformats.org/wordprocessingml/2006/main" xmlns:w14="http://schemas.microsoft.com/office/word/2010/wordml" xmlns:w15="http://schemas.microsoft.com/office/word/2012/wordml" xmlns:w16cex="http://schemas.microsoft.com/office/word/2018/wordml/cex" xmlns:w16cid="http://schemas.microsoft.com/office/word/2016/wordml/cid" xmlns:w16="http://schemas.microsoft.com/office/word/2018/wordml" xmlns:w16sdtdh="http://schemas.microsoft.com/office/word/2020/wordml/sdtdatahash" xmlns:w16se="http://schemas.microsoft.com/office/word/2015/wordml/symex" xmlns:wpg="http://schemas.microsoft.com/office/word/2010/wordprocessingGroup" xmlns:wpi="http://schemas.microsoft.com/office/word/2010/wordprocessingInk" xmlns:wne="http://schemas.microsoft.com/office/word/2006/wordml" xmlns:wps="http://schemas.microsoft.com/office/word/2010/wordprocessingShape" mc:Ignorable="w14 w15 w16se w16cid w16 w16cex w16sdtdh wp14">
   <w:body>
     <w:p>
       <w:pPr>
         <w:pStyle w:val="Standard"/>
+        <w:rPr>
+          <w:rFonts w:hint="eastAsia"/>
+        </w:rPr>
       </w:pPr>
       <w:r>
         <w:rPr>
@@ -13,7 +16,7 @@
           <w:lang w:val="ru-RU" w:eastAsia="ru-RU" w:bidi="ar-SA"/>
         </w:rPr>
         <w:drawing>
-          <wp:anchor distT="0" distB="0" distL="114300" distR="114300" simplePos="0" relativeHeight="251658240" behindDoc="0" locked="0" layoutInCell="1" allowOverlap="1">
+          <wp:anchor distT="0" distB="0" distL="114300" distR="114300" simplePos="0" relativeHeight="251658240" behindDoc="0" locked="0" layoutInCell="1" allowOverlap="1" wp14:anchorId="11080836" wp14:editId="7C2FBB68">
             <wp:simplePos x="0" y="0"/>
             <wp:positionH relativeFrom="column">
               <wp:posOffset>13322</wp:posOffset>
@@ -82,12 +85,6 @@
         <w:gridCol w:w="3064"/>
       </w:tblGrid>
       <w:tr>
-        <w:tblPrEx>
-          <w:tblCellMar>
-            <w:top w:w="0" w:type="dxa"/>
-            <w:bottom w:w="0" w:type="dxa"/>
-          </w:tblCellMar>
-        </w:tblPrEx>
         <w:tc>
           <w:tcPr>
             <w:tcW w:w="2499" w:type="dxa"/>
@@ -168,6 +165,9 @@
               <w:pStyle w:val="Standard"/>
               <w:spacing w:line="276" w:lineRule="auto"/>
               <w:jc w:val="center"/>
+              <w:rPr>
+                <w:rFonts w:hint="eastAsia"/>
+              </w:rPr>
             </w:pPr>
             <w:r>
               <w:rPr>
@@ -210,12 +210,6 @@
         </w:tc>
       </w:tr>
       <w:tr>
-        <w:tblPrEx>
-          <w:tblCellMar>
-            <w:top w:w="0" w:type="dxa"/>
-            <w:bottom w:w="0" w:type="dxa"/>
-          </w:tblCellMar>
-        </w:tblPrEx>
         <w:tc>
           <w:tcPr>
             <w:tcW w:w="9643" w:type="dxa"/>
@@ -278,12 +272,6 @@
         </w:tc>
       </w:tr>
       <w:tr>
-        <w:tblPrEx>
-          <w:tblCellMar>
-            <w:top w:w="0" w:type="dxa"/>
-            <w:bottom w:w="0" w:type="dxa"/>
-          </w:tblCellMar>
-        </w:tblPrEx>
         <w:tc>
           <w:tcPr>
             <w:tcW w:w="3686" w:type="dxa"/>
@@ -353,16 +341,7 @@
                 <w:sz w:val="20"/>
                 <w:szCs w:val="20"/>
               </w:rPr>
-              <w:t xml:space="preserve">Kol. </w:t>
-            </w:r>
-            <w:r>
-              <w:rPr>
-                <w:rFonts w:ascii="Calibri" w:hAnsi="Calibri" w:cs="Arial"/>
-                <w:b/>
-                <w:sz w:val="20"/>
-                <w:szCs w:val="20"/>
-              </w:rPr>
-              <w:t>wstępne</w:t>
+              <w:t>Kol. wstępne</w:t>
             </w:r>
           </w:p>
           <w:p>
@@ -467,12 +446,6 @@
         </w:tc>
       </w:tr>
       <w:tr>
-        <w:tblPrEx>
-          <w:tblCellMar>
-            <w:top w:w="0" w:type="dxa"/>
-            <w:bottom w:w="0" w:type="dxa"/>
-          </w:tblCellMar>
-        </w:tblPrEx>
         <w:tc>
           <w:tcPr>
             <w:tcW w:w="3686" w:type="dxa"/>
@@ -606,12 +579,6 @@
         </w:tc>
       </w:tr>
       <w:tr>
-        <w:tblPrEx>
-          <w:tblCellMar>
-            <w:top w:w="0" w:type="dxa"/>
-            <w:bottom w:w="0" w:type="dxa"/>
-          </w:tblCellMar>
-        </w:tblPrEx>
         <w:tc>
           <w:tcPr>
             <w:tcW w:w="3686" w:type="dxa"/>
@@ -688,7 +655,13 @@
               <w:right w:w="113" w:type="dxa"/>
             </w:tcMar>
           </w:tcPr>
-          <w:p/>
+          <w:p>
+            <w:pPr>
+              <w:rPr>
+                <w:rFonts w:hint="eastAsia"/>
+              </w:rPr>
+            </w:pPr>
+          </w:p>
         </w:tc>
         <w:tc>
           <w:tcPr>
@@ -707,16 +680,16 @@
               <w:right w:w="113" w:type="dxa"/>
             </w:tcMar>
           </w:tcPr>
-          <w:p/>
+          <w:p>
+            <w:pPr>
+              <w:rPr>
+                <w:rFonts w:hint="eastAsia"/>
+              </w:rPr>
+            </w:pPr>
+          </w:p>
         </w:tc>
       </w:tr>
       <w:tr>
-        <w:tblPrEx>
-          <w:tblCellMar>
-            <w:top w:w="0" w:type="dxa"/>
-            <w:bottom w:w="0" w:type="dxa"/>
-          </w:tblCellMar>
-        </w:tblPrEx>
         <w:tc>
           <w:tcPr>
             <w:tcW w:w="5100" w:type="dxa"/>
@@ -838,12 +811,6 @@
         <w:gridCol w:w="1072"/>
       </w:tblGrid>
       <w:tr>
-        <w:tblPrEx>
-          <w:tblCellMar>
-            <w:top w:w="0" w:type="dxa"/>
-            <w:bottom w:w="0" w:type="dxa"/>
-          </w:tblCellMar>
-        </w:tblPrEx>
         <w:trPr>
           <w:cantSplit/>
         </w:trPr>
@@ -1210,12 +1177,6 @@
         </w:tc>
       </w:tr>
       <w:tr>
-        <w:tblPrEx>
-          <w:tblCellMar>
-            <w:top w:w="0" w:type="dxa"/>
-            <w:bottom w:w="0" w:type="dxa"/>
-          </w:tblCellMar>
-        </w:tblPrEx>
         <w:trPr>
           <w:cantSplit/>
         </w:trPr>
@@ -1881,10 +1842,16 @@
       <w:pPr>
         <w:pStyle w:val="Standard"/>
         <w:jc w:val="center"/>
-      </w:pPr>
-      <w:r>
+        <w:rPr>
+          <w:rFonts w:hint="eastAsia"/>
+        </w:rPr>
+      </w:pPr>
+      <w:r>
+        <w:rPr>
+          <w:noProof/>
+        </w:rPr>
         <w:drawing>
-          <wp:inline distT="0" distB="0" distL="0" distR="0" wp14:anchorId="5A3DD1B5" wp14:editId="5618D402">
+          <wp:inline distT="0" distB="0" distL="0" distR="0" wp14:anchorId="4E358309" wp14:editId="75F0CCA7">
             <wp:extent cx="2458669" cy="1684020"/>
             <wp:effectExtent l="0" t="0" r="0" b="0"/>
             <wp:docPr id="23" name="Рисунок 23"/>
@@ -1924,6 +1891,9 @@
       <w:pPr>
         <w:pStyle w:val="Standard"/>
         <w:jc w:val="center"/>
+        <w:rPr>
+          <w:rFonts w:hint="eastAsia"/>
+        </w:rPr>
       </w:pPr>
       <w:r>
         <w:t xml:space="preserve">Rys 1.1. </w:t>
@@ -1942,6 +1912,9 @@
       <w:pPr>
         <w:pStyle w:val="Standard"/>
         <w:jc w:val="center"/>
+        <w:rPr>
+          <w:rFonts w:hint="eastAsia"/>
+        </w:rPr>
       </w:pPr>
       <w:r>
         <w:t>w układzie WE</w:t>
@@ -2091,6 +2064,28 @@
           <w:rFonts w:ascii="Calibri" w:hAnsi="Calibri"/>
         </w:rPr>
         <w:t>Wyznaczenie punktu pracy tranzystora bipolarnego:</w:t>
+      </w:r>
+    </w:p>
+    <w:p>
+      <w:pPr>
+        <w:pStyle w:val="Standard"/>
+        <w:rPr>
+          <w:rFonts w:ascii="Calibri" w:hAnsi="Calibri"/>
+        </w:rPr>
+      </w:pPr>
+    </w:p>
+    <w:p>
+      <w:pPr>
+        <w:pStyle w:val="Standard"/>
+        <w:rPr>
+          <w:rFonts w:ascii="Calibri" w:hAnsi="Calibri"/>
+        </w:rPr>
+      </w:pPr>
+      <w:r>
+        <w:rPr>
+          <w:rFonts w:ascii="Calibri" w:hAnsi="Calibri"/>
+        </w:rPr>
+        <w:t>Na podstawie wartości, zmierzonych w trakcie laboratorium i zamieszczonych w ZSYP-ie, możemy przeprowadzić następne obliczenia:</w:t>
       </w:r>
     </w:p>
     <w:p>
@@ -2259,19 +2254,7 @@
             <w:rPr>
               <w:rFonts w:ascii="Cambria Math" w:hAnsi="Cambria Math" w:cstheme="minorHAnsi"/>
             </w:rPr>
-            <m:t> = -10,00 V+5,33 V =</m:t>
-          </m:r>
-          <m:r>
-            <w:rPr>
-              <w:rFonts w:ascii="Cambria Math" w:hAnsi="Cambria Math" w:cstheme="minorHAnsi"/>
-            </w:rPr>
-            <m:t xml:space="preserve">- </m:t>
-          </m:r>
-          <m:r>
-            <w:rPr>
-              <w:rFonts w:ascii="Cambria Math" w:hAnsi="Cambria Math" w:cstheme="minorHAnsi"/>
-            </w:rPr>
-            <m:t>4,67 V</m:t>
+            <m:t> = -10,00 V+5,33 V =- 4,67 V</m:t>
           </m:r>
         </m:oMath>
       </m:oMathPara>
@@ -2392,43 +2375,7 @@
             <w:rPr>
               <w:rFonts w:ascii="Cambria Math" w:hAnsi="Cambria Math" w:cstheme="minorHAnsi"/>
             </w:rPr>
-            <m:t xml:space="preserve"> = -10,00 V</m:t>
-          </m:r>
-          <m:r>
-            <w:rPr>
-              <w:rFonts w:ascii="Cambria Math" w:hAnsi="Cambria Math" w:cstheme="minorHAnsi"/>
-            </w:rPr>
-            <m:t>+4,67</m:t>
-          </m:r>
-          <m:r>
-            <w:rPr>
-              <w:rFonts w:ascii="Cambria Math" w:hAnsi="Cambria Math" w:cstheme="minorHAnsi"/>
-            </w:rPr>
-            <m:t xml:space="preserve"> V</m:t>
-          </m:r>
-          <m:r>
-            <w:rPr>
-              <w:rFonts w:ascii="Cambria Math" w:hAnsi="Cambria Math" w:cstheme="minorHAnsi"/>
-            </w:rPr>
-            <m:t xml:space="preserve"> </m:t>
-          </m:r>
-          <m:r>
-            <w:rPr>
-              <w:rFonts w:ascii="Cambria Math" w:hAnsi="Cambria Math" w:cstheme="minorHAnsi"/>
-            </w:rPr>
-            <m:t>=</m:t>
-          </m:r>
-          <m:r>
-            <w:rPr>
-              <w:rFonts w:ascii="Cambria Math" w:hAnsi="Cambria Math" w:cstheme="minorHAnsi"/>
-            </w:rPr>
-            <m:t xml:space="preserve">- </m:t>
-          </m:r>
-          <m:r>
-            <w:rPr>
-              <w:rFonts w:ascii="Cambria Math" w:hAnsi="Cambria Math" w:cstheme="minorHAnsi"/>
-            </w:rPr>
-            <m:t>5,33 V</m:t>
+            <m:t xml:space="preserve"> = -10,00 V+4,67 V =- 5,33 V</m:t>
           </m:r>
         </m:oMath>
       </m:oMathPara>
@@ -2618,13 +2565,7 @@
             <w:rPr>
               <w:rFonts w:ascii="Cambria Math" w:hAnsi="Cambria Math" w:cstheme="minorHAnsi"/>
             </w:rPr>
-            <m:t>=</m:t>
-          </m:r>
-          <m:r>
-            <w:rPr>
-              <w:rFonts w:ascii="Cambria Math" w:hAnsi="Cambria Math" w:cstheme="minorHAnsi"/>
-            </w:rPr>
-            <m:t>-4,67 V -</m:t>
+            <m:t>=-4,67 V -</m:t>
           </m:r>
           <m:d>
             <m:dPr>
@@ -2874,13 +2815,7 @@
             <w:rPr>
               <w:rFonts w:ascii="Cambria Math" w:hAnsi="Cambria Math" w:cstheme="minorHAnsi"/>
             </w:rPr>
-            <m:t xml:space="preserve"> </m:t>
-          </m:r>
-          <m:r>
-            <w:rPr>
-              <w:rFonts w:ascii="Cambria Math" w:hAnsi="Cambria Math" w:cstheme="minorHAnsi"/>
-            </w:rPr>
-            <m:t>=</m:t>
+            <m:t xml:space="preserve"> =</m:t>
           </m:r>
           <m:f>
             <m:fPr>
@@ -2896,13 +2831,7 @@
                 <w:rPr>
                   <w:rFonts w:ascii="Cambria Math" w:hAnsi="Cambria Math" w:cstheme="minorHAnsi"/>
                 </w:rPr>
-                <m:t>5,33 V -</m:t>
-              </m:r>
-              <m:r>
-                <w:rPr>
-                  <w:rFonts w:ascii="Cambria Math" w:hAnsi="Cambria Math" w:cstheme="minorHAnsi"/>
-                </w:rPr>
-                <m:t>0,66 V</m:t>
+                <m:t>5,33 V -0,66 V</m:t>
               </m:r>
             </m:num>
             <m:den>
@@ -2918,19 +2847,7 @@
             <w:rPr>
               <w:rFonts w:ascii="Cambria Math" w:hAnsi="Cambria Math" w:cstheme="minorHAnsi"/>
             </w:rPr>
-            <m:t xml:space="preserve"> = </m:t>
-          </m:r>
-          <m:r>
-            <w:rPr>
-              <w:rFonts w:ascii="Cambria Math" w:hAnsi="Cambria Math" w:cstheme="minorHAnsi"/>
-            </w:rPr>
-            <m:t xml:space="preserve"> 2,12</m:t>
-          </m:r>
-          <m:r>
-            <w:rPr>
-              <w:rFonts w:ascii="Cambria Math" w:hAnsi="Cambria Math" w:cstheme="minorHAnsi"/>
-            </w:rPr>
-            <m:t xml:space="preserve"> mA</m:t>
+            <m:t xml:space="preserve"> =  2,12 mA</m:t>
           </m:r>
         </m:oMath>
       </m:oMathPara>
@@ -2957,7 +2874,19 @@
         <w:rPr>
           <w:rFonts w:ascii="Calibri" w:hAnsi="Calibri"/>
         </w:rPr>
-        <w:t xml:space="preserve">Tranzystor jest w stanie wzmocnienia, ponieważ </w:t>
+        <w:t xml:space="preserve">Tranzystor jest w stanie </w:t>
+      </w:r>
+      <w:r>
+        <w:rPr>
+          <w:rFonts w:ascii="Calibri" w:hAnsi="Calibri"/>
+        </w:rPr>
+        <w:t>aktywnym</w:t>
+      </w:r>
+      <w:r>
+        <w:rPr>
+          <w:rFonts w:ascii="Calibri" w:hAnsi="Calibri"/>
+        </w:rPr>
+        <w:t xml:space="preserve">, ponieważ </w:t>
       </w:r>
       <m:oMath>
         <m:r>
@@ -3383,13 +3312,7 @@
                 <w:rPr>
                   <w:rFonts w:ascii="Cambria Math" w:hAnsi="Cambria Math"/>
                 </w:rPr>
-                <m:t xml:space="preserve">5,10 </m:t>
-              </m:r>
-              <m:r>
-                <w:rPr>
-                  <w:rFonts w:ascii="Cambria Math" w:hAnsi="Cambria Math"/>
-                </w:rPr>
-                <m:t>kΩ</m:t>
+                <m:t>5,10 kΩ</m:t>
               </m:r>
             </m:num>
             <m:den>
@@ -3397,25 +3320,7 @@
                 <w:rPr>
                   <w:rFonts w:ascii="Cambria Math" w:hAnsi="Cambria Math"/>
                 </w:rPr>
-                <m:t xml:space="preserve">12,00 </m:t>
-              </m:r>
-              <m:r>
-                <w:rPr>
-                  <w:rFonts w:ascii="Cambria Math" w:hAnsi="Cambria Math"/>
-                </w:rPr>
-                <m:t>kΩ</m:t>
-              </m:r>
-              <m:r>
-                <w:rPr>
-                  <w:rFonts w:ascii="Cambria Math" w:hAnsi="Cambria Math"/>
-                </w:rPr>
-                <m:t xml:space="preserve">+5,1 </m:t>
-              </m:r>
-              <m:r>
-                <w:rPr>
-                  <w:rFonts w:ascii="Cambria Math" w:hAnsi="Cambria Math"/>
-                </w:rPr>
-                <m:t>kΩ</m:t>
+                <m:t>12,00 kΩ+5,1 kΩ</m:t>
               </m:r>
             </m:den>
           </m:f>
@@ -3423,7 +3328,19 @@
             <w:rPr>
               <w:rFonts w:ascii="Cambria Math" w:hAnsi="Cambria Math"/>
             </w:rPr>
-            <m:t>=5,36 V</m:t>
+            <m:t>=5,3</m:t>
+          </m:r>
+          <m:r>
+            <w:rPr>
+              <w:rFonts w:ascii="Cambria Math" w:hAnsi="Cambria Math"/>
+            </w:rPr>
+            <m:t>7</m:t>
+          </m:r>
+          <m:r>
+            <w:rPr>
+              <w:rFonts w:ascii="Cambria Math" w:hAnsi="Cambria Math"/>
+            </w:rPr>
+            <m:t> V</m:t>
           </m:r>
         </m:oMath>
       </m:oMathPara>
@@ -3802,13 +3719,7 @@
             <w:rPr>
               <w:rFonts w:ascii="Cambria Math" w:hAnsi="Cambria Math"/>
             </w:rPr>
-            <m:t xml:space="preserve"> </m:t>
-          </m:r>
-          <m:r>
-            <w:rPr>
-              <w:rFonts w:ascii="Cambria Math" w:hAnsi="Cambria Math"/>
-            </w:rPr>
-            <m:t>=</m:t>
+            <m:t xml:space="preserve"> =</m:t>
           </m:r>
           <m:f>
             <m:fPr>
@@ -3825,25 +3736,19 @@
                 <w:rPr>
                   <w:rFonts w:ascii="Cambria Math" w:hAnsi="Cambria Math"/>
                 </w:rPr>
-                <m:t>5,36</m:t>
+                <m:t>5,3</m:t>
               </m:r>
               <m:r>
                 <w:rPr>
                   <w:rFonts w:ascii="Cambria Math" w:hAnsi="Cambria Math"/>
                 </w:rPr>
-                <m:t xml:space="preserve"> V</m:t>
+                <m:t>7</m:t>
               </m:r>
               <m:r>
                 <w:rPr>
                   <w:rFonts w:ascii="Cambria Math" w:hAnsi="Cambria Math"/>
                 </w:rPr>
-                <m:t xml:space="preserve"> -0,70</m:t>
-              </m:r>
-              <m:r>
-                <w:rPr>
-                  <w:rFonts w:ascii="Cambria Math" w:hAnsi="Cambria Math"/>
-                </w:rPr>
-                <m:t xml:space="preserve"> V</m:t>
+                <m:t xml:space="preserve"> V -0,70 V</m:t>
               </m:r>
             </m:num>
             <m:den>
@@ -4175,13 +4080,7 @@
             <w:rPr>
               <w:rFonts w:ascii="Cambria Math" w:hAnsi="Cambria Math"/>
             </w:rPr>
-            <m:t>=</m:t>
-          </m:r>
-          <m:r>
-            <w:rPr>
-              <w:rFonts w:ascii="Cambria Math" w:hAnsi="Cambria Math"/>
-            </w:rPr>
-            <m:t>(8,00 V-</m:t>
+            <m:t>=(8,00 V-</m:t>
           </m:r>
           <m:d>
             <m:dPr>
@@ -4235,31 +4134,7 @@
                 <w:rPr>
                   <w:rFonts w:ascii="Cambria Math" w:hAnsi="Cambria Math"/>
                 </w:rPr>
-                <m:t>4,30</m:t>
-              </m:r>
-              <m:r>
-                <w:rPr>
-                  <w:rFonts w:ascii="Cambria Math" w:hAnsi="Cambria Math"/>
-                </w:rPr>
-                <m:t xml:space="preserve"> kΩ</m:t>
-              </m:r>
-              <m:r>
-                <w:rPr>
-                  <w:rFonts w:ascii="Cambria Math" w:hAnsi="Cambria Math"/>
-                </w:rPr>
-                <m:t xml:space="preserve"> </m:t>
-              </m:r>
-              <m:r>
-                <w:rPr>
-                  <w:rFonts w:ascii="Cambria Math" w:hAnsi="Cambria Math"/>
-                </w:rPr>
-                <m:t>+2,20</m:t>
-              </m:r>
-              <m:r>
-                <w:rPr>
-                  <w:rFonts w:ascii="Cambria Math" w:hAnsi="Cambria Math"/>
-                </w:rPr>
-                <m:t xml:space="preserve"> kΩ</m:t>
+                <m:t>4,30 kΩ +2,20 kΩ</m:t>
               </m:r>
             </m:e>
           </m:d>
@@ -4292,26 +4167,30 @@
       </w:pPr>
       <w:r>
         <w:rPr>
-          <w:rFonts w:ascii="Calibri" w:hAnsi="Calibri"/>
-          <w:iCs/>
-        </w:rPr>
-        <w:t xml:space="preserve">Wyniki pomiarów są identyczne teoretycnym poza </w:t>
+          <w:rFonts w:asciiTheme="minorHAnsi" w:hAnsiTheme="minorHAnsi" w:cstheme="minorHAnsi"/>
+        </w:rPr>
+        <w:t>Wyniki pomiarowe są więc bardzo bliskie wartościom teoretycznym</w:t>
+      </w:r>
+      <w:r>
+        <w:rPr>
+          <w:rFonts w:asciiTheme="minorHAnsi" w:hAnsiTheme="minorHAnsi" w:cstheme="minorHAnsi"/>
+        </w:rPr>
+        <w:t xml:space="preserve"> (Rozbieżność w przypadku wartości </w:t>
       </w:r>
       <m:oMath>
         <m:sSub>
           <m:sSubPr>
             <m:ctrlPr>
               <w:rPr>
-                <w:rFonts w:ascii="Cambria Math" w:hAnsi="Cambria Math"/>
+                <w:rFonts w:ascii="Cambria Math" w:hAnsi="Cambria Math" w:cstheme="minorHAnsi"/>
                 <w:i/>
-                <w:iCs/>
               </w:rPr>
             </m:ctrlPr>
           </m:sSubPr>
           <m:e>
             <m:r>
               <w:rPr>
-                <w:rFonts w:ascii="Cambria Math" w:hAnsi="Cambria Math"/>
+                <w:rFonts w:ascii="Cambria Math" w:hAnsi="Cambria Math" w:cstheme="minorHAnsi"/>
               </w:rPr>
               <m:t>U</m:t>
             </m:r>
@@ -4319,7 +4198,53 @@
           <m:sub>
             <m:r>
               <w:rPr>
-                <w:rFonts w:ascii="Cambria Math" w:hAnsi="Cambria Math"/>
+                <w:rFonts w:ascii="Cambria Math" w:hAnsi="Cambria Math" w:cstheme="minorHAnsi"/>
+              </w:rPr>
+              <m:t>R2</m:t>
+            </m:r>
+          </m:sub>
+        </m:sSub>
+      </m:oMath>
+      <w:r>
+        <w:rPr>
+          <w:rFonts w:asciiTheme="minorHAnsi" w:hAnsiTheme="minorHAnsi" w:cstheme="minorHAnsi"/>
+        </w:rPr>
+        <w:t xml:space="preserve"> wynosi 0,7%, natomiastw </w:t>
+      </w:r>
+      <w:r>
+        <w:rPr>
+          <w:rFonts w:asciiTheme="minorHAnsi" w:hAnsiTheme="minorHAnsi" w:cstheme="minorHAnsi"/>
+        </w:rPr>
+        <w:t xml:space="preserve">w </w:t>
+      </w:r>
+      <w:r>
+        <w:rPr>
+          <w:rFonts w:asciiTheme="minorHAnsi" w:hAnsiTheme="minorHAnsi" w:cstheme="minorHAnsi"/>
+        </w:rPr>
+        <w:t xml:space="preserve">prypadku </w:t>
+      </w:r>
+      <m:oMath>
+        <m:sSub>
+          <m:sSubPr>
+            <m:ctrlPr>
+              <w:rPr>
+                <w:rFonts w:ascii="Cambria Math" w:hAnsi="Cambria Math" w:cstheme="minorHAnsi"/>
+                <w:i/>
+              </w:rPr>
+            </m:ctrlPr>
+          </m:sSubPr>
+          <m:e>
+            <m:r>
+              <w:rPr>
+                <w:rFonts w:ascii="Cambria Math" w:hAnsi="Cambria Math" w:cstheme="minorHAnsi"/>
+              </w:rPr>
+              <m:t>U</m:t>
+            </m:r>
+          </m:e>
+          <m:sub>
+            <m:r>
+              <w:rPr>
+                <w:rFonts w:ascii="Cambria Math" w:hAnsi="Cambria Math" w:cstheme="minorHAnsi"/>
               </w:rPr>
               <m:t>CE</m:t>
             </m:r>
@@ -4328,37 +4253,110 @@
       </m:oMath>
       <w:r>
         <w:rPr>
-          <w:rFonts w:ascii="Calibri" w:hAnsi="Calibri"/>
-          <w:iCs/>
-        </w:rPr>
-        <w:t>, które rózni się o 1,69%. Poniważ używamy rezystorów z szeregu E24 które mają typową tolerancję ±5% uznawamy</w:t>
-      </w:r>
-      <w:r>
-        <w:rPr>
-          <w:rFonts w:ascii="Calibri" w:hAnsi="Calibri"/>
-          <w:iCs/>
-        </w:rPr>
-        <w:t xml:space="preserve"> tą rozbieżność za akceptowalną</w:t>
-      </w:r>
-      <w:r>
-        <w:rPr>
-          <w:rFonts w:ascii="Calibri" w:hAnsi="Calibri"/>
-          <w:iCs/>
+          <w:rFonts w:asciiTheme="minorHAnsi" w:hAnsiTheme="minorHAnsi" w:cstheme="minorHAnsi"/>
+        </w:rPr>
+        <w:t xml:space="preserve"> obserwujemy rozbieżność ok. 1,6%</w:t>
+      </w:r>
+      <w:r>
+        <w:rPr>
+          <w:rFonts w:asciiTheme="minorHAnsi" w:hAnsiTheme="minorHAnsi" w:cstheme="minorHAnsi"/>
+        </w:rPr>
+        <w:t>)</w:t>
+      </w:r>
+      <w:r>
+        <w:rPr>
+          <w:rFonts w:asciiTheme="minorHAnsi" w:hAnsiTheme="minorHAnsi" w:cstheme="minorHAnsi"/>
         </w:rPr>
         <w:t>.</w:t>
       </w:r>
-    </w:p>
-    <w:p>
-      <w:pPr>
-        <w:pStyle w:val="Standard"/>
-        <w:rPr>
-          <w:rFonts w:ascii="Calibri" w:hAnsi="Calibri"/>
-        </w:rPr>
-      </w:pPr>
-    </w:p>
-    <w:p>
-      <w:pPr>
-        <w:pStyle w:val="Standard"/>
+      <w:r>
+        <w:t xml:space="preserve"> </w:t>
+      </w:r>
+      <w:r>
+        <w:rPr>
+          <w:rFonts w:ascii="Calibri" w:hAnsi="Calibri"/>
+          <w:iCs/>
+        </w:rPr>
+        <w:t>Poniważ używamy rezystorów z szeregu E24 które mają typową tolerancję ±5% uzna</w:t>
+      </w:r>
+      <w:r>
+        <w:rPr>
+          <w:rFonts w:ascii="Calibri" w:hAnsi="Calibri"/>
+          <w:iCs/>
+        </w:rPr>
+        <w:t>wa</w:t>
+      </w:r>
+      <w:r>
+        <w:rPr>
+          <w:rFonts w:ascii="Calibri" w:hAnsi="Calibri"/>
+          <w:iCs/>
+        </w:rPr>
+        <w:t>my</w:t>
+      </w:r>
+      <w:r>
+        <w:rPr>
+          <w:rFonts w:ascii="Calibri" w:hAnsi="Calibri"/>
+          <w:iCs/>
+        </w:rPr>
+        <w:t xml:space="preserve"> t</w:t>
+      </w:r>
+      <w:r>
+        <w:rPr>
+          <w:rFonts w:ascii="Calibri" w:hAnsi="Calibri"/>
+          <w:iCs/>
+        </w:rPr>
+        <w:t>e</w:t>
+      </w:r>
+      <w:r>
+        <w:rPr>
+          <w:rFonts w:ascii="Calibri" w:hAnsi="Calibri"/>
+          <w:iCs/>
+        </w:rPr>
+        <w:t xml:space="preserve"> rozbieżnoś</w:t>
+      </w:r>
+      <w:r>
+        <w:rPr>
+          <w:rFonts w:ascii="Calibri" w:hAnsi="Calibri"/>
+          <w:iCs/>
+        </w:rPr>
+        <w:t>ci</w:t>
+      </w:r>
+      <w:r>
+        <w:rPr>
+          <w:rFonts w:ascii="Calibri" w:hAnsi="Calibri"/>
+          <w:iCs/>
+        </w:rPr>
+        <w:t xml:space="preserve"> za akceptowaln</w:t>
+      </w:r>
+      <w:r>
+        <w:rPr>
+          <w:rFonts w:ascii="Calibri" w:hAnsi="Calibri"/>
+          <w:iCs/>
+        </w:rPr>
+        <w:t>e</w:t>
+      </w:r>
+      <w:r>
+        <w:rPr>
+          <w:rFonts w:ascii="Calibri" w:hAnsi="Calibri"/>
+          <w:iCs/>
+        </w:rPr>
+        <w:t>.</w:t>
+      </w:r>
+    </w:p>
+    <w:p>
+      <w:pPr>
+        <w:pStyle w:val="Standard"/>
+        <w:rPr>
+          <w:rFonts w:ascii="Calibri" w:hAnsi="Calibri"/>
+        </w:rPr>
+      </w:pPr>
+    </w:p>
+    <w:p>
+      <w:pPr>
+        <w:pStyle w:val="Standard"/>
+        <w:rPr>
+          <w:rFonts w:hint="eastAsia"/>
+        </w:rPr>
       </w:pPr>
       <w:r>
         <w:rPr>
@@ -4411,18 +4409,15 @@
     <w:p>
       <w:pPr>
         <w:pStyle w:val="Standard"/>
-      </w:pPr>
-      <w:r>
-        <w:rPr>
-          <w:rFonts w:ascii="Calibri" w:hAnsi="Calibri"/>
-        </w:rPr>
-        <w:t xml:space="preserve">W generatorze </w:t>
-      </w:r>
-      <w:r>
-        <w:rPr>
-          <w:rFonts w:ascii="Calibri" w:hAnsi="Calibri"/>
-        </w:rPr>
-        <w:t>ustawiono:</w:t>
+        <w:rPr>
+          <w:rFonts w:hint="eastAsia"/>
+        </w:rPr>
+      </w:pPr>
+      <w:r>
+        <w:rPr>
+          <w:rFonts w:ascii="Calibri" w:hAnsi="Calibri"/>
+        </w:rPr>
+        <w:t>W generatorze ustawiono:</w:t>
       </w:r>
       <w:r>
         <w:rPr>
@@ -4452,12 +4447,15 @@
         <w:rPr>
           <w:rFonts w:ascii="Calibri" w:hAnsi="Calibri"/>
         </w:rPr>
-        <w:t> = 200 kHz</w:t>
-      </w:r>
-    </w:p>
-    <w:p>
-      <w:pPr>
-        <w:pStyle w:val="Standard"/>
+        <w:t> = 20 kHz</w:t>
+      </w:r>
+    </w:p>
+    <w:p>
+      <w:pPr>
+        <w:pStyle w:val="Standard"/>
+        <w:rPr>
+          <w:rFonts w:hint="eastAsia"/>
+        </w:rPr>
       </w:pPr>
       <w:r>
         <w:rPr>
@@ -4519,6 +4517,9 @@
     <w:p>
       <w:pPr>
         <w:pStyle w:val="Standard"/>
+        <w:rPr>
+          <w:rFonts w:hint="eastAsia"/>
+        </w:rPr>
       </w:pPr>
       <w:r>
         <w:rPr>
@@ -4563,20 +4564,21 @@
         </w:rPr>
         <w:t>nieliniowosc i prostota obliczen</w:t>
       </w:r>
-      <w:bookmarkStart w:id="0" w:name="_GoBack"/>
-      <w:bookmarkEnd w:id="0"/>
-    </w:p>
-    <w:p>
-      <w:pPr>
-        <w:pStyle w:val="Standard"/>
-        <w:rPr>
-          <w:rFonts w:ascii="Calibri" w:hAnsi="Calibri"/>
-        </w:rPr>
-      </w:pPr>
-    </w:p>
-    <w:p>
-      <w:pPr>
-        <w:pStyle w:val="Standard"/>
+    </w:p>
+    <w:p>
+      <w:pPr>
+        <w:pStyle w:val="Standard"/>
+        <w:rPr>
+          <w:rFonts w:ascii="Calibri" w:hAnsi="Calibri"/>
+        </w:rPr>
+      </w:pPr>
+    </w:p>
+    <w:p>
+      <w:pPr>
+        <w:pStyle w:val="Standard"/>
+        <w:rPr>
+          <w:rFonts w:hint="eastAsia"/>
+        </w:rPr>
       </w:pPr>
       <w:r>
         <w:rPr>
@@ -4605,20 +4607,29 @@
         <w:rPr>
           <w:rFonts w:ascii="Calibri" w:hAnsi="Calibri"/>
         </w:rPr>
-        <w:t> = 261,34 mV</w:t>
-      </w:r>
-    </w:p>
-    <w:p>
-      <w:pPr>
-        <w:pStyle w:val="Standard"/>
-        <w:rPr>
-          <w:rFonts w:ascii="Calibri" w:hAnsi="Calibri"/>
-        </w:rPr>
-      </w:pPr>
-    </w:p>
-    <w:p>
-      <w:pPr>
-        <w:pStyle w:val="Standard"/>
+        <w:t> = </w:t>
+      </w:r>
+      <w:r>
+        <w:rPr>
+          <w:rFonts w:ascii="Calibri" w:hAnsi="Calibri"/>
+        </w:rPr>
+        <w:t>2,6134 V</w:t>
+      </w:r>
+    </w:p>
+    <w:p>
+      <w:pPr>
+        <w:pStyle w:val="Standard"/>
+        <w:rPr>
+          <w:rFonts w:ascii="Calibri" w:hAnsi="Calibri"/>
+        </w:rPr>
+      </w:pPr>
+    </w:p>
+    <w:p>
+      <w:pPr>
+        <w:pStyle w:val="Standard"/>
+        <w:rPr>
+          <w:rFonts w:hint="eastAsia"/>
+        </w:rPr>
       </w:pPr>
       <w:r>
         <w:rPr>
@@ -4631,17 +4642,9 @@
         </w:rPr>
         <w:lastRenderedPageBreak/>
         <w:drawing>
-          <wp:anchor distT="0" distB="0" distL="114300" distR="114300" simplePos="0" relativeHeight="251659264" behindDoc="0" locked="0" layoutInCell="1" allowOverlap="1">
-            <wp:simplePos x="0" y="0"/>
-            <wp:positionH relativeFrom="column">
-              <wp:align>center</wp:align>
-            </wp:positionH>
-            <wp:positionV relativeFrom="paragraph">
-              <wp:align>top</wp:align>
-            </wp:positionV>
+          <wp:inline distT="0" distB="0" distL="0" distR="0" wp14:anchorId="31E82173" wp14:editId="2B26CE10">
             <wp:extent cx="4753444" cy="2784960"/>
-            <wp:effectExtent l="0" t="0" r="9056" b="0"/>
-            <wp:wrapSquare wrapText="bothSides"/>
+            <wp:effectExtent l="0" t="0" r="0" b="0"/>
             <wp:docPr id="2" name="Obraz2"/>
             <wp:cNvGraphicFramePr/>
             <a:graphic xmlns:a="http://schemas.openxmlformats.org/drawingml/2006/main">
@@ -4655,6 +4658,11 @@
                     <a:blip r:embed="rId9">
                       <a:lum/>
                       <a:alphaModFix/>
+                      <a:extLst>
+                        <a:ext uri="{28A0092B-C50C-407E-A947-70E740481C1C}">
+                          <a14:useLocalDpi xmlns:a14="http://schemas.microsoft.com/office/drawing/2010/main" val="0"/>
+                        </a:ext>
+                      </a:extLst>
                     </a:blip>
                     <a:srcRect/>
                     <a:stretch>
@@ -4678,7 +4686,7 @@
                 </pic:pic>
               </a:graphicData>
             </a:graphic>
-          </wp:anchor>
+          </wp:inline>
         </w:drawing>
       </w:r>
     </w:p>
@@ -4701,26 +4709,23 @@
         <w:rPr>
           <w:rFonts w:ascii="Calibri" w:hAnsi="Calibri"/>
         </w:rPr>
-        <w:t>Na tej po</w:t>
-      </w:r>
-      <w:r>
-        <w:rPr>
-          <w:rFonts w:ascii="Calibri" w:hAnsi="Calibri"/>
-        </w:rPr>
-        <w:t>dstawie wyznaczono wzmocnienie napięciowe:</w:t>
-      </w:r>
-    </w:p>
-    <w:p>
-      <w:pPr>
-        <w:pStyle w:val="Standard"/>
-        <w:rPr>
-          <w:rFonts w:ascii="Calibri" w:hAnsi="Calibri"/>
-        </w:rPr>
-      </w:pPr>
-    </w:p>
-    <w:p>
-      <w:pPr>
-        <w:pStyle w:val="Standard"/>
+        <w:t>Na tej podstawie wyznaczono wzmocnienie napięciowe:</w:t>
+      </w:r>
+    </w:p>
+    <w:p>
+      <w:pPr>
+        <w:pStyle w:val="Standard"/>
+        <w:rPr>
+          <w:rFonts w:ascii="Calibri" w:hAnsi="Calibri"/>
+        </w:rPr>
+      </w:pPr>
+    </w:p>
+    <w:p>
+      <w:pPr>
+        <w:pStyle w:val="Standard"/>
+        <w:rPr>
+          <w:rFonts w:hint="eastAsia"/>
+        </w:rPr>
       </w:pPr>
       <w:r>
         <w:rPr>
@@ -4743,8 +4748,118 @@
         <w:rPr>
           <w:rFonts w:ascii="Calibri" w:hAnsi="Calibri"/>
         </w:rPr>
-        <w:t> = 260</w:t>
-      </w:r>
+        <w:t> =</w:t>
+      </w:r>
+      <w:r>
+        <w:rPr>
+          <w:rFonts w:ascii="Calibri" w:hAnsi="Calibri" w:cs="Calibri"/>
+        </w:rPr>
+        <w:t xml:space="preserve"> </w:t>
+      </w:r>
+      <m:oMath>
+        <m:f>
+          <m:fPr>
+            <m:ctrlPr>
+              <w:rPr>
+                <w:rFonts w:ascii="Cambria Math" w:hAnsi="Cambria Math" w:cs="Calibri"/>
+                <w:i/>
+              </w:rPr>
+            </m:ctrlPr>
+          </m:fPr>
+          <m:num>
+            <m:sSub>
+              <m:sSubPr>
+                <m:ctrlPr>
+                  <w:rPr>
+                    <w:rFonts w:ascii="Cambria Math" w:hAnsi="Cambria Math" w:cs="Calibri"/>
+                    <w:i/>
+                  </w:rPr>
+                </m:ctrlPr>
+              </m:sSubPr>
+              <m:e>
+                <m:r>
+                  <w:rPr>
+                    <w:rFonts w:ascii="Cambria Math" w:hAnsi="Cambria Math" w:cs="Calibri"/>
+                  </w:rPr>
+                  <m:t>U</m:t>
+                </m:r>
+              </m:e>
+              <m:sub>
+                <m:r>
+                  <w:rPr>
+                    <w:rFonts w:ascii="Cambria Math" w:hAnsi="Cambria Math" w:cs="Calibri"/>
+                  </w:rPr>
+                  <m:t>BJT</m:t>
+                </m:r>
+              </m:sub>
+            </m:sSub>
+          </m:num>
+          <m:den>
+            <m:r>
+              <w:rPr>
+                <w:rFonts w:ascii="Cambria Math" w:hAnsi="Cambria Math" w:cs="Calibri"/>
+              </w:rPr>
+              <m:t>Eg</m:t>
+            </m:r>
+          </m:den>
+        </m:f>
+        <m:r>
+          <w:rPr>
+            <w:rFonts w:ascii="Cambria Math" w:hAnsi="Cambria Math" w:cs="Calibri"/>
+          </w:rPr>
+          <m:t xml:space="preserve"> = </m:t>
+        </m:r>
+        <m:f>
+          <m:fPr>
+            <m:ctrlPr>
+              <w:rPr>
+                <w:rFonts w:ascii="Cambria Math" w:hAnsi="Cambria Math" w:cs="Calibri"/>
+                <w:i/>
+              </w:rPr>
+            </m:ctrlPr>
+          </m:fPr>
+          <m:num>
+            <m:r>
+              <w:rPr>
+                <w:rFonts w:ascii="Cambria Math" w:hAnsi="Cambria Math" w:cs="Calibri"/>
+              </w:rPr>
+              <m:t>2,6134 V</m:t>
+            </m:r>
+          </m:num>
+          <m:den>
+            <m:r>
+              <w:rPr>
+                <w:rFonts w:ascii="Cambria Math" w:hAnsi="Cambria Math" w:cs="Calibri"/>
+              </w:rPr>
+              <m:t>0,01 V</m:t>
+            </m:r>
+          </m:den>
+        </m:f>
+        <m:r>
+          <w:rPr>
+            <w:rFonts w:ascii="Cambria Math" w:hAnsi="Cambria Math" w:cs="Calibri"/>
+          </w:rPr>
+          <m:t xml:space="preserve"> </m:t>
+        </m:r>
+        <m:r>
+          <w:rPr>
+            <w:rFonts w:ascii="Cambria Math" w:hAnsi="Cambria Math" w:cs="Calibri"/>
+          </w:rPr>
+          <m:t>≈</m:t>
+        </m:r>
+        <m:r>
+          <w:rPr>
+            <w:rFonts w:ascii="Cambria Math" w:hAnsi="Cambria Math" w:cs="Calibri"/>
+          </w:rPr>
+          <m:t xml:space="preserve"> 26</m:t>
+        </m:r>
+        <m:r>
+          <w:rPr>
+            <w:rFonts w:ascii="Cambria Math" w:hAnsi="Cambria Math" w:cs="Calibri"/>
+          </w:rPr>
+          <m:t>0</m:t>
+        </m:r>
+      </m:oMath>
     </w:p>
     <w:p>
       <w:pPr>
@@ -4776,25 +4891,410 @@
       <w:pPr>
         <w:pStyle w:val="Standard"/>
         <w:rPr>
-          <w:rFonts w:ascii="Calibri" w:hAnsi="Calibri"/>
-          <w:i/>
-          <w:iCs/>
-        </w:rPr>
-      </w:pPr>
-    </w:p>
-    <w:p>
-      <w:pPr>
-        <w:pStyle w:val="Standard"/>
-        <w:rPr>
-          <w:rFonts w:ascii="Calibri" w:hAnsi="Calibri"/>
-          <w:i/>
-          <w:iCs/>
-        </w:rPr>
-      </w:pPr>
-    </w:p>
-    <w:p>
-      <w:pPr>
-        <w:pStyle w:val="Standard"/>
+          <w:rFonts w:asciiTheme="minorHAnsi" w:hAnsiTheme="minorHAnsi" w:cstheme="minorHAnsi"/>
+          <w:i/>
+          <w:iCs/>
+        </w:rPr>
+      </w:pPr>
+    </w:p>
+    <w:p>
+      <w:pPr>
+        <w:pStyle w:val="Standard"/>
+        <w:rPr>
+          <w:rFonts w:asciiTheme="minorHAnsi" w:hAnsiTheme="minorHAnsi" w:cstheme="minorHAnsi"/>
+        </w:rPr>
+      </w:pPr>
+      <w:r>
+        <w:rPr>
+          <w:rFonts w:asciiTheme="minorHAnsi" w:hAnsiTheme="minorHAnsi" w:cstheme="minorHAnsi"/>
+        </w:rPr>
+        <w:t>Dla tranzystora bipolarnego:</w:t>
+      </w:r>
+      <w:r>
+        <w:rPr>
+          <w:rFonts w:asciiTheme="minorHAnsi" w:hAnsiTheme="minorHAnsi" w:cstheme="minorHAnsi"/>
+        </w:rPr>
+        <w:t xml:space="preserve"> </w:t>
+      </w:r>
+      <m:oMath>
+        <m:r>
+          <w:rPr>
+            <w:rFonts w:ascii="Cambria Math" w:hAnsi="Cambria Math" w:cstheme="minorHAnsi"/>
+          </w:rPr>
+          <m:t xml:space="preserve">gm =  </m:t>
+        </m:r>
+        <m:f>
+          <m:fPr>
+            <m:ctrlPr>
+              <w:rPr>
+                <w:rFonts w:ascii="Cambria Math" w:hAnsi="Cambria Math" w:cstheme="minorHAnsi"/>
+                <w:i/>
+              </w:rPr>
+            </m:ctrlPr>
+          </m:fPr>
+          <m:num>
+            <m:r>
+              <w:rPr>
+                <w:rFonts w:ascii="Cambria Math" w:hAnsi="Cambria Math" w:cstheme="minorHAnsi"/>
+              </w:rPr>
+              <m:t>IC</m:t>
+            </m:r>
+          </m:num>
+          <m:den>
+            <m:r>
+              <w:rPr>
+                <w:rFonts w:ascii="Cambria Math" w:hAnsi="Cambria Math" w:cstheme="minorHAnsi"/>
+              </w:rPr>
+              <m:t>φT</m:t>
+            </m:r>
+          </m:den>
+        </m:f>
+        <m:r>
+          <w:rPr>
+            <w:rFonts w:ascii="Cambria Math" w:hAnsi="Cambria Math" w:cstheme="minorHAnsi"/>
+          </w:rPr>
+          <m:t xml:space="preserve"> </m:t>
+        </m:r>
+      </m:oMath>
+      <w:r>
+        <w:rPr>
+          <w:rFonts w:asciiTheme="minorHAnsi" w:hAnsiTheme="minorHAnsi" w:cstheme="minorHAnsi"/>
+        </w:rPr>
+        <w:t xml:space="preserve"> </w:t>
+      </w:r>
+    </w:p>
+    <w:p>
+      <w:pPr>
+        <w:pStyle w:val="Standard"/>
+        <w:rPr>
+          <w:rFonts w:asciiTheme="minorHAnsi" w:hAnsiTheme="minorHAnsi" w:cstheme="minorHAnsi"/>
+        </w:rPr>
+      </w:pPr>
+    </w:p>
+    <w:p>
+      <w:pPr>
+        <w:pStyle w:val="Standard"/>
+        <w:rPr>
+          <w:rFonts w:asciiTheme="minorHAnsi" w:hAnsiTheme="minorHAnsi" w:cstheme="minorHAnsi"/>
+        </w:rPr>
+      </w:pPr>
+      <w:r>
+        <w:rPr>
+          <w:rFonts w:asciiTheme="minorHAnsi" w:hAnsiTheme="minorHAnsi" w:cstheme="minorHAnsi"/>
+        </w:rPr>
+        <w:t xml:space="preserve">Przyjmując </w:t>
+      </w:r>
+      <m:oMath>
+        <m:r>
+          <w:rPr>
+            <w:rStyle w:val="HTML"/>
+            <w:rFonts w:ascii="Cambria Math" w:eastAsia="SimSun" w:hAnsi="Cambria Math" w:cstheme="minorHAnsi"/>
+            <w:sz w:val="24"/>
+            <w:szCs w:val="24"/>
+          </w:rPr>
+          <m:t>φT ≈ 25 mV</m:t>
+        </m:r>
+        <m:r>
+          <w:rPr>
+            <w:rFonts w:ascii="Cambria Math" w:hAnsi="Cambria Math" w:cstheme="minorHAnsi"/>
+          </w:rPr>
+          <m:t xml:space="preserve"> i </m:t>
+        </m:r>
+        <m:r>
+          <w:rPr>
+            <w:rStyle w:val="HTML"/>
+            <w:rFonts w:ascii="Cambria Math" w:eastAsia="SimSun" w:hAnsi="Cambria Math" w:cstheme="minorHAnsi"/>
+            <w:sz w:val="24"/>
+            <w:szCs w:val="24"/>
+          </w:rPr>
+          <m:t>IC ≈ 2,12 mA</m:t>
+        </m:r>
+        <m:r>
+          <w:rPr>
+            <w:rFonts w:ascii="Cambria Math" w:hAnsi="Cambria Math" w:cstheme="minorHAnsi"/>
+          </w:rPr>
+          <m:t>:</m:t>
+        </m:r>
+      </m:oMath>
+    </w:p>
+    <w:p>
+      <w:pPr>
+        <w:pStyle w:val="Standard"/>
+        <w:rPr>
+          <w:rFonts w:asciiTheme="minorHAnsi" w:hAnsiTheme="minorHAnsi" w:cstheme="minorHAnsi"/>
+        </w:rPr>
+      </w:pPr>
+    </w:p>
+    <w:p>
+      <w:pPr>
+        <w:pStyle w:val="Standard"/>
+        <w:rPr>
+          <w:rFonts w:asciiTheme="minorHAnsi" w:hAnsiTheme="minorHAnsi" w:cstheme="minorHAnsi"/>
+        </w:rPr>
+      </w:pPr>
+      <m:oMath>
+        <m:r>
+          <w:rPr>
+            <w:rFonts w:ascii="Cambria Math" w:hAnsi="Cambria Math" w:cstheme="minorHAnsi"/>
+          </w:rPr>
+          <m:t xml:space="preserve">gm =  </m:t>
+        </m:r>
+        <m:f>
+          <m:fPr>
+            <m:ctrlPr>
+              <w:rPr>
+                <w:rFonts w:ascii="Cambria Math" w:hAnsi="Cambria Math" w:cstheme="minorHAnsi"/>
+                <w:i/>
+              </w:rPr>
+            </m:ctrlPr>
+          </m:fPr>
+          <m:num>
+            <m:r>
+              <w:rPr>
+                <w:rFonts w:ascii="Cambria Math" w:hAnsi="Cambria Math" w:cstheme="minorHAnsi"/>
+              </w:rPr>
+              <m:t>2,12 mA</m:t>
+            </m:r>
+          </m:num>
+          <m:den>
+            <m:r>
+              <w:rPr>
+                <w:rFonts w:ascii="Cambria Math" w:hAnsi="Cambria Math" w:cstheme="minorHAnsi"/>
+              </w:rPr>
+              <m:t>25 mV</m:t>
+            </m:r>
+          </m:den>
+        </m:f>
+        <m:r>
+          <w:rPr>
+            <w:rFonts w:ascii="Cambria Math" w:hAnsi="Cambria Math" w:cstheme="minorHAnsi"/>
+          </w:rPr>
+          <m:t xml:space="preserve"> </m:t>
+        </m:r>
+        <m:r>
+          <w:rPr>
+            <w:rFonts w:ascii="Cambria Math" w:hAnsi="Cambria Math" w:cstheme="minorHAnsi"/>
+          </w:rPr>
+          <m:t xml:space="preserve"> </m:t>
+        </m:r>
+        <m:r>
+          <m:rPr>
+            <m:sty m:val="p"/>
+          </m:rPr>
+          <w:rPr>
+            <w:rFonts w:ascii="Cambria Math" w:hAnsi="Cambria Math"/>
+          </w:rPr>
+          <m:t>= 0,0848 S</m:t>
+        </m:r>
+      </m:oMath>
+      <w:r>
+        <w:rPr>
+          <w:rFonts w:asciiTheme="minorHAnsi" w:hAnsiTheme="minorHAnsi" w:cstheme="minorHAnsi"/>
+        </w:rPr>
+        <w:t xml:space="preserve"> </w:t>
+      </w:r>
+    </w:p>
+    <w:p>
+      <w:pPr>
+        <w:pStyle w:val="Standard"/>
+        <w:rPr>
+          <w:rFonts w:asciiTheme="minorHAnsi" w:hAnsiTheme="minorHAnsi" w:cstheme="minorHAnsi"/>
+        </w:rPr>
+      </w:pPr>
+    </w:p>
+    <w:p>
+      <w:pPr>
+        <w:pStyle w:val="Standard"/>
+        <w:rPr>
+          <w:rFonts w:ascii="Calibri" w:hAnsi="Calibri" w:cs="Calibri"/>
+        </w:rPr>
+      </w:pPr>
+      <w:r>
+        <w:rPr>
+          <w:rFonts w:ascii="Calibri" w:hAnsi="Calibri" w:cs="Calibri"/>
+        </w:rPr>
+        <w:t>Dla najprostszego modelu nieobciążonego wzmacniacza WE:</w:t>
+      </w:r>
+    </w:p>
+    <w:p>
+      <w:pPr>
+        <w:pStyle w:val="Standard"/>
+        <w:rPr>
+          <w:rFonts w:ascii="Calibri" w:hAnsi="Calibri" w:cs="Calibri"/>
+        </w:rPr>
+      </w:pPr>
+    </w:p>
+    <w:p>
+      <w:pPr>
+        <w:pStyle w:val="Standard"/>
+        <w:rPr>
+          <w:rFonts w:ascii="Calibri" w:hAnsi="Calibri" w:cs="Calibri"/>
+        </w:rPr>
+      </w:pPr>
+      <m:oMathPara>
+        <m:oMathParaPr>
+          <m:jc m:val="left"/>
+        </m:oMathParaPr>
+        <m:oMath>
+          <m:r>
+            <w:rPr>
+              <w:rFonts w:ascii="Cambria Math" w:hAnsi="Cambria Math"/>
+            </w:rPr>
+            <m:t xml:space="preserve">|ku| ≈ gm * </m:t>
+          </m:r>
+          <m:sSub>
+            <m:sSubPr>
+              <m:ctrlPr>
+                <w:rPr>
+                  <w:rFonts w:ascii="Cambria Math" w:hAnsi="Cambria Math"/>
+                  <w:i/>
+                </w:rPr>
+              </m:ctrlPr>
+            </m:sSubPr>
+            <m:e>
+              <m:r>
+                <w:rPr>
+                  <w:rFonts w:ascii="Cambria Math" w:hAnsi="Cambria Math"/>
+                </w:rPr>
+                <m:t>R</m:t>
+              </m:r>
+            </m:e>
+            <m:sub>
+              <m:r>
+                <w:rPr>
+                  <w:rFonts w:ascii="Cambria Math" w:hAnsi="Cambria Math"/>
+                </w:rPr>
+                <m:t>3</m:t>
+              </m:r>
+            </m:sub>
+          </m:sSub>
+          <m:r>
+            <w:rPr>
+              <w:rFonts w:ascii="Cambria Math" w:hAnsi="Cambria Math"/>
+            </w:rPr>
+            <m:t xml:space="preserve"> = 0,0848 * 4,3 kΩ ≈ 364,</m:t>
+          </m:r>
+          <m:r>
+            <w:rPr>
+              <w:rFonts w:ascii="Cambria Math" w:hAnsi="Cambria Math"/>
+            </w:rPr>
+            <m:t>6</m:t>
+          </m:r>
+        </m:oMath>
+      </m:oMathPara>
+    </w:p>
+    <w:p>
+      <w:pPr>
+        <w:pStyle w:val="Standard"/>
+        <w:rPr>
+          <w:rFonts w:ascii="Calibri" w:hAnsi="Calibri" w:cs="Calibri"/>
+        </w:rPr>
+      </w:pPr>
+    </w:p>
+    <w:p>
+      <w:pPr>
+        <w:pStyle w:val="Standard"/>
+        <w:rPr>
+          <w:rFonts w:ascii="Calibri" w:hAnsi="Calibri" w:cs="Calibri"/>
+        </w:rPr>
+      </w:pPr>
+      <w:r>
+        <w:rPr>
+          <w:rFonts w:ascii="Calibri" w:hAnsi="Calibri" w:cs="Calibri"/>
+        </w:rPr>
+        <w:t xml:space="preserve">Wartość zmierzona </w:t>
+      </w:r>
+      <w:r>
+        <w:rPr>
+          <w:rStyle w:val="HTML"/>
+          <w:rFonts w:ascii="Calibri" w:eastAsia="SimSun" w:hAnsi="Calibri" w:cs="Calibri"/>
+          <w:sz w:val="24"/>
+          <w:szCs w:val="24"/>
+        </w:rPr>
+        <w:t>kuBJT ≈ 26</w:t>
+      </w:r>
+      <w:r>
+        <w:rPr>
+          <w:rStyle w:val="HTML"/>
+          <w:rFonts w:ascii="Calibri" w:eastAsia="SimSun" w:hAnsi="Calibri" w:cs="Calibri"/>
+          <w:sz w:val="24"/>
+          <w:szCs w:val="24"/>
+        </w:rPr>
+        <w:t>0</w:t>
+      </w:r>
+      <w:r>
+        <w:rPr>
+          <w:rFonts w:ascii="Calibri" w:hAnsi="Calibri" w:cs="Calibri"/>
+        </w:rPr>
+        <w:t xml:space="preserve"> jest mniejsza od wartości wynikającej z najprostszego modelu, ale nadal jest tego samego rzędu wielkości i można ją uznać za w pełni sensowną. Załączone opracowanie pokazuje, że wzór </w:t>
+      </w:r>
+      <m:oMath>
+        <m:r>
+          <w:rPr>
+            <w:rStyle w:val="HTML"/>
+            <w:rFonts w:ascii="Cambria Math" w:eastAsia="SimSun" w:hAnsi="Cambria Math" w:cs="Calibri"/>
+            <w:sz w:val="24"/>
+            <w:szCs w:val="24"/>
+          </w:rPr>
+          <m:t xml:space="preserve">ku ≈ -gm * </m:t>
+        </m:r>
+        <m:sSub>
+          <m:sSubPr>
+            <m:ctrlPr>
+              <w:rPr>
+                <w:rStyle w:val="HTML"/>
+                <w:rFonts w:ascii="Cambria Math" w:eastAsia="SimSun" w:hAnsi="Cambria Math" w:cs="Calibri"/>
+                <w:i/>
+                <w:sz w:val="24"/>
+                <w:szCs w:val="24"/>
+              </w:rPr>
+            </m:ctrlPr>
+          </m:sSubPr>
+          <m:e>
+            <m:r>
+              <w:rPr>
+                <w:rStyle w:val="HTML"/>
+                <w:rFonts w:ascii="Cambria Math" w:eastAsia="SimSun" w:hAnsi="Cambria Math" w:cs="Calibri"/>
+                <w:sz w:val="24"/>
+                <w:szCs w:val="24"/>
+              </w:rPr>
+              <m:t>R</m:t>
+            </m:r>
+          </m:e>
+          <m:sub>
+            <m:r>
+              <w:rPr>
+                <w:rStyle w:val="HTML"/>
+                <w:rFonts w:ascii="Cambria Math" w:eastAsia="SimSun" w:hAnsi="Cambria Math" w:cs="Calibri"/>
+                <w:sz w:val="24"/>
+                <w:szCs w:val="24"/>
+              </w:rPr>
+              <m:t>C</m:t>
+            </m:r>
+          </m:sub>
+        </m:sSub>
+      </m:oMath>
+      <w:r>
+        <w:rPr>
+          <w:rFonts w:ascii="Calibri" w:hAnsi="Calibri" w:cs="Calibri"/>
+        </w:rPr>
+        <w:t xml:space="preserve"> daje jedynie przybliżenie i rzeczywiste wzmocnienie zwykle wychodzi mniejsze.</w:t>
+      </w:r>
+    </w:p>
+    <w:p>
+      <w:pPr>
+        <w:pStyle w:val="Standard"/>
+        <w:rPr>
+          <w:rFonts w:ascii="Calibri" w:hAnsi="Calibri" w:cs="Calibri"/>
+        </w:rPr>
+      </w:pPr>
+    </w:p>
+    <w:p>
+      <w:pPr>
+        <w:pStyle w:val="Standard"/>
+        <w:rPr>
+          <w:rFonts w:hint="eastAsia"/>
+        </w:rPr>
       </w:pPr>
       <w:r>
         <w:rPr>
@@ -4847,6 +5347,9 @@
     <w:p>
       <w:pPr>
         <w:pStyle w:val="Standard"/>
+        <w:rPr>
+          <w:rFonts w:hint="eastAsia"/>
+        </w:rPr>
       </w:pPr>
       <w:r>
         <w:rPr>
@@ -4889,18 +5392,15 @@
     <w:p>
       <w:pPr>
         <w:pStyle w:val="Standard"/>
-      </w:pPr>
-      <w:r>
-        <w:rPr>
-          <w:rFonts w:ascii="Calibri" w:hAnsi="Calibri"/>
-        </w:rPr>
-        <w:t xml:space="preserve">Po dołączeniu obciążenia, na wyjściu </w:t>
-      </w:r>
-      <w:r>
-        <w:rPr>
-          <w:rFonts w:ascii="Calibri" w:hAnsi="Calibri"/>
-        </w:rPr>
-        <w:t xml:space="preserve">wzmacniacza zaobserwowano sygnał o wartości międzyszczytowej </w:t>
+        <w:rPr>
+          <w:rFonts w:hint="eastAsia"/>
+        </w:rPr>
+      </w:pPr>
+      <w:r>
+        <w:rPr>
+          <w:rFonts w:ascii="Calibri" w:hAnsi="Calibri"/>
+        </w:rPr>
+        <w:t xml:space="preserve">Po dołączeniu obciążenia, na wyjściu wzmacniacza zaobserwowano sygnał o wartości międzyszczytowej </w:t>
       </w:r>
       <w:r>
         <w:rPr>
@@ -4959,6 +5459,9 @@
     <w:p>
       <w:pPr>
         <w:pStyle w:val="Standard"/>
+        <w:rPr>
+          <w:rFonts w:hint="eastAsia"/>
+        </w:rPr>
       </w:pPr>
       <w:r>
         <w:rPr>
@@ -4995,13 +5498,17 @@
     <w:p>
       <w:pPr>
         <w:pStyle w:val="Standard"/>
-      </w:pPr>
-      <w:r>
-        <w:rPr>
-          <w:rFonts w:ascii="Calibri" w:hAnsi="Calibri"/>
-          <w:i/>
-          <w:iCs/>
-        </w:rPr>
+        <w:rPr>
+          <w:rFonts w:hint="eastAsia"/>
+        </w:rPr>
+      </w:pPr>
+      <w:r>
+        <w:rPr>
+          <w:rFonts w:ascii="Calibri" w:hAnsi="Calibri"/>
+          <w:i/>
+          <w:iCs/>
+        </w:rPr>
+        <w:lastRenderedPageBreak/>
         <w:t>Porównanie otrzymanej wartości z k</w:t>
       </w:r>
       <w:r>
@@ -5025,6 +5532,9 @@
     <w:p>
       <w:pPr>
         <w:pStyle w:val="Standard"/>
+        <w:rPr>
+          <w:rFonts w:hint="eastAsia"/>
+        </w:rPr>
       </w:pPr>
       <w:r>
         <w:rPr>
@@ -5032,9 +5542,8 @@
           <w:noProof/>
           <w:lang w:val="ru-RU" w:eastAsia="ru-RU" w:bidi="ar-SA"/>
         </w:rPr>
-        <w:lastRenderedPageBreak/>
         <w:drawing>
-          <wp:anchor distT="0" distB="0" distL="114300" distR="114300" simplePos="0" relativeHeight="2" behindDoc="0" locked="0" layoutInCell="1" allowOverlap="1">
+          <wp:anchor distT="0" distB="0" distL="114300" distR="114300" simplePos="0" relativeHeight="2" behindDoc="0" locked="0" layoutInCell="1" allowOverlap="1" wp14:anchorId="16FDB50B" wp14:editId="1E172E1B">
             <wp:simplePos x="0" y="0"/>
             <wp:positionH relativeFrom="column">
               <wp:align>center</wp:align>
@@ -5104,6 +5613,9 @@
     <w:p>
       <w:pPr>
         <w:pStyle w:val="Standard"/>
+        <w:rPr>
+          <w:rFonts w:hint="eastAsia"/>
+        </w:rPr>
       </w:pPr>
       <w:r>
         <w:rPr>
@@ -5156,18 +5668,15 @@
     <w:p>
       <w:pPr>
         <w:pStyle w:val="Standard"/>
-      </w:pPr>
-      <w:r>
-        <w:rPr>
-          <w:rFonts w:ascii="Calibri" w:hAnsi="Calibri"/>
-        </w:rPr>
-        <w:t>W generatorze us</w:t>
-      </w:r>
-      <w:r>
-        <w:rPr>
-          <w:rFonts w:ascii="Calibri" w:hAnsi="Calibri"/>
-        </w:rPr>
-        <w:t xml:space="preserve">tawiono częstotliwość sygnału </w:t>
+        <w:rPr>
+          <w:rFonts w:hint="eastAsia"/>
+        </w:rPr>
+      </w:pPr>
+      <w:r>
+        <w:rPr>
+          <w:rFonts w:ascii="Calibri" w:hAnsi="Calibri"/>
+        </w:rPr>
+        <w:t xml:space="preserve">W generatorze ustawiono częstotliwość sygnału </w:t>
       </w:r>
       <w:r>
         <w:rPr>
@@ -5196,6 +5705,9 @@
     <w:p>
       <w:pPr>
         <w:pStyle w:val="Standard"/>
+        <w:rPr>
+          <w:rFonts w:hint="eastAsia"/>
+        </w:rPr>
       </w:pPr>
       <w:r>
         <w:rPr>
@@ -5204,7 +5716,7 @@
           <w:lang w:val="ru-RU" w:eastAsia="ru-RU" w:bidi="ar-SA"/>
         </w:rPr>
         <w:drawing>
-          <wp:anchor distT="0" distB="0" distL="114300" distR="114300" simplePos="0" relativeHeight="3" behindDoc="0" locked="0" layoutInCell="1" allowOverlap="1">
+          <wp:anchor distT="0" distB="0" distL="114300" distR="114300" simplePos="0" relativeHeight="3" behindDoc="0" locked="0" layoutInCell="1" allowOverlap="1" wp14:anchorId="7A5083BE" wp14:editId="7DDB0A3A">
             <wp:simplePos x="0" y="0"/>
             <wp:positionH relativeFrom="column">
               <wp:align>center</wp:align>
@@ -5258,6 +5770,9 @@
     <w:p>
       <w:pPr>
         <w:pStyle w:val="Standard"/>
+        <w:rPr>
+          <w:rFonts w:hint="eastAsia"/>
+        </w:rPr>
       </w:pPr>
       <w:r>
         <w:rPr>
@@ -5292,6 +5807,9 @@
     <w:p>
       <w:pPr>
         <w:pStyle w:val="Standard"/>
+        <w:rPr>
+          <w:rFonts w:hint="eastAsia"/>
+        </w:rPr>
       </w:pPr>
       <w:r>
         <w:rPr>
@@ -5301,7 +5819,7 @@
         </w:rPr>
         <w:lastRenderedPageBreak/>
         <w:drawing>
-          <wp:anchor distT="0" distB="0" distL="114300" distR="114300" simplePos="0" relativeHeight="4" behindDoc="0" locked="0" layoutInCell="1" allowOverlap="1">
+          <wp:anchor distT="0" distB="0" distL="114300" distR="114300" simplePos="0" relativeHeight="4" behindDoc="0" locked="0" layoutInCell="1" allowOverlap="1" wp14:anchorId="57245D29" wp14:editId="2916E51B">
             <wp:simplePos x="0" y="0"/>
             <wp:positionH relativeFrom="column">
               <wp:align>center</wp:align>
@@ -5355,6 +5873,9 @@
     <w:p>
       <w:pPr>
         <w:pStyle w:val="Standard"/>
+        <w:rPr>
+          <w:rFonts w:hint="eastAsia"/>
+        </w:rPr>
       </w:pPr>
       <w:r>
         <w:rPr>
@@ -5405,26 +5926,23 @@
         <w:rPr>
           <w:rFonts w:ascii="Calibri" w:hAnsi="Calibri"/>
         </w:rPr>
-        <w:t xml:space="preserve">Na tej podstawie wyznaczono </w:t>
-      </w:r>
-      <w:r>
-        <w:rPr>
-          <w:rFonts w:ascii="Calibri" w:hAnsi="Calibri"/>
-        </w:rPr>
-        <w:t>wzmocnienie napięciowe:</w:t>
-      </w:r>
-    </w:p>
-    <w:p>
-      <w:pPr>
-        <w:pStyle w:val="Standard"/>
-        <w:rPr>
-          <w:rFonts w:ascii="Calibri" w:hAnsi="Calibri"/>
-        </w:rPr>
-      </w:pPr>
-    </w:p>
-    <w:p>
-      <w:pPr>
-        <w:pStyle w:val="Standard"/>
+        <w:t>Na tej podstawie wyznaczono wzmocnienie napięciowe:</w:t>
+      </w:r>
+    </w:p>
+    <w:p>
+      <w:pPr>
+        <w:pStyle w:val="Standard"/>
+        <w:rPr>
+          <w:rFonts w:ascii="Calibri" w:hAnsi="Calibri"/>
+        </w:rPr>
+      </w:pPr>
+    </w:p>
+    <w:p>
+      <w:pPr>
+        <w:pStyle w:val="Standard"/>
+        <w:rPr>
+          <w:rFonts w:hint="eastAsia"/>
+        </w:rPr>
       </w:pPr>
       <w:r>
         <w:rPr>
@@ -5461,6 +5979,9 @@
     <w:p>
       <w:pPr>
         <w:pStyle w:val="Standard"/>
+        <w:rPr>
+          <w:rFonts w:hint="eastAsia"/>
+        </w:rPr>
       </w:pPr>
       <w:r>
         <w:rPr>
@@ -5529,6 +6050,9 @@
     <w:p>
       <w:pPr>
         <w:pStyle w:val="Standard"/>
+        <w:rPr>
+          <w:rFonts w:hint="eastAsia"/>
+        </w:rPr>
       </w:pPr>
       <w:r>
         <w:rPr>
@@ -5560,6 +6084,9 @@
     <w:p>
       <w:pPr>
         <w:pStyle w:val="Standard"/>
+        <w:rPr>
+          <w:rFonts w:hint="eastAsia"/>
+        </w:rPr>
       </w:pPr>
       <w:r>
         <w:rPr>
@@ -5602,6 +6129,9 @@
     <w:p>
       <w:pPr>
         <w:pStyle w:val="Standard"/>
+        <w:rPr>
+          <w:rFonts w:hint="eastAsia"/>
+        </w:rPr>
       </w:pPr>
       <w:r>
         <w:rPr>
@@ -5651,6 +6181,9 @@
     <w:p>
       <w:pPr>
         <w:pStyle w:val="Standard"/>
+        <w:rPr>
+          <w:rFonts w:hint="eastAsia"/>
+        </w:rPr>
       </w:pPr>
       <w:r>
         <w:rPr>
@@ -5682,6 +6215,9 @@
     <w:p>
       <w:pPr>
         <w:pStyle w:val="Standard"/>
+        <w:rPr>
+          <w:rFonts w:hint="eastAsia"/>
+        </w:rPr>
       </w:pPr>
       <w:r>
         <w:rPr>
@@ -5695,7 +6231,7 @@
         </w:rPr>
         <w:lastRenderedPageBreak/>
         <w:drawing>
-          <wp:anchor distT="0" distB="0" distL="114300" distR="114300" simplePos="0" relativeHeight="5" behindDoc="0" locked="0" layoutInCell="1" allowOverlap="1">
+          <wp:anchor distT="0" distB="0" distL="114300" distR="114300" simplePos="0" relativeHeight="5" behindDoc="0" locked="0" layoutInCell="1" allowOverlap="1" wp14:anchorId="6E601645" wp14:editId="7743509F">
             <wp:simplePos x="0" y="0"/>
             <wp:positionH relativeFrom="column">
               <wp:align>center</wp:align>
@@ -5761,6 +6297,9 @@
     <w:p>
       <w:pPr>
         <w:pStyle w:val="Standard"/>
+        <w:rPr>
+          <w:rFonts w:hint="eastAsia"/>
+        </w:rPr>
       </w:pPr>
       <w:r>
         <w:rPr>
@@ -5800,6 +6339,9 @@
     <w:p>
       <w:pPr>
         <w:pStyle w:val="Standard"/>
+        <w:rPr>
+          <w:rFonts w:hint="eastAsia"/>
+        </w:rPr>
       </w:pPr>
       <w:r>
         <w:rPr>
@@ -5808,7 +6350,7 @@
           <w:lang w:val="ru-RU" w:eastAsia="ru-RU" w:bidi="ar-SA"/>
         </w:rPr>
         <w:drawing>
-          <wp:anchor distT="0" distB="0" distL="114300" distR="114300" simplePos="0" relativeHeight="6" behindDoc="0" locked="0" layoutInCell="1" allowOverlap="1">
+          <wp:anchor distT="0" distB="0" distL="114300" distR="114300" simplePos="0" relativeHeight="6" behindDoc="0" locked="0" layoutInCell="1" allowOverlap="1" wp14:anchorId="6C78D1D4" wp14:editId="7216ABC5">
             <wp:simplePos x="0" y="0"/>
             <wp:positionH relativeFrom="column">
               <wp:align>center</wp:align>
@@ -5906,48 +6448,43 @@
           <w:i/>
           <w:iCs/>
         </w:rPr>
-        <w:t>Komentarze, wnioski, odpowiedzi na</w:t>
-      </w:r>
-      <w:r>
-        <w:rPr>
-          <w:rFonts w:ascii="Calibri" w:hAnsi="Calibri"/>
-          <w:i/>
-          <w:iCs/>
-        </w:rPr>
-        <w:t xml:space="preserve"> pytania z instrukcji:</w:t>
-      </w:r>
-    </w:p>
-    <w:p>
-      <w:pPr>
-        <w:pStyle w:val="Standard"/>
-        <w:rPr>
-          <w:rFonts w:ascii="Calibri" w:hAnsi="Calibri"/>
-          <w:i/>
-          <w:iCs/>
-        </w:rPr>
-      </w:pPr>
-    </w:p>
-    <w:p>
-      <w:pPr>
-        <w:pStyle w:val="Standard"/>
-        <w:rPr>
-          <w:rFonts w:ascii="Calibri" w:hAnsi="Calibri"/>
-          <w:i/>
-          <w:iCs/>
-        </w:rPr>
-      </w:pPr>
-    </w:p>
-    <w:p>
-      <w:pPr>
-        <w:pStyle w:val="Standard"/>
-        <w:rPr>
-          <w:rFonts w:ascii="Calibri" w:hAnsi="Calibri"/>
-        </w:rPr>
-      </w:pPr>
-    </w:p>
-    <w:p>
-      <w:pPr>
-        <w:pStyle w:val="Standard"/>
+        <w:t>Komentarze, wnioski, odpowiedzi na pytania z instrukcji:</w:t>
+      </w:r>
+    </w:p>
+    <w:p>
+      <w:pPr>
+        <w:pStyle w:val="Standard"/>
+        <w:rPr>
+          <w:rFonts w:ascii="Calibri" w:hAnsi="Calibri"/>
+          <w:i/>
+          <w:iCs/>
+        </w:rPr>
+      </w:pPr>
+    </w:p>
+    <w:p>
+      <w:pPr>
+        <w:pStyle w:val="Standard"/>
+        <w:rPr>
+          <w:rFonts w:ascii="Calibri" w:hAnsi="Calibri"/>
+          <w:i/>
+          <w:iCs/>
+        </w:rPr>
+      </w:pPr>
+    </w:p>
+    <w:p>
+      <w:pPr>
+        <w:pStyle w:val="Standard"/>
+        <w:rPr>
+          <w:rFonts w:ascii="Calibri" w:hAnsi="Calibri"/>
+        </w:rPr>
+      </w:pPr>
+    </w:p>
+    <w:p>
+      <w:pPr>
+        <w:pStyle w:val="Standard"/>
+        <w:rPr>
+          <w:rFonts w:hint="eastAsia"/>
+        </w:rPr>
       </w:pPr>
       <w:r>
         <w:rPr>
@@ -6003,6 +6540,9 @@
     <w:p>
       <w:pPr>
         <w:pStyle w:val="Standard"/>
+        <w:rPr>
+          <w:rFonts w:hint="eastAsia"/>
+        </w:rPr>
       </w:pPr>
       <w:r>
         <w:rPr>
@@ -6164,6 +6704,9 @@
     <w:p>
       <w:pPr>
         <w:pStyle w:val="Standard"/>
+        <w:rPr>
+          <w:rFonts w:hint="eastAsia"/>
+        </w:rPr>
       </w:pPr>
       <w:r>
         <w:rPr>
@@ -6236,6 +6779,9 @@
     <w:p>
       <w:pPr>
         <w:pStyle w:val="Standard"/>
+        <w:rPr>
+          <w:rFonts w:hint="eastAsia"/>
+        </w:rPr>
       </w:pPr>
       <w:r>
         <w:rPr>
@@ -6343,6 +6889,9 @@
     <w:p>
       <w:pPr>
         <w:pStyle w:val="Standard"/>
+        <w:rPr>
+          <w:rFonts w:hint="eastAsia"/>
+        </w:rPr>
       </w:pPr>
       <w:r>
         <w:rPr>
@@ -6370,6 +6919,9 @@
     <w:p>
       <w:pPr>
         <w:pStyle w:val="Standard"/>
+        <w:rPr>
+          <w:rFonts w:hint="eastAsia"/>
+        </w:rPr>
       </w:pPr>
       <w:r>
         <w:rPr>
@@ -6415,6 +6967,9 @@
     <w:p>
       <w:pPr>
         <w:pStyle w:val="Standard"/>
+        <w:rPr>
+          <w:rFonts w:hint="eastAsia"/>
+        </w:rPr>
       </w:pPr>
       <w:r>
         <w:rPr>
@@ -6467,6 +7022,9 @@
     <w:p>
       <w:pPr>
         <w:pStyle w:val="Standard"/>
+        <w:rPr>
+          <w:rFonts w:hint="eastAsia"/>
+        </w:rPr>
       </w:pPr>
       <w:r>
         <w:rPr>
@@ -6495,13 +7053,7 @@
         <w:rPr>
           <w:rFonts w:ascii="Calibri" w:hAnsi="Calibri"/>
         </w:rPr>
-        <w:t> = 20 kHz i jego wartość międzyszczytową</w:t>
-      </w:r>
-      <w:r>
-        <w:rPr>
-          <w:rFonts w:ascii="Calibri" w:hAnsi="Calibri"/>
-        </w:rPr>
-        <w:t xml:space="preserve"> </w:t>
+        <w:t xml:space="preserve"> = 20 kHz i jego wartość międzyszczytową </w:t>
       </w:r>
       <w:r>
         <w:rPr>
@@ -6538,6 +7090,9 @@
     <w:p>
       <w:pPr>
         <w:pStyle w:val="Standard"/>
+        <w:rPr>
+          <w:rFonts w:hint="eastAsia"/>
+        </w:rPr>
       </w:pPr>
       <w:r>
         <w:rPr>
@@ -6602,6 +7157,9 @@
     <w:p>
       <w:pPr>
         <w:pStyle w:val="Standard"/>
+        <w:rPr>
+          <w:rFonts w:hint="eastAsia"/>
+        </w:rPr>
       </w:pPr>
       <w:r>
         <w:rPr>
@@ -6638,6 +7196,9 @@
     <w:p>
       <w:pPr>
         <w:pStyle w:val="Standard"/>
+        <w:rPr>
+          <w:rFonts w:hint="eastAsia"/>
+        </w:rPr>
       </w:pPr>
       <w:r>
         <w:rPr>
@@ -6662,20 +7223,15 @@
           <w:i/>
           <w:iCs/>
         </w:rPr>
-        <w:t>, odpowiedzi na pytania z instrukcji, kome</w:t>
-      </w:r>
-      <w:r>
-        <w:rPr>
-          <w:rFonts w:ascii="Calibri" w:hAnsi="Calibri"/>
-          <w:i/>
-          <w:iCs/>
-        </w:rPr>
-        <w:t>ntarze:</w:t>
-      </w:r>
-    </w:p>
-    <w:p>
-      <w:pPr>
-        <w:pStyle w:val="Standard"/>
+        <w:t>, odpowiedzi na pytania z instrukcji, komentarze:</w:t>
+      </w:r>
+    </w:p>
+    <w:p>
+      <w:pPr>
+        <w:pStyle w:val="Standard"/>
+        <w:rPr>
+          <w:rFonts w:hint="eastAsia"/>
+        </w:rPr>
       </w:pPr>
       <w:r>
         <w:rPr>
@@ -6686,7 +7242,7 @@
           <w:lang w:val="ru-RU" w:eastAsia="ru-RU" w:bidi="ar-SA"/>
         </w:rPr>
         <w:drawing>
-          <wp:anchor distT="0" distB="0" distL="114300" distR="114300" simplePos="0" relativeHeight="7" behindDoc="0" locked="0" layoutInCell="1" allowOverlap="1">
+          <wp:anchor distT="0" distB="0" distL="114300" distR="114300" simplePos="0" relativeHeight="7" behindDoc="0" locked="0" layoutInCell="1" allowOverlap="1" wp14:anchorId="6AC8AB36" wp14:editId="2F5D2031">
             <wp:simplePos x="0" y="0"/>
             <wp:positionH relativeFrom="column">
               <wp:align>center</wp:align>
@@ -6760,6 +7316,9 @@
     <w:p>
       <w:pPr>
         <w:pStyle w:val="Standard"/>
+        <w:rPr>
+          <w:rFonts w:hint="eastAsia"/>
+        </w:rPr>
       </w:pPr>
       <w:r>
         <w:rPr>
@@ -6812,6 +7371,9 @@
     <w:p>
       <w:pPr>
         <w:pStyle w:val="Standard"/>
+        <w:rPr>
+          <w:rFonts w:hint="eastAsia"/>
+        </w:rPr>
       </w:pPr>
       <w:r>
         <w:rPr>
@@ -6854,6 +7416,9 @@
     <w:p>
       <w:pPr>
         <w:pStyle w:val="Standard"/>
+        <w:rPr>
+          <w:rFonts w:hint="eastAsia"/>
+        </w:rPr>
       </w:pPr>
       <w:r>
         <w:rPr>
@@ -6904,26 +7469,23 @@
         <w:rPr>
           <w:rFonts w:ascii="Calibri" w:hAnsi="Calibri"/>
         </w:rPr>
-        <w:t xml:space="preserve">Na tej podstawie wyznaczono wzmocnienie </w:t>
-      </w:r>
-      <w:r>
-        <w:rPr>
-          <w:rFonts w:ascii="Calibri" w:hAnsi="Calibri"/>
-        </w:rPr>
-        <w:t>napięciowe:</w:t>
-      </w:r>
-    </w:p>
-    <w:p>
-      <w:pPr>
-        <w:pStyle w:val="Standard"/>
-        <w:rPr>
-          <w:rFonts w:ascii="Calibri" w:hAnsi="Calibri"/>
-        </w:rPr>
-      </w:pPr>
-    </w:p>
-    <w:p>
-      <w:pPr>
-        <w:pStyle w:val="Standard"/>
+        <w:t>Na tej podstawie wyznaczono wzmocnienie napięciowe:</w:t>
+      </w:r>
+    </w:p>
+    <w:p>
+      <w:pPr>
+        <w:pStyle w:val="Standard"/>
+        <w:rPr>
+          <w:rFonts w:ascii="Calibri" w:hAnsi="Calibri"/>
+        </w:rPr>
+      </w:pPr>
+    </w:p>
+    <w:p>
+      <w:pPr>
+        <w:pStyle w:val="Standard"/>
+        <w:rPr>
+          <w:rFonts w:hint="eastAsia"/>
+        </w:rPr>
       </w:pPr>
       <w:r>
         <w:rPr>
@@ -6972,12 +7534,6 @@
         <w:gridCol w:w="4819"/>
       </w:tblGrid>
       <w:tr>
-        <w:tblPrEx>
-          <w:tblCellMar>
-            <w:top w:w="0" w:type="dxa"/>
-            <w:bottom w:w="0" w:type="dxa"/>
-          </w:tblCellMar>
-        </w:tblPrEx>
         <w:trPr>
           <w:cantSplit/>
         </w:trPr>
@@ -7001,6 +7557,9 @@
             <w:pPr>
               <w:pStyle w:val="TableContents"/>
               <w:jc w:val="center"/>
+              <w:rPr>
+                <w:rFonts w:hint="eastAsia"/>
+              </w:rPr>
             </w:pPr>
             <w:r>
               <w:rPr>
@@ -7083,6 +7642,9 @@
             <w:pPr>
               <w:pStyle w:val="TableContents"/>
               <w:jc w:val="center"/>
+              <w:rPr>
+                <w:rFonts w:hint="eastAsia"/>
+              </w:rPr>
             </w:pPr>
             <w:r>
               <w:rPr>
@@ -7146,12 +7708,6 @@
         </w:tc>
       </w:tr>
       <w:tr>
-        <w:tblPrEx>
-          <w:tblCellMar>
-            <w:top w:w="0" w:type="dxa"/>
-            <w:bottom w:w="0" w:type="dxa"/>
-          </w:tblCellMar>
-        </w:tblPrEx>
         <w:trPr>
           <w:cantSplit/>
         </w:trPr>
@@ -7221,6 +7777,9 @@
     <w:p>
       <w:pPr>
         <w:pStyle w:val="Standard"/>
+        <w:rPr>
+          <w:rFonts w:hint="eastAsia"/>
+        </w:rPr>
       </w:pPr>
       <w:r>
         <w:rPr>
@@ -7242,6 +7801,9 @@
     <w:p>
       <w:pPr>
         <w:pStyle w:val="Standard"/>
+        <w:rPr>
+          <w:rFonts w:hint="eastAsia"/>
+        </w:rPr>
       </w:pPr>
       <w:r>
         <w:rPr>
@@ -7250,7 +7812,7 @@
           <w:lang w:val="ru-RU" w:eastAsia="ru-RU" w:bidi="ar-SA"/>
         </w:rPr>
         <w:drawing>
-          <wp:anchor distT="0" distB="0" distL="114300" distR="114300" simplePos="0" relativeHeight="8" behindDoc="0" locked="0" layoutInCell="1" allowOverlap="1">
+          <wp:anchor distT="0" distB="0" distL="114300" distR="114300" simplePos="0" relativeHeight="8" behindDoc="0" locked="0" layoutInCell="1" allowOverlap="1" wp14:anchorId="22A8CF18" wp14:editId="411D96A6">
             <wp:simplePos x="0" y="0"/>
             <wp:positionH relativeFrom="column">
               <wp:align>center</wp:align>
@@ -7324,6 +7886,9 @@
     <w:p>
       <w:pPr>
         <w:pStyle w:val="Standard"/>
+        <w:rPr>
+          <w:rFonts w:hint="eastAsia"/>
+        </w:rPr>
       </w:pPr>
       <w:r>
         <w:rPr>
@@ -7378,6 +7943,9 @@
     <w:p>
       <w:pPr>
         <w:pStyle w:val="Standard"/>
+        <w:rPr>
+          <w:rFonts w:hint="eastAsia"/>
+        </w:rPr>
       </w:pPr>
       <w:r>
         <w:rPr>
@@ -7420,18 +7988,15 @@
     <w:p>
       <w:pPr>
         <w:pStyle w:val="Standard"/>
-      </w:pPr>
-      <w:r>
-        <w:rPr>
-          <w:rFonts w:ascii="Calibri" w:hAnsi="Calibri"/>
-        </w:rPr>
-        <w:t xml:space="preserve">Po dołączeniu </w:t>
-      </w:r>
-      <w:r>
-        <w:rPr>
-          <w:rFonts w:ascii="Calibri" w:hAnsi="Calibri"/>
-        </w:rPr>
-        <w:t xml:space="preserve">rezystancji źródła sygnału </w:t>
+        <w:rPr>
+          <w:rFonts w:hint="eastAsia"/>
+        </w:rPr>
+      </w:pPr>
+      <w:r>
+        <w:rPr>
+          <w:rFonts w:ascii="Calibri" w:hAnsi="Calibri"/>
+        </w:rPr>
+        <w:t xml:space="preserve">Po dołączeniu rezystancji źródła sygnału </w:t>
       </w:r>
       <w:r>
         <w:rPr>
@@ -7504,6 +8069,9 @@
     <w:p>
       <w:pPr>
         <w:pStyle w:val="Standard"/>
+        <w:rPr>
+          <w:rFonts w:hint="eastAsia"/>
+        </w:rPr>
       </w:pPr>
       <w:r>
         <w:rPr>
@@ -7552,12 +8120,6 @@
         <w:gridCol w:w="4819"/>
       </w:tblGrid>
       <w:tr>
-        <w:tblPrEx>
-          <w:tblCellMar>
-            <w:top w:w="0" w:type="dxa"/>
-            <w:bottom w:w="0" w:type="dxa"/>
-          </w:tblCellMar>
-        </w:tblPrEx>
         <w:trPr>
           <w:cantSplit/>
         </w:trPr>
@@ -7581,6 +8143,9 @@
             <w:pPr>
               <w:pStyle w:val="TableContents"/>
               <w:jc w:val="center"/>
+              <w:rPr>
+                <w:rFonts w:hint="eastAsia"/>
+              </w:rPr>
             </w:pPr>
             <w:r>
               <w:rPr>
@@ -7663,6 +8228,9 @@
             <w:pPr>
               <w:pStyle w:val="TableContents"/>
               <w:jc w:val="center"/>
+              <w:rPr>
+                <w:rFonts w:hint="eastAsia"/>
+              </w:rPr>
             </w:pPr>
             <w:r>
               <w:rPr>
@@ -7726,12 +8294,6 @@
         </w:tc>
       </w:tr>
       <w:tr>
-        <w:tblPrEx>
-          <w:tblCellMar>
-            <w:top w:w="0" w:type="dxa"/>
-            <w:bottom w:w="0" w:type="dxa"/>
-          </w:tblCellMar>
-        </w:tblPrEx>
         <w:trPr>
           <w:cantSplit/>
         </w:trPr>
@@ -7801,37 +8363,35 @@
     <w:p>
       <w:pPr>
         <w:pStyle w:val="Standard"/>
-      </w:pPr>
-      <w:r>
-        <w:rPr>
-          <w:rFonts w:ascii="Calibri" w:hAnsi="Calibri"/>
-          <w:i/>
-          <w:iCs/>
-        </w:rPr>
-        <w:t xml:space="preserve">Porównanie wpływu rezystancji </w:t>
-      </w:r>
-      <w:r>
-        <w:rPr>
-          <w:rFonts w:ascii="Calibri" w:hAnsi="Calibri"/>
-          <w:i/>
-          <w:iCs/>
-        </w:rPr>
-        <w:t>RG, komentarze, wnioski:</w:t>
-      </w:r>
-    </w:p>
-    <w:p>
-      <w:pPr>
-        <w:pStyle w:val="Standard"/>
-        <w:rPr>
-          <w:rFonts w:ascii="Calibri" w:hAnsi="Calibri"/>
-          <w:i/>
-          <w:iCs/>
-        </w:rPr>
-      </w:pPr>
-    </w:p>
-    <w:p>
-      <w:pPr>
-        <w:pStyle w:val="Standard"/>
+        <w:rPr>
+          <w:rFonts w:hint="eastAsia"/>
+        </w:rPr>
+      </w:pPr>
+      <w:r>
+        <w:rPr>
+          <w:rFonts w:ascii="Calibri" w:hAnsi="Calibri"/>
+          <w:i/>
+          <w:iCs/>
+        </w:rPr>
+        <w:t>Porównanie wpływu rezystancji RG, komentarze, wnioski:</w:t>
+      </w:r>
+    </w:p>
+    <w:p>
+      <w:pPr>
+        <w:pStyle w:val="Standard"/>
+        <w:rPr>
+          <w:rFonts w:ascii="Calibri" w:hAnsi="Calibri"/>
+          <w:i/>
+          <w:iCs/>
+        </w:rPr>
+      </w:pPr>
+    </w:p>
+    <w:p>
+      <w:pPr>
+        <w:pStyle w:val="Standard"/>
+        <w:rPr>
+          <w:rFonts w:hint="eastAsia"/>
+        </w:rPr>
       </w:pPr>
       <w:r>
         <w:rPr>
@@ -7840,7 +8400,7 @@
           <w:lang w:val="ru-RU" w:eastAsia="ru-RU" w:bidi="ar-SA"/>
         </w:rPr>
         <w:drawing>
-          <wp:anchor distT="0" distB="0" distL="114300" distR="114300" simplePos="0" relativeHeight="9" behindDoc="0" locked="0" layoutInCell="1" allowOverlap="1">
+          <wp:anchor distT="0" distB="0" distL="114300" distR="114300" simplePos="0" relativeHeight="9" behindDoc="0" locked="0" layoutInCell="1" allowOverlap="1" wp14:anchorId="27292A5C" wp14:editId="714ACCE8">
             <wp:simplePos x="0" y="0"/>
             <wp:positionH relativeFrom="column">
               <wp:align>center</wp:align>
@@ -7906,6 +8466,9 @@
     <w:p>
       <w:pPr>
         <w:pStyle w:val="Standard"/>
+        <w:rPr>
+          <w:rFonts w:hint="eastAsia"/>
+        </w:rPr>
       </w:pPr>
       <w:r>
         <w:rPr>
@@ -8016,6 +8579,7 @@
       <w:pPr>
         <w:pStyle w:val="Standard"/>
         <w:rPr>
+          <w:rFonts w:hint="eastAsia"/>
           <w:lang w:val="en-US"/>
         </w:rPr>
       </w:pPr>
@@ -8029,7 +8593,7 @@
         </w:rPr>
         <w:lastRenderedPageBreak/>
         <w:drawing>
-          <wp:anchor distT="0" distB="0" distL="114300" distR="114300" simplePos="0" relativeHeight="10" behindDoc="0" locked="0" layoutInCell="1" allowOverlap="1">
+          <wp:anchor distT="0" distB="0" distL="114300" distR="114300" simplePos="0" relativeHeight="10" behindDoc="0" locked="0" layoutInCell="1" allowOverlap="1" wp14:anchorId="5DA3D70B" wp14:editId="717D9716">
             <wp:simplePos x="0" y="0"/>
             <wp:positionH relativeFrom="column">
               <wp:align>center</wp:align>
@@ -8135,6 +8699,9 @@
     <w:p>
       <w:pPr>
         <w:pStyle w:val="Standard"/>
+        <w:rPr>
+          <w:rFonts w:hint="eastAsia"/>
+        </w:rPr>
       </w:pPr>
       <w:r>
         <w:rPr>
@@ -8147,7 +8714,7 @@
           <w:lang w:val="ru-RU" w:eastAsia="ru-RU" w:bidi="ar-SA"/>
         </w:rPr>
         <w:drawing>
-          <wp:anchor distT="0" distB="0" distL="114300" distR="114300" simplePos="0" relativeHeight="11" behindDoc="0" locked="0" layoutInCell="1" allowOverlap="1">
+          <wp:anchor distT="0" distB="0" distL="114300" distR="114300" simplePos="0" relativeHeight="11" behindDoc="0" locked="0" layoutInCell="1" allowOverlap="1" wp14:anchorId="7A1A1BE1" wp14:editId="56AC6E5D">
             <wp:simplePos x="0" y="0"/>
             <wp:positionH relativeFrom="column">
               <wp:align>center</wp:align>
@@ -8201,6 +8768,9 @@
     <w:p>
       <w:pPr>
         <w:pStyle w:val="Standard"/>
+        <w:rPr>
+          <w:rFonts w:hint="eastAsia"/>
+        </w:rPr>
       </w:pPr>
       <w:r>
         <w:rPr>
@@ -8236,16 +8806,27 @@
           <w:b/>
           <w:bCs/>
         </w:rPr>
-        <w:t xml:space="preserve"> </w:t>
+        <w:t xml:space="preserve"> lub </w:t>
       </w:r>
       <w:r>
         <w:rPr>
           <w:rFonts w:ascii="Calibri" w:hAnsi="Calibri"/>
           <w:b/>
           <w:bCs/>
-        </w:rPr>
-        <w:t xml:space="preserve">lub </w:t>
-      </w:r>
+          <w:i/>
+          <w:iCs/>
+        </w:rPr>
+        <w:t>R4</w:t>
+      </w:r>
+    </w:p>
+    <w:p>
+      <w:pPr>
+        <w:pStyle w:val="Standard"/>
+        <w:rPr>
+          <w:rFonts w:hint="eastAsia"/>
+          <w:lang w:val="en-US"/>
+        </w:rPr>
+      </w:pPr>
       <w:r>
         <w:rPr>
           <w:rFonts w:ascii="Calibri" w:hAnsi="Calibri"/>
@@ -8253,17 +8834,20 @@
           <w:bCs/>
           <w:i/>
           <w:iCs/>
-        </w:rPr>
-        <w:t>R4</w:t>
-      </w:r>
-    </w:p>
-    <w:p>
-      <w:pPr>
-        <w:pStyle w:val="Standard"/>
-        <w:rPr>
           <w:lang w:val="en-US"/>
         </w:rPr>
-      </w:pPr>
+        <w:t>R3=8,2k</w:t>
+      </w:r>
+    </w:p>
+    <w:p>
+      <w:pPr>
+        <w:pStyle w:val="Standard"/>
+        <w:rPr>
+          <w:rFonts w:hint="eastAsia"/>
+          <w:lang w:val="en-US"/>
+        </w:rPr>
+      </w:pPr>
+      <w:proofErr w:type="spellStart"/>
       <w:r>
         <w:rPr>
           <w:rFonts w:ascii="Calibri" w:hAnsi="Calibri"/>
@@ -8273,16 +8857,9 @@
           <w:iCs/>
           <w:lang w:val="en-US"/>
         </w:rPr>
-        <w:t>R3=8,2k</w:t>
-      </w:r>
-    </w:p>
-    <w:p>
-      <w:pPr>
-        <w:pStyle w:val="Standard"/>
-        <w:rPr>
-          <w:lang w:val="en-US"/>
-        </w:rPr>
-      </w:pPr>
+        <w:t>bjt</w:t>
+      </w:r>
+      <w:proofErr w:type="spellEnd"/>
       <w:r>
         <w:rPr>
           <w:rFonts w:ascii="Calibri" w:hAnsi="Calibri"/>
@@ -8292,13 +8869,14 @@
           <w:iCs/>
           <w:lang w:val="en-US"/>
         </w:rPr>
-        <w:t>bjt:</w:t>
-      </w:r>
-    </w:p>
-    <w:p>
-      <w:pPr>
-        <w:pStyle w:val="Standard"/>
-        <w:rPr>
+        <w:t>:</w:t>
+      </w:r>
+    </w:p>
+    <w:p>
+      <w:pPr>
+        <w:pStyle w:val="Standard"/>
+        <w:rPr>
+          <w:rFonts w:hint="eastAsia"/>
           <w:lang w:val="en-US"/>
         </w:rPr>
       </w:pPr>
@@ -8314,7 +8892,7 @@
         </w:rPr>
         <w:lastRenderedPageBreak/>
         <w:drawing>
-          <wp:anchor distT="0" distB="0" distL="114300" distR="114300" simplePos="0" relativeHeight="20" behindDoc="0" locked="0" layoutInCell="1" allowOverlap="1">
+          <wp:anchor distT="0" distB="0" distL="114300" distR="114300" simplePos="0" relativeHeight="20" behindDoc="0" locked="0" layoutInCell="1" allowOverlap="1" wp14:anchorId="3012C7B8" wp14:editId="5B84A0D4">
             <wp:simplePos x="0" y="0"/>
             <wp:positionH relativeFrom="column">
               <wp:align>center</wp:align>
@@ -8369,9 +8947,11 @@
       <w:pPr>
         <w:pStyle w:val="Standard"/>
         <w:rPr>
+          <w:rFonts w:hint="eastAsia"/>
           <w:lang w:val="en-US"/>
         </w:rPr>
       </w:pPr>
+      <w:proofErr w:type="spellStart"/>
       <w:r>
         <w:rPr>
           <w:rFonts w:ascii="Calibri" w:hAnsi="Calibri"/>
@@ -8381,13 +8961,26 @@
           <w:iCs/>
           <w:lang w:val="en-US"/>
         </w:rPr>
-        <w:t>mosfet:</w:t>
-      </w:r>
-    </w:p>
-    <w:p>
-      <w:pPr>
-        <w:pStyle w:val="Standard"/>
-        <w:rPr>
+        <w:t>mosfet</w:t>
+      </w:r>
+      <w:proofErr w:type="spellEnd"/>
+      <w:r>
+        <w:rPr>
+          <w:rFonts w:ascii="Calibri" w:hAnsi="Calibri"/>
+          <w:b/>
+          <w:bCs/>
+          <w:i/>
+          <w:iCs/>
+          <w:lang w:val="en-US"/>
+        </w:rPr>
+        <w:t>:</w:t>
+      </w:r>
+    </w:p>
+    <w:p>
+      <w:pPr>
+        <w:pStyle w:val="Standard"/>
+        <w:rPr>
+          <w:rFonts w:hint="eastAsia"/>
           <w:lang w:val="en-US"/>
         </w:rPr>
       </w:pPr>
@@ -8402,7 +8995,7 @@
           <w:lang w:val="ru-RU" w:eastAsia="ru-RU" w:bidi="ar-SA"/>
         </w:rPr>
         <w:drawing>
-          <wp:anchor distT="0" distB="0" distL="114300" distR="114300" simplePos="0" relativeHeight="21" behindDoc="0" locked="0" layoutInCell="1" allowOverlap="1">
+          <wp:anchor distT="0" distB="0" distL="114300" distR="114300" simplePos="0" relativeHeight="21" behindDoc="0" locked="0" layoutInCell="1" allowOverlap="1" wp14:anchorId="0A1ACDB2" wp14:editId="4151CFA0">
             <wp:simplePos x="0" y="0"/>
             <wp:positionH relativeFrom="column">
               <wp:align>center</wp:align>
@@ -8457,6 +9050,7 @@
       <w:pPr>
         <w:pStyle w:val="Standard"/>
         <w:rPr>
+          <w:rFonts w:hint="eastAsia"/>
           <w:lang w:val="en-US"/>
         </w:rPr>
       </w:pPr>
@@ -8476,9 +9070,11 @@
       <w:pPr>
         <w:pStyle w:val="Standard"/>
         <w:rPr>
+          <w:rFonts w:hint="eastAsia"/>
           <w:lang w:val="en-US"/>
         </w:rPr>
       </w:pPr>
+      <w:proofErr w:type="spellStart"/>
       <w:r>
         <w:rPr>
           <w:rFonts w:ascii="Calibri" w:hAnsi="Calibri"/>
@@ -8490,11 +9086,13 @@
         </w:rPr>
         <w:t>bjt</w:t>
       </w:r>
-    </w:p>
-    <w:p>
-      <w:pPr>
-        <w:pStyle w:val="Standard"/>
-        <w:rPr>
+      <w:proofErr w:type="spellEnd"/>
+    </w:p>
+    <w:p>
+      <w:pPr>
+        <w:pStyle w:val="Standard"/>
+        <w:rPr>
+          <w:rFonts w:hint="eastAsia"/>
           <w:lang w:val="en-US"/>
         </w:rPr>
       </w:pPr>
@@ -8510,7 +9108,7 @@
         </w:rPr>
         <w:lastRenderedPageBreak/>
         <w:drawing>
-          <wp:anchor distT="0" distB="0" distL="114300" distR="114300" simplePos="0" relativeHeight="19" behindDoc="0" locked="0" layoutInCell="1" allowOverlap="1">
+          <wp:anchor distT="0" distB="0" distL="114300" distR="114300" simplePos="0" relativeHeight="19" behindDoc="0" locked="0" layoutInCell="1" allowOverlap="1" wp14:anchorId="7A96FC2C" wp14:editId="0D551607">
             <wp:simplePos x="0" y="0"/>
             <wp:positionH relativeFrom="column">
               <wp:align>center</wp:align>
@@ -8565,9 +9163,11 @@
       <w:pPr>
         <w:pStyle w:val="Standard"/>
         <w:rPr>
+          <w:rFonts w:hint="eastAsia"/>
           <w:lang w:val="en-US"/>
         </w:rPr>
       </w:pPr>
+      <w:proofErr w:type="spellStart"/>
       <w:r>
         <w:rPr>
           <w:rFonts w:ascii="Calibri" w:hAnsi="Calibri"/>
@@ -8579,11 +9179,13 @@
         </w:rPr>
         <w:t>mosfet</w:t>
       </w:r>
-    </w:p>
-    <w:p>
-      <w:pPr>
-        <w:pStyle w:val="Standard"/>
-        <w:rPr>
+      <w:proofErr w:type="spellEnd"/>
+    </w:p>
+    <w:p>
+      <w:pPr>
+        <w:pStyle w:val="Standard"/>
+        <w:rPr>
+          <w:rFonts w:hint="eastAsia"/>
           <w:lang w:val="en-US"/>
         </w:rPr>
       </w:pPr>
@@ -8598,7 +9200,7 @@
           <w:lang w:val="ru-RU" w:eastAsia="ru-RU" w:bidi="ar-SA"/>
         </w:rPr>
         <w:drawing>
-          <wp:anchor distT="0" distB="0" distL="114300" distR="114300" simplePos="0" relativeHeight="18" behindDoc="0" locked="0" layoutInCell="1" allowOverlap="1">
+          <wp:anchor distT="0" distB="0" distL="114300" distR="114300" simplePos="0" relativeHeight="18" behindDoc="0" locked="0" layoutInCell="1" allowOverlap="1" wp14:anchorId="143ACFB4" wp14:editId="2F3EF8F8">
             <wp:simplePos x="0" y="0"/>
             <wp:positionH relativeFrom="column">
               <wp:align>center</wp:align>
@@ -8653,6 +9255,7 @@
       <w:pPr>
         <w:pStyle w:val="Standard"/>
         <w:rPr>
+          <w:rFonts w:hint="eastAsia"/>
           <w:lang w:val="en-US"/>
         </w:rPr>
       </w:pPr>
@@ -8672,6 +9275,7 @@
       <w:pPr>
         <w:pStyle w:val="Standard"/>
         <w:rPr>
+          <w:rFonts w:hint="eastAsia"/>
           <w:lang w:val="en-US"/>
         </w:rPr>
       </w:pPr>
@@ -8691,6 +9295,7 @@
       <w:pPr>
         <w:pStyle w:val="Standard"/>
         <w:rPr>
+          <w:rFonts w:hint="eastAsia"/>
           <w:lang w:val="en-US"/>
         </w:rPr>
       </w:pPr>
@@ -8706,7 +9311,7 @@
         </w:rPr>
         <w:lastRenderedPageBreak/>
         <w:drawing>
-          <wp:anchor distT="0" distB="0" distL="114300" distR="114300" simplePos="0" relativeHeight="16" behindDoc="0" locked="0" layoutInCell="1" allowOverlap="1">
+          <wp:anchor distT="0" distB="0" distL="114300" distR="114300" simplePos="0" relativeHeight="16" behindDoc="0" locked="0" layoutInCell="1" allowOverlap="1" wp14:anchorId="1DE20E00" wp14:editId="043FC98E">
             <wp:simplePos x="0" y="0"/>
             <wp:positionH relativeFrom="column">
               <wp:posOffset>0</wp:posOffset>
@@ -8772,6 +9377,7 @@
       <w:pPr>
         <w:pStyle w:val="Standard"/>
         <w:rPr>
+          <w:rFonts w:hint="eastAsia"/>
           <w:lang w:val="en-US"/>
         </w:rPr>
       </w:pPr>
@@ -8786,7 +9392,7 @@
           <w:lang w:val="ru-RU" w:eastAsia="ru-RU" w:bidi="ar-SA"/>
         </w:rPr>
         <w:drawing>
-          <wp:anchor distT="0" distB="0" distL="114300" distR="114300" simplePos="0" relativeHeight="17" behindDoc="0" locked="0" layoutInCell="1" allowOverlap="1">
+          <wp:anchor distT="0" distB="0" distL="114300" distR="114300" simplePos="0" relativeHeight="17" behindDoc="0" locked="0" layoutInCell="1" allowOverlap="1" wp14:anchorId="1E23FEDD" wp14:editId="65F5398D">
             <wp:simplePos x="0" y="0"/>
             <wp:positionH relativeFrom="column">
               <wp:align>center</wp:align>
@@ -8854,6 +9460,7 @@
       <w:pPr>
         <w:pStyle w:val="Standard"/>
         <w:rPr>
+          <w:rFonts w:hint="eastAsia"/>
           <w:lang w:val="en-US"/>
         </w:rPr>
       </w:pPr>
@@ -8873,6 +9480,7 @@
       <w:pPr>
         <w:pStyle w:val="Standard"/>
         <w:rPr>
+          <w:rFonts w:hint="eastAsia"/>
           <w:lang w:val="en-US"/>
         </w:rPr>
       </w:pPr>
@@ -8888,7 +9496,7 @@
         </w:rPr>
         <w:lastRenderedPageBreak/>
         <w:drawing>
-          <wp:anchor distT="0" distB="0" distL="114300" distR="114300" simplePos="0" relativeHeight="15" behindDoc="0" locked="0" layoutInCell="1" allowOverlap="1">
+          <wp:anchor distT="0" distB="0" distL="114300" distR="114300" simplePos="0" relativeHeight="15" behindDoc="0" locked="0" layoutInCell="1" allowOverlap="1" wp14:anchorId="0BADCB30" wp14:editId="2558B8AC">
             <wp:simplePos x="0" y="0"/>
             <wp:positionH relativeFrom="column">
               <wp:align>center</wp:align>
@@ -8943,6 +9551,7 @@
       <w:pPr>
         <w:pStyle w:val="Standard"/>
         <w:rPr>
+          <w:rFonts w:hint="eastAsia"/>
           <w:lang w:val="en-US"/>
         </w:rPr>
       </w:pPr>
@@ -8962,6 +9571,7 @@
       <w:pPr>
         <w:pStyle w:val="Standard"/>
         <w:rPr>
+          <w:rFonts w:hint="eastAsia"/>
           <w:lang w:val="en-US"/>
         </w:rPr>
       </w:pPr>
@@ -8981,6 +9591,7 @@
       <w:pPr>
         <w:pStyle w:val="Standard"/>
         <w:rPr>
+          <w:rFonts w:hint="eastAsia"/>
           <w:lang w:val="en-US"/>
         </w:rPr>
       </w:pPr>
@@ -8995,7 +9606,7 @@
           <w:lang w:val="ru-RU" w:eastAsia="ru-RU" w:bidi="ar-SA"/>
         </w:rPr>
         <w:drawing>
-          <wp:anchor distT="0" distB="0" distL="114300" distR="114300" simplePos="0" relativeHeight="14" behindDoc="0" locked="0" layoutInCell="1" allowOverlap="1">
+          <wp:anchor distT="0" distB="0" distL="114300" distR="114300" simplePos="0" relativeHeight="14" behindDoc="0" locked="0" layoutInCell="1" allowOverlap="1" wp14:anchorId="57B155DB" wp14:editId="49379550">
             <wp:simplePos x="0" y="0"/>
             <wp:positionH relativeFrom="column">
               <wp:align>center</wp:align>
@@ -9098,6 +9709,7 @@
       <w:pPr>
         <w:pStyle w:val="Standard"/>
         <w:rPr>
+          <w:rFonts w:hint="eastAsia"/>
           <w:lang w:val="en-US"/>
         </w:rPr>
       </w:pPr>
@@ -9113,7 +9725,7 @@
         </w:rPr>
         <w:lastRenderedPageBreak/>
         <w:drawing>
-          <wp:anchor distT="0" distB="0" distL="114300" distR="114300" simplePos="0" relativeHeight="12" behindDoc="0" locked="0" layoutInCell="1" allowOverlap="1">
+          <wp:anchor distT="0" distB="0" distL="114300" distR="114300" simplePos="0" relativeHeight="12" behindDoc="0" locked="0" layoutInCell="1" allowOverlap="1" wp14:anchorId="74680755" wp14:editId="55EE4FF3">
             <wp:simplePos x="0" y="0"/>
             <wp:positionH relativeFrom="column">
               <wp:align>center</wp:align>
@@ -9167,6 +9779,9 @@
     <w:p>
       <w:pPr>
         <w:pStyle w:val="Standard"/>
+        <w:rPr>
+          <w:rFonts w:hint="eastAsia"/>
+        </w:rPr>
       </w:pPr>
       <w:r>
         <w:rPr>
@@ -9182,6 +9797,9 @@
     <w:p>
       <w:pPr>
         <w:pStyle w:val="Standard"/>
+        <w:rPr>
+          <w:rFonts w:hint="eastAsia"/>
+        </w:rPr>
       </w:pPr>
       <w:r>
         <w:rPr>
@@ -9194,7 +9812,7 @@
           <w:lang w:val="ru-RU" w:eastAsia="ru-RU" w:bidi="ar-SA"/>
         </w:rPr>
         <w:drawing>
-          <wp:anchor distT="0" distB="0" distL="114300" distR="114300" simplePos="0" relativeHeight="13" behindDoc="0" locked="0" layoutInCell="1" allowOverlap="1">
+          <wp:anchor distT="0" distB="0" distL="114300" distR="114300" simplePos="0" relativeHeight="13" behindDoc="0" locked="0" layoutInCell="1" allowOverlap="1" wp14:anchorId="327DF1B9" wp14:editId="24AF14E2">
             <wp:simplePos x="0" y="0"/>
             <wp:positionH relativeFrom="column">
               <wp:align>center</wp:align>
@@ -9294,6 +9912,9 @@
     <w:p>
       <w:pPr>
         <w:pStyle w:val="Standard"/>
+        <w:rPr>
+          <w:rFonts w:hint="eastAsia"/>
+        </w:rPr>
       </w:pPr>
       <w:r>
         <w:rPr>
@@ -9324,9 +9945,14 @@
 </file>
 
 <file path=word/endnotes.xml><?xml version="1.0" encoding="utf-8"?>
-<w:endnotes xmlns:wpc="http://schemas.microsoft.com/office/word/2010/wordprocessingCanvas" xmlns:cx="http://schemas.microsoft.com/office/drawing/2014/chartex" xmlns:cx1="http://schemas.microsoft.com/office/drawing/2015/9/8/chartex" xmlns:mc="http://schemas.openxmlformats.org/markup-compatibility/2006" xmlns:o="urn:schemas-microsoft-com:office:office" xmlns:r="http://schemas.openxmlformats.org/officeDocument/2006/relationships" xmlns:m="http://schemas.openxmlformats.org/officeDocument/2006/math" xmlns:v="urn:schemas-microsoft-com:vml" xmlns:wp14="http://schemas.microsoft.com/office/word/2010/wordprocessingDrawing" xmlns:wp="http://schemas.openxmlformats.org/drawingml/2006/wordprocessingDrawing" xmlns:w10="urn:schemas-microsoft-com:office:word" xmlns:w="http://schemas.openxmlformats.org/wordprocessingml/2006/main" xmlns:w14="http://schemas.microsoft.com/office/word/2010/wordml" xmlns:w15="http://schemas.microsoft.com/office/word/2012/wordml" xmlns:w16se="http://schemas.microsoft.com/office/word/2015/wordml/symex" xmlns:wpg="http://schemas.microsoft.com/office/word/2010/wordprocessingGroup" xmlns:wpi="http://schemas.microsoft.com/office/word/2010/wordprocessingInk" xmlns:wne="http://schemas.microsoft.com/office/word/2006/wordml" xmlns:wps="http://schemas.microsoft.com/office/word/2010/wordprocessingShape" mc:Ignorable="w14 w15 w16se wp14">
+<w:endnotes xmlns:wpc="http://schemas.microsoft.com/office/word/2010/wordprocessingCanvas" xmlns:cx="http://schemas.microsoft.com/office/drawing/2014/chartex" xmlns:cx1="http://schemas.microsoft.com/office/drawing/2015/9/8/chartex" xmlns:cx2="http://schemas.microsoft.com/office/drawing/2015/10/21/chartex" xmlns:cx3="http://schemas.microsoft.com/office/drawing/2016/5/9/chartex" xmlns:cx4="http://schemas.microsoft.com/office/drawing/2016/5/10/chartex" xmlns:cx5="http://schemas.microsoft.com/office/drawing/2016/5/11/chartex" xmlns:cx6="http://schemas.microsoft.com/office/drawing/2016/5/12/chartex" xmlns:cx7="http://schemas.microsoft.com/office/drawing/2016/5/13/chartex" xmlns:cx8="http://schemas.microsoft.com/office/drawing/2016/5/14/chartex" xmlns:mc="http://schemas.openxmlformats.org/markup-compatibility/2006" xmlns:aink="http://schemas.microsoft.com/office/drawing/2016/ink" xmlns:am3d="http://schemas.microsoft.com/office/drawing/2017/model3d" xmlns:o="urn:schemas-microsoft-com:office:office" xmlns:r="http://schemas.openxmlformats.org/officeDocument/2006/relationships" xmlns:m="http://schemas.openxmlformats.org/officeDocument/2006/math" xmlns:v="urn:schemas-microsoft-com:vml" xmlns:wp14="http://schemas.microsoft.com/office/word/2010/wordprocessingDrawing" xmlns:wp="http://schemas.openxmlformats.org/drawingml/2006/wordprocessingDrawing" xmlns:w10="urn:schemas-microsoft-com:office:word" xmlns:w="http://schemas.openxmlformats.org/wordprocessingml/2006/main" xmlns:w14="http://schemas.microsoft.com/office/word/2010/wordml" xmlns:w15="http://schemas.microsoft.com/office/word/2012/wordml" xmlns:w16cex="http://schemas.microsoft.com/office/word/2018/wordml/cex" xmlns:w16cid="http://schemas.microsoft.com/office/word/2016/wordml/cid" xmlns:w16="http://schemas.microsoft.com/office/word/2018/wordml" xmlns:w16sdtdh="http://schemas.microsoft.com/office/word/2020/wordml/sdtdatahash" xmlns:w16se="http://schemas.microsoft.com/office/word/2015/wordml/symex" xmlns:wpg="http://schemas.microsoft.com/office/word/2010/wordprocessingGroup" xmlns:wpi="http://schemas.microsoft.com/office/word/2010/wordprocessingInk" xmlns:wne="http://schemas.microsoft.com/office/word/2006/wordml" xmlns:wps="http://schemas.microsoft.com/office/word/2010/wordprocessingShape" mc:Ignorable="w14 w15 w16se w16cid w16 w16cex w16sdtdh wp14">
   <w:endnote w:type="separator" w:id="-1">
     <w:p>
+      <w:pPr>
+        <w:rPr>
+          <w:rFonts w:hint="eastAsia"/>
+        </w:rPr>
+      </w:pPr>
       <w:r>
         <w:separator/>
       </w:r>
@@ -9334,6 +9960,11 @@
   </w:endnote>
   <w:endnote w:type="continuationSeparator" w:id="0">
     <w:p>
+      <w:pPr>
+        <w:rPr>
+          <w:rFonts w:hint="eastAsia"/>
+        </w:rPr>
+      </w:pPr>
       <w:r>
         <w:continuationSeparator/>
       </w:r>
@@ -9343,9 +9974,14 @@
 </file>
 
 <file path=word/footnotes.xml><?xml version="1.0" encoding="utf-8"?>
-<w:footnotes xmlns:wpc="http://schemas.microsoft.com/office/word/2010/wordprocessingCanvas" xmlns:cx="http://schemas.microsoft.com/office/drawing/2014/chartex" xmlns:cx1="http://schemas.microsoft.com/office/drawing/2015/9/8/chartex" xmlns:mc="http://schemas.openxmlformats.org/markup-compatibility/2006" xmlns:o="urn:schemas-microsoft-com:office:office" xmlns:r="http://schemas.openxmlformats.org/officeDocument/2006/relationships" xmlns:m="http://schemas.openxmlformats.org/officeDocument/2006/math" xmlns:v="urn:schemas-microsoft-com:vml" xmlns:wp14="http://schemas.microsoft.com/office/word/2010/wordprocessingDrawing" xmlns:wp="http://schemas.openxmlformats.org/drawingml/2006/wordprocessingDrawing" xmlns:w10="urn:schemas-microsoft-com:office:word" xmlns:w="http://schemas.openxmlformats.org/wordprocessingml/2006/main" xmlns:w14="http://schemas.microsoft.com/office/word/2010/wordml" xmlns:w15="http://schemas.microsoft.com/office/word/2012/wordml" xmlns:w16se="http://schemas.microsoft.com/office/word/2015/wordml/symex" xmlns:wpg="http://schemas.microsoft.com/office/word/2010/wordprocessingGroup" xmlns:wpi="http://schemas.microsoft.com/office/word/2010/wordprocessingInk" xmlns:wne="http://schemas.microsoft.com/office/word/2006/wordml" xmlns:wps="http://schemas.microsoft.com/office/word/2010/wordprocessingShape" mc:Ignorable="w14 w15 w16se wp14">
+<w:footnotes xmlns:wpc="http://schemas.microsoft.com/office/word/2010/wordprocessingCanvas" xmlns:cx="http://schemas.microsoft.com/office/drawing/2014/chartex" xmlns:cx1="http://schemas.microsoft.com/office/drawing/2015/9/8/chartex" xmlns:cx2="http://schemas.microsoft.com/office/drawing/2015/10/21/chartex" xmlns:cx3="http://schemas.microsoft.com/office/drawing/2016/5/9/chartex" xmlns:cx4="http://schemas.microsoft.com/office/drawing/2016/5/10/chartex" xmlns:cx5="http://schemas.microsoft.com/office/drawing/2016/5/11/chartex" xmlns:cx6="http://schemas.microsoft.com/office/drawing/2016/5/12/chartex" xmlns:cx7="http://schemas.microsoft.com/office/drawing/2016/5/13/chartex" xmlns:cx8="http://schemas.microsoft.com/office/drawing/2016/5/14/chartex" xmlns:mc="http://schemas.openxmlformats.org/markup-compatibility/2006" xmlns:aink="http://schemas.microsoft.com/office/drawing/2016/ink" xmlns:am3d="http://schemas.microsoft.com/office/drawing/2017/model3d" xmlns:o="urn:schemas-microsoft-com:office:office" xmlns:r="http://schemas.openxmlformats.org/officeDocument/2006/relationships" xmlns:m="http://schemas.openxmlformats.org/officeDocument/2006/math" xmlns:v="urn:schemas-microsoft-com:vml" xmlns:wp14="http://schemas.microsoft.com/office/word/2010/wordprocessingDrawing" xmlns:wp="http://schemas.openxmlformats.org/drawingml/2006/wordprocessingDrawing" xmlns:w10="urn:schemas-microsoft-com:office:word" xmlns:w="http://schemas.openxmlformats.org/wordprocessingml/2006/main" xmlns:w14="http://schemas.microsoft.com/office/word/2010/wordml" xmlns:w15="http://schemas.microsoft.com/office/word/2012/wordml" xmlns:w16cex="http://schemas.microsoft.com/office/word/2018/wordml/cex" xmlns:w16cid="http://schemas.microsoft.com/office/word/2016/wordml/cid" xmlns:w16="http://schemas.microsoft.com/office/word/2018/wordml" xmlns:w16sdtdh="http://schemas.microsoft.com/office/word/2020/wordml/sdtdatahash" xmlns:w16se="http://schemas.microsoft.com/office/word/2015/wordml/symex" xmlns:wpg="http://schemas.microsoft.com/office/word/2010/wordprocessingGroup" xmlns:wpi="http://schemas.microsoft.com/office/word/2010/wordprocessingInk" xmlns:wne="http://schemas.microsoft.com/office/word/2006/wordml" xmlns:wps="http://schemas.microsoft.com/office/word/2010/wordprocessingShape" mc:Ignorable="w14 w15 w16se w16cid w16 w16cex w16sdtdh wp14">
   <w:footnote w:type="separator" w:id="-1">
     <w:p>
+      <w:pPr>
+        <w:rPr>
+          <w:rFonts w:hint="eastAsia"/>
+        </w:rPr>
+      </w:pPr>
       <w:r>
         <w:rPr>
           <w:color w:val="000000"/>
@@ -9356,6 +9992,11 @@
   </w:footnote>
   <w:footnote w:type="continuationSeparator" w:id="0">
     <w:p>
+      <w:pPr>
+        <w:rPr>
+          <w:rFonts w:hint="eastAsia"/>
+        </w:rPr>
+      </w:pPr>
       <w:r>
         <w:continuationSeparator/>
       </w:r>
@@ -9365,7 +10006,7 @@
 </file>
 
 <file path=word/numbering.xml><?xml version="1.0" encoding="utf-8"?>
-<w:numbering xmlns:wpc="http://schemas.microsoft.com/office/word/2010/wordprocessingCanvas" xmlns:cx="http://schemas.microsoft.com/office/drawing/2014/chartex" xmlns:cx1="http://schemas.microsoft.com/office/drawing/2015/9/8/chartex" xmlns:mc="http://schemas.openxmlformats.org/markup-compatibility/2006" xmlns:o="urn:schemas-microsoft-com:office:office" xmlns:r="http://schemas.openxmlformats.org/officeDocument/2006/relationships" xmlns:m="http://schemas.openxmlformats.org/officeDocument/2006/math" xmlns:v="urn:schemas-microsoft-com:vml" xmlns:wp14="http://schemas.microsoft.com/office/word/2010/wordprocessingDrawing" xmlns:wp="http://schemas.openxmlformats.org/drawingml/2006/wordprocessingDrawing" xmlns:w10="urn:schemas-microsoft-com:office:word" xmlns:w="http://schemas.openxmlformats.org/wordprocessingml/2006/main" xmlns:w14="http://schemas.microsoft.com/office/word/2010/wordml" xmlns:w15="http://schemas.microsoft.com/office/word/2012/wordml" xmlns:w16se="http://schemas.microsoft.com/office/word/2015/wordml/symex" xmlns:wpg="http://schemas.microsoft.com/office/word/2010/wordprocessingGroup" xmlns:wpi="http://schemas.microsoft.com/office/word/2010/wordprocessingInk" xmlns:wne="http://schemas.microsoft.com/office/word/2006/wordml" xmlns:wps="http://schemas.microsoft.com/office/word/2010/wordprocessingShape" mc:Ignorable="w14 w15 w16se wp14">
+<w:numbering xmlns:wpc="http://schemas.microsoft.com/office/word/2010/wordprocessingCanvas" xmlns:cx="http://schemas.microsoft.com/office/drawing/2014/chartex" xmlns:cx1="http://schemas.microsoft.com/office/drawing/2015/9/8/chartex" xmlns:cx2="http://schemas.microsoft.com/office/drawing/2015/10/21/chartex" xmlns:cx3="http://schemas.microsoft.com/office/drawing/2016/5/9/chartex" xmlns:cx4="http://schemas.microsoft.com/office/drawing/2016/5/10/chartex" xmlns:cx5="http://schemas.microsoft.com/office/drawing/2016/5/11/chartex" xmlns:cx6="http://schemas.microsoft.com/office/drawing/2016/5/12/chartex" xmlns:cx7="http://schemas.microsoft.com/office/drawing/2016/5/13/chartex" xmlns:cx8="http://schemas.microsoft.com/office/drawing/2016/5/14/chartex" xmlns:mc="http://schemas.openxmlformats.org/markup-compatibility/2006" xmlns:aink="http://schemas.microsoft.com/office/drawing/2016/ink" xmlns:am3d="http://schemas.microsoft.com/office/drawing/2017/model3d" xmlns:o="urn:schemas-microsoft-com:office:office" xmlns:r="http://schemas.openxmlformats.org/officeDocument/2006/relationships" xmlns:m="http://schemas.openxmlformats.org/officeDocument/2006/math" xmlns:v="urn:schemas-microsoft-com:vml" xmlns:wp14="http://schemas.microsoft.com/office/word/2010/wordprocessingDrawing" xmlns:wp="http://schemas.openxmlformats.org/drawingml/2006/wordprocessingDrawing" xmlns:w10="urn:schemas-microsoft-com:office:word" xmlns:w="http://schemas.openxmlformats.org/wordprocessingml/2006/main" xmlns:w14="http://schemas.microsoft.com/office/word/2010/wordml" xmlns:w15="http://schemas.microsoft.com/office/word/2012/wordml" xmlns:w16cex="http://schemas.microsoft.com/office/word/2018/wordml/cex" xmlns:w16cid="http://schemas.microsoft.com/office/word/2016/wordml/cid" xmlns:w16="http://schemas.microsoft.com/office/word/2018/wordml" xmlns:w16sdtdh="http://schemas.microsoft.com/office/word/2020/wordml/sdtdatahash" xmlns:w16se="http://schemas.microsoft.com/office/word/2015/wordml/symex" xmlns:wpg="http://schemas.microsoft.com/office/word/2010/wordprocessingGroup" xmlns:wpi="http://schemas.microsoft.com/office/word/2010/wordprocessingInk" xmlns:wne="http://schemas.microsoft.com/office/word/2006/wordml" xmlns:wps="http://schemas.microsoft.com/office/word/2010/wordprocessingShape" mc:Ignorable="w14 w15 w16se w16cid w16 w16cex w16sdtdh wp14">
   <w:abstractNum w:abstractNumId="0" w15:restartNumberingAfterBreak="0">
     <w:nsid w:val="47F12983"/>
     <w:multiLevelType w:val="hybridMultilevel"/>
@@ -9463,7 +10104,7 @@
 </file>
 
 <file path=word/styles.xml><?xml version="1.0" encoding="utf-8"?>
-<w:styles xmlns:mc="http://schemas.openxmlformats.org/markup-compatibility/2006" xmlns:r="http://schemas.openxmlformats.org/officeDocument/2006/relationships" xmlns:w="http://schemas.openxmlformats.org/wordprocessingml/2006/main" xmlns:w14="http://schemas.microsoft.com/office/word/2010/wordml" xmlns:w15="http://schemas.microsoft.com/office/word/2012/wordml" xmlns:w16se="http://schemas.microsoft.com/office/word/2015/wordml/symex" mc:Ignorable="w14 w15 w16se">
+<w:styles xmlns:mc="http://schemas.openxmlformats.org/markup-compatibility/2006" xmlns:r="http://schemas.openxmlformats.org/officeDocument/2006/relationships" xmlns:w="http://schemas.openxmlformats.org/wordprocessingml/2006/main" xmlns:w14="http://schemas.microsoft.com/office/word/2010/wordml" xmlns:w15="http://schemas.microsoft.com/office/word/2012/wordml" xmlns:w16cex="http://schemas.microsoft.com/office/word/2018/wordml/cex" xmlns:w16cid="http://schemas.microsoft.com/office/word/2016/wordml/cid" xmlns:w16="http://schemas.microsoft.com/office/word/2018/wordml" xmlns:w16sdtdh="http://schemas.microsoft.com/office/word/2020/wordml/sdtdatahash" xmlns:w16se="http://schemas.microsoft.com/office/word/2015/wordml/symex" mc:Ignorable="w14 w15 w16se w16cid w16 w16cex w16sdtdh">
   <w:docDefaults>
     <w:rPrDefault>
       <w:rPr>
@@ -9481,7 +10122,7 @@
       </w:pPr>
     </w:pPrDefault>
   </w:docDefaults>
-  <w:latentStyles w:defLockedState="0" w:defUIPriority="99" w:defSemiHidden="0" w:defUnhideWhenUsed="0" w:defQFormat="0" w:count="371">
+  <w:latentStyles w:defLockedState="0" w:defUIPriority="99" w:defSemiHidden="0" w:defUnhideWhenUsed="0" w:defQFormat="0" w:count="376">
     <w:lsdException w:name="Normal" w:uiPriority="0" w:qFormat="1"/>
     <w:lsdException w:name="heading 1" w:uiPriority="9" w:qFormat="1"/>
     <w:lsdException w:name="heading 2" w:semiHidden="1" w:uiPriority="9" w:unhideWhenUsed="1" w:qFormat="1"/>
@@ -9587,7 +10228,6 @@
     <w:lsdException w:name="HTML Sample" w:semiHidden="1" w:unhideWhenUsed="1"/>
     <w:lsdException w:name="HTML Typewriter" w:semiHidden="1" w:unhideWhenUsed="1"/>
     <w:lsdException w:name="HTML Variable" w:semiHidden="1" w:unhideWhenUsed="1"/>
-    <w:lsdException w:name="Normal Table" w:semiHidden="1" w:unhideWhenUsed="1"/>
     <w:lsdException w:name="annotation subject" w:semiHidden="1" w:unhideWhenUsed="1"/>
     <w:lsdException w:name="No List" w:semiHidden="1" w:unhideWhenUsed="1"/>
     <w:lsdException w:name="Outline List 1" w:semiHidden="1" w:unhideWhenUsed="1"/>
@@ -9630,11 +10270,8 @@
     <w:lsdException w:name="Table Contemporary" w:semiHidden="1" w:unhideWhenUsed="1"/>
     <w:lsdException w:name="Table Elegant" w:semiHidden="1" w:unhideWhenUsed="1"/>
     <w:lsdException w:name="Table Professional" w:semiHidden="1" w:unhideWhenUsed="1"/>
-    <w:lsdException w:name="Table Subtle 1" w:semiHidden="1" w:unhideWhenUsed="1"/>
     <w:lsdException w:name="Table Subtle 2" w:semiHidden="1" w:unhideWhenUsed="1"/>
     <w:lsdException w:name="Table Web 1" w:semiHidden="1" w:unhideWhenUsed="1"/>
-    <w:lsdException w:name="Table Web 2" w:semiHidden="1" w:unhideWhenUsed="1"/>
-    <w:lsdException w:name="Table Web 3" w:semiHidden="1" w:unhideWhenUsed="1"/>
     <w:lsdException w:name="Balloon Text" w:semiHidden="1" w:unhideWhenUsed="1"/>
     <w:lsdException w:name="Table Grid" w:uiPriority="39"/>
     <w:lsdException w:name="Table Theme" w:semiHidden="1" w:unhideWhenUsed="1"/>
@@ -9853,6 +10490,11 @@
     <w:lsdException w:name="List Table 5 Dark Accent 6" w:uiPriority="50"/>
     <w:lsdException w:name="List Table 6 Colorful Accent 6" w:uiPriority="51"/>
     <w:lsdException w:name="List Table 7 Colorful Accent 6" w:uiPriority="52"/>
+    <w:lsdException w:name="Mention" w:semiHidden="1" w:unhideWhenUsed="1"/>
+    <w:lsdException w:name="Smart Hyperlink" w:semiHidden="1" w:unhideWhenUsed="1"/>
+    <w:lsdException w:name="Hashtag" w:semiHidden="1" w:unhideWhenUsed="1"/>
+    <w:lsdException w:name="Unresolved Mention" w:semiHidden="1" w:unhideWhenUsed="1"/>
+    <w:lsdException w:name="Smart Link" w:semiHidden="1" w:unhideWhenUsed="1"/>
   </w:latentStyles>
   <w:style w:type="paragraph" w:default="1" w:styleId="a">
     <w:name w:val="Normal"/>
@@ -9980,6 +10622,19 @@
         <w:insideV w:val="single" w:sz="4" w:space="0" w:color="auto"/>
       </w:tblBorders>
     </w:tblPr>
+  </w:style>
+  <w:style w:type="character" w:styleId="HTML">
+    <w:name w:val="HTML Code"/>
+    <w:basedOn w:val="a0"/>
+    <w:uiPriority w:val="99"/>
+    <w:semiHidden/>
+    <w:unhideWhenUsed/>
+    <w:rsid w:val="005B6C0B"/>
+    <w:rPr>
+      <w:rFonts w:ascii="Courier New" w:eastAsia="Times New Roman" w:hAnsi="Courier New" w:cs="Courier New"/>
+      <w:sz w:val="20"/>
+      <w:szCs w:val="20"/>
+    </w:rPr>
   </w:style>
 </w:styles>
 </file>

--- a/Lab2/LELA1_LAB2_Rah_Sal.docx
+++ b/Lab2/LELA1_LAB2_Rah_Sal.docx
@@ -1891,6 +1891,12 @@
       <w:pPr>
         <w:pStyle w:val="Standard"/>
         <w:jc w:val="center"/>
+      </w:pPr>
+    </w:p>
+    <w:p>
+      <w:pPr>
+        <w:pStyle w:val="Standard"/>
+        <w:jc w:val="center"/>
         <w:rPr>
           <w:rFonts w:hint="eastAsia"/>
         </w:rPr>
@@ -2085,23 +2091,99 @@
         <w:rPr>
           <w:rFonts w:ascii="Calibri" w:hAnsi="Calibri"/>
         </w:rPr>
-        <w:t>Na podstawie wartości, zmierzonych w trakcie laboratorium i zamieszczonych w ZSYP-ie, możemy przeprowadzić następne obliczenia:</w:t>
-      </w:r>
-    </w:p>
-    <w:p>
-      <w:pPr>
-        <w:pStyle w:val="Standard"/>
-        <w:rPr>
-          <w:rFonts w:ascii="Calibri" w:hAnsi="Calibri"/>
-        </w:rPr>
-      </w:pPr>
+        <w:t>Na podstawie wartości, zmierzonych w trakcie laboratorium i zamieszczonych w ZSYP-ie</w:t>
+      </w:r>
+      <w:r>
+        <w:rPr>
+          <w:rFonts w:ascii="Calibri" w:hAnsi="Calibri"/>
+        </w:rPr>
+        <w:t>:</w:t>
+      </w:r>
+      <w:r>
+        <w:rPr>
+          <w:rFonts w:ascii="Calibri" w:hAnsi="Calibri"/>
+        </w:rPr>
+        <w:br/>
+      </w:r>
     </w:p>
     <w:p>
       <w:pPr>
         <w:pStyle w:val="Standard"/>
         <w:jc w:val="center"/>
         <w:rPr>
-          <w:rFonts w:asciiTheme="minorHAnsi" w:hAnsiTheme="minorHAnsi" w:cstheme="minorHAnsi"/>
+          <w:rFonts w:ascii="Calibri" w:hAnsi="Calibri"/>
+        </w:rPr>
+      </w:pPr>
+      <m:oMathPara>
+        <m:oMath>
+          <m:sSub>
+            <m:sSubPr>
+              <m:ctrlPr>
+                <w:rPr>
+                  <w:rFonts w:ascii="Cambria Math" w:hAnsi="Cambria Math" w:cstheme="minorHAnsi"/>
+                  <w:i/>
+                </w:rPr>
+              </m:ctrlPr>
+            </m:sSubPr>
+            <m:e>
+              <m:r>
+                <w:rPr>
+                  <w:rFonts w:ascii="Cambria Math" w:hAnsi="Cambria Math" w:cstheme="minorHAnsi"/>
+                </w:rPr>
+                <m:t>U</m:t>
+              </m:r>
+            </m:e>
+            <m:sub>
+              <m:r>
+                <w:rPr>
+                  <w:rFonts w:ascii="Cambria Math" w:hAnsi="Cambria Math" w:cstheme="minorHAnsi"/>
+                </w:rPr>
+                <m:t>R</m:t>
+              </m:r>
+              <m:r>
+                <w:rPr>
+                  <w:rFonts w:ascii="Cambria Math" w:hAnsi="Cambria Math" w:cstheme="minorHAnsi"/>
+                </w:rPr>
+                <m:t>2</m:t>
+              </m:r>
+            </m:sub>
+          </m:sSub>
+          <m:r>
+            <w:rPr>
+              <w:rFonts w:ascii="Cambria Math" w:hAnsi="Cambria Math" w:cstheme="minorHAnsi"/>
+            </w:rPr>
+            <m:t> = </m:t>
+          </m:r>
+          <m:r>
+            <w:rPr>
+              <w:rFonts w:ascii="Cambria Math" w:hAnsi="Cambria Math" w:cstheme="minorHAnsi"/>
+            </w:rPr>
+            <m:t>5,33</m:t>
+          </m:r>
+          <m:r>
+            <w:rPr>
+              <w:rFonts w:ascii="Cambria Math" w:hAnsi="Cambria Math" w:cstheme="minorHAnsi"/>
+            </w:rPr>
+            <m:t> V</m:t>
+          </m:r>
+        </m:oMath>
+      </m:oMathPara>
+    </w:p>
+    <w:p>
+      <w:pPr>
+        <w:pStyle w:val="Standard"/>
+        <w:jc w:val="center"/>
+        <w:rPr>
+          <w:rFonts w:ascii="Calibri" w:hAnsi="Calibri"/>
+        </w:rPr>
+      </w:pPr>
+    </w:p>
+    <w:p>
+      <w:pPr>
+        <w:pStyle w:val="Standard"/>
+        <w:jc w:val="center"/>
+        <w:rPr>
+          <w:rFonts w:ascii="Calibri" w:hAnsi="Calibri"/>
         </w:rPr>
       </w:pPr>
       <m:oMathPara>
@@ -2140,6 +2222,93 @@
           </m:r>
         </m:oMath>
       </m:oMathPara>
+    </w:p>
+    <w:p>
+      <w:pPr>
+        <w:pStyle w:val="Standard"/>
+        <w:jc w:val="center"/>
+        <w:rPr>
+          <w:rFonts w:ascii="Calibri" w:hAnsi="Calibri"/>
+        </w:rPr>
+      </w:pPr>
+    </w:p>
+    <w:p>
+      <w:pPr>
+        <w:pStyle w:val="Standard"/>
+        <w:jc w:val="both"/>
+        <w:rPr>
+          <w:rFonts w:asciiTheme="minorHAnsi" w:hAnsiTheme="minorHAnsi" w:cstheme="minorHAnsi"/>
+        </w:rPr>
+      </w:pPr>
+      <m:oMathPara>
+        <m:oMathParaPr>
+          <m:jc m:val="center"/>
+        </m:oMathParaPr>
+        <m:oMath>
+          <m:sSub>
+            <m:sSubPr>
+              <m:ctrlPr>
+                <w:rPr>
+                  <w:rFonts w:ascii="Cambria Math" w:hAnsi="Cambria Math" w:cstheme="minorHAnsi"/>
+                  <w:i/>
+                </w:rPr>
+              </m:ctrlPr>
+            </m:sSubPr>
+            <m:e>
+              <m:r>
+                <w:rPr>
+                  <w:rFonts w:ascii="Cambria Math" w:hAnsi="Cambria Math" w:cstheme="minorHAnsi"/>
+                </w:rPr>
+                <m:t>U</m:t>
+              </m:r>
+            </m:e>
+            <m:sub>
+              <m:r>
+                <w:rPr>
+                  <w:rFonts w:ascii="Cambria Math" w:hAnsi="Cambria Math" w:cstheme="minorHAnsi"/>
+                </w:rPr>
+                <m:t>CE</m:t>
+              </m:r>
+            </m:sub>
+          </m:sSub>
+          <m:r>
+            <w:rPr>
+              <w:rFonts w:ascii="Cambria Math" w:hAnsi="Cambria Math" w:cstheme="minorHAnsi"/>
+            </w:rPr>
+            <m:t> = 4,15 V</m:t>
+          </m:r>
+        </m:oMath>
+      </m:oMathPara>
+    </w:p>
+    <w:p>
+      <w:pPr>
+        <w:pStyle w:val="Standard"/>
+        <w:rPr>
+          <w:rFonts w:asciiTheme="minorHAnsi" w:hAnsiTheme="minorHAnsi" w:cstheme="minorHAnsi"/>
+        </w:rPr>
+      </w:pPr>
+    </w:p>
+    <w:p>
+      <w:pPr>
+        <w:pStyle w:val="Standard"/>
+        <w:rPr>
+          <w:rFonts w:ascii="Calibri" w:hAnsi="Calibri"/>
+        </w:rPr>
+      </w:pPr>
+      <w:r>
+        <w:rPr>
+          <w:rFonts w:ascii="Calibri" w:hAnsi="Calibri"/>
+        </w:rPr>
+        <w:t>możemy przeprowadzić następne obliczenia:</w:t>
+      </w:r>
+    </w:p>
+    <w:p>
+      <w:pPr>
+        <w:pStyle w:val="Standard"/>
+        <w:rPr>
+          <w:rFonts w:ascii="Calibri" w:hAnsi="Calibri"/>
+        </w:rPr>
+      </w:pPr>
     </w:p>
     <w:p>
       <w:pPr>
@@ -2376,63 +2545,6 @@
               <w:rFonts w:ascii="Cambria Math" w:hAnsi="Cambria Math" w:cstheme="minorHAnsi"/>
             </w:rPr>
             <m:t xml:space="preserve"> = -10,00 V+4,67 V =- 5,33 V</m:t>
-          </m:r>
-        </m:oMath>
-      </m:oMathPara>
-    </w:p>
-    <w:p>
-      <w:pPr>
-        <w:pStyle w:val="Standard"/>
-        <w:jc w:val="both"/>
-        <w:rPr>
-          <w:rFonts w:asciiTheme="minorHAnsi" w:hAnsiTheme="minorHAnsi" w:cstheme="minorHAnsi"/>
-        </w:rPr>
-      </w:pPr>
-    </w:p>
-    <w:p>
-      <w:pPr>
-        <w:pStyle w:val="Standard"/>
-        <w:jc w:val="both"/>
-        <w:rPr>
-          <w:rFonts w:asciiTheme="minorHAnsi" w:hAnsiTheme="minorHAnsi" w:cstheme="minorHAnsi"/>
-        </w:rPr>
-      </w:pPr>
-      <m:oMathPara>
-        <m:oMathParaPr>
-          <m:jc m:val="center"/>
-        </m:oMathParaPr>
-        <m:oMath>
-          <m:sSub>
-            <m:sSubPr>
-              <m:ctrlPr>
-                <w:rPr>
-                  <w:rFonts w:ascii="Cambria Math" w:hAnsi="Cambria Math" w:cstheme="minorHAnsi"/>
-                  <w:i/>
-                </w:rPr>
-              </m:ctrlPr>
-            </m:sSubPr>
-            <m:e>
-              <m:r>
-                <w:rPr>
-                  <w:rFonts w:ascii="Cambria Math" w:hAnsi="Cambria Math" w:cstheme="minorHAnsi"/>
-                </w:rPr>
-                <m:t>U</m:t>
-              </m:r>
-            </m:e>
-            <m:sub>
-              <m:r>
-                <w:rPr>
-                  <w:rFonts w:ascii="Cambria Math" w:hAnsi="Cambria Math" w:cstheme="minorHAnsi"/>
-                </w:rPr>
-                <m:t>CE</m:t>
-              </m:r>
-            </m:sub>
-          </m:sSub>
-          <m:r>
-            <w:rPr>
-              <w:rFonts w:ascii="Cambria Math" w:hAnsi="Cambria Math" w:cstheme="minorHAnsi"/>
-            </w:rPr>
-            <m:t> = 4,15 V</m:t>
           </m:r>
         </m:oMath>
       </m:oMathPara>
@@ -4161,28 +4273,22 @@
       <w:pPr>
         <w:pStyle w:val="Standard"/>
         <w:rPr>
-          <w:rFonts w:ascii="Calibri" w:hAnsi="Calibri"/>
-          <w:iCs/>
-        </w:rPr>
-      </w:pPr>
-      <w:r>
-        <w:rPr>
           <w:rFonts w:asciiTheme="minorHAnsi" w:hAnsiTheme="minorHAnsi" w:cstheme="minorHAnsi"/>
         </w:rPr>
-        <w:t>Wyniki pomiarowe są więc bardzo bliskie wartościom teoretycznym</w:t>
-      </w:r>
+      </w:pPr>
       <w:r>
         <w:rPr>
           <w:rFonts w:asciiTheme="minorHAnsi" w:hAnsiTheme="minorHAnsi" w:cstheme="minorHAnsi"/>
         </w:rPr>
-        <w:t xml:space="preserve"> (Rozbieżność w przypadku wartości </w:t>
+        <w:t xml:space="preserve">Wyniki pomiarowe są bardzo bliskie wartościom teoretycznym. Rozbieżność dla </w:t>
       </w:r>
       <m:oMath>
         <m:sSub>
           <m:sSubPr>
             <m:ctrlPr>
               <w:rPr>
-                <w:rFonts w:ascii="Cambria Math" w:hAnsi="Cambria Math" w:cstheme="minorHAnsi"/>
+                <w:rStyle w:val="HTML"/>
+                <w:rFonts w:ascii="Cambria Math" w:eastAsia="SimSun" w:hAnsi="Cambria Math" w:cstheme="minorHAnsi"/>
                 <w:i/>
               </w:rPr>
             </m:ctrlPr>
@@ -4190,7 +4296,8 @@
           <m:e>
             <m:r>
               <w:rPr>
-                <w:rFonts w:ascii="Cambria Math" w:hAnsi="Cambria Math" w:cstheme="minorHAnsi"/>
+                <w:rStyle w:val="HTML"/>
+                <w:rFonts w:ascii="Cambria Math" w:eastAsia="SimSun" w:hAnsi="Cambria Math" w:cstheme="minorHAnsi"/>
               </w:rPr>
               <m:t>U</m:t>
             </m:r>
@@ -4198,7 +4305,8 @@
           <m:sub>
             <m:r>
               <w:rPr>
-                <w:rFonts w:ascii="Cambria Math" w:hAnsi="Cambria Math" w:cstheme="minorHAnsi"/>
+                <w:rStyle w:val="HTML"/>
+                <w:rFonts w:ascii="Cambria Math" w:eastAsia="SimSun" w:hAnsi="Cambria Math" w:cstheme="minorHAnsi"/>
               </w:rPr>
               <m:t>R2</m:t>
             </m:r>
@@ -4209,26 +4317,28 @@
         <w:rPr>
           <w:rFonts w:asciiTheme="minorHAnsi" w:hAnsiTheme="minorHAnsi" w:cstheme="minorHAnsi"/>
         </w:rPr>
-        <w:t xml:space="preserve"> wynosi 0,7%, natomiastw </w:t>
+        <w:t xml:space="preserve"> wynosi około </w:t>
+      </w:r>
+      <w:r>
+        <w:rPr>
+          <w:rStyle w:val="HTML"/>
+          <w:rFonts w:asciiTheme="minorHAnsi" w:eastAsia="SimSun" w:hAnsiTheme="minorHAnsi" w:cstheme="minorHAnsi"/>
+        </w:rPr>
+        <w:t>0,7%</w:t>
       </w:r>
       <w:r>
         <w:rPr>
           <w:rFonts w:asciiTheme="minorHAnsi" w:hAnsiTheme="minorHAnsi" w:cstheme="minorHAnsi"/>
         </w:rPr>
-        <w:t xml:space="preserve">w </w:t>
-      </w:r>
-      <w:r>
-        <w:rPr>
-          <w:rFonts w:asciiTheme="minorHAnsi" w:hAnsiTheme="minorHAnsi" w:cstheme="minorHAnsi"/>
-        </w:rPr>
-        <w:t xml:space="preserve">prypadku </w:t>
+        <w:t xml:space="preserve">, natomiast dla </w:t>
       </w:r>
       <m:oMath>
         <m:sSub>
           <m:sSubPr>
             <m:ctrlPr>
               <w:rPr>
-                <w:rFonts w:ascii="Cambria Math" w:hAnsi="Cambria Math" w:cstheme="minorHAnsi"/>
+                <w:rStyle w:val="HTML"/>
+                <w:rFonts w:ascii="Cambria Math" w:eastAsia="SimSun" w:hAnsi="Cambria Math" w:cstheme="minorHAnsi"/>
                 <w:i/>
               </w:rPr>
             </m:ctrlPr>
@@ -4236,7 +4346,8 @@
           <m:e>
             <m:r>
               <w:rPr>
-                <w:rFonts w:ascii="Cambria Math" w:hAnsi="Cambria Math" w:cstheme="minorHAnsi"/>
+                <w:rStyle w:val="HTML"/>
+                <w:rFonts w:ascii="Cambria Math" w:eastAsia="SimSun" w:hAnsi="Cambria Math" w:cstheme="minorHAnsi"/>
               </w:rPr>
               <m:t>U</m:t>
             </m:r>
@@ -4244,7 +4355,8 @@
           <m:sub>
             <m:r>
               <w:rPr>
-                <w:rFonts w:ascii="Cambria Math" w:hAnsi="Cambria Math" w:cstheme="minorHAnsi"/>
+                <w:rStyle w:val="HTML"/>
+                <w:rFonts w:ascii="Cambria Math" w:eastAsia="SimSun" w:hAnsi="Cambria Math" w:cstheme="minorHAnsi"/>
               </w:rPr>
               <m:t>CE</m:t>
             </m:r>
@@ -4255,101 +4367,35 @@
         <w:rPr>
           <w:rFonts w:asciiTheme="minorHAnsi" w:hAnsiTheme="minorHAnsi" w:cstheme="minorHAnsi"/>
         </w:rPr>
-        <w:t xml:space="preserve"> obserwujemy rozbieżność ok. 1,6%</w:t>
+        <w:t xml:space="preserve"> około </w:t>
+      </w:r>
+      <w:r>
+        <w:rPr>
+          <w:rStyle w:val="HTML"/>
+          <w:rFonts w:asciiTheme="minorHAnsi" w:eastAsia="SimSun" w:hAnsiTheme="minorHAnsi" w:cstheme="minorHAnsi"/>
+        </w:rPr>
+        <w:t>1</w:t>
+      </w:r>
+      <w:r>
+        <w:rPr>
+          <w:rStyle w:val="HTML"/>
+          <w:rFonts w:asciiTheme="minorHAnsi" w:eastAsia="SimSun" w:hAnsiTheme="minorHAnsi" w:cstheme="minorHAnsi"/>
+        </w:rPr>
+        <w:t>,6</w:t>
+      </w:r>
+      <w:r>
+        <w:rPr>
+          <w:rStyle w:val="HTML"/>
+          <w:rFonts w:asciiTheme="minorHAnsi" w:eastAsia="SimSun" w:hAnsiTheme="minorHAnsi" w:cstheme="minorHAnsi"/>
+        </w:rPr>
+        <w:t>%</w:t>
       </w:r>
       <w:r>
         <w:rPr>
           <w:rFonts w:asciiTheme="minorHAnsi" w:hAnsiTheme="minorHAnsi" w:cstheme="minorHAnsi"/>
         </w:rPr>
-        <w:t>)</w:t>
-      </w:r>
-      <w:r>
-        <w:rPr>
-          <w:rFonts w:asciiTheme="minorHAnsi" w:hAnsiTheme="minorHAnsi" w:cstheme="minorHAnsi"/>
-        </w:rPr>
-        <w:t>.</w:t>
-      </w:r>
-      <w:r>
-        <w:t xml:space="preserve"> </w:t>
-      </w:r>
-      <w:r>
-        <w:rPr>
-          <w:rFonts w:ascii="Calibri" w:hAnsi="Calibri"/>
-          <w:iCs/>
-        </w:rPr>
-        <w:t>Poniważ używamy rezystorów z szeregu E24 które mają typową tolerancję ±5% uzna</w:t>
-      </w:r>
-      <w:r>
-        <w:rPr>
-          <w:rFonts w:ascii="Calibri" w:hAnsi="Calibri"/>
-          <w:iCs/>
-        </w:rPr>
-        <w:t>wa</w:t>
-      </w:r>
-      <w:r>
-        <w:rPr>
-          <w:rFonts w:ascii="Calibri" w:hAnsi="Calibri"/>
-          <w:iCs/>
-        </w:rPr>
-        <w:t>my</w:t>
-      </w:r>
-      <w:r>
-        <w:rPr>
-          <w:rFonts w:ascii="Calibri" w:hAnsi="Calibri"/>
-          <w:iCs/>
-        </w:rPr>
-        <w:t xml:space="preserve"> t</w:t>
-      </w:r>
-      <w:r>
-        <w:rPr>
-          <w:rFonts w:ascii="Calibri" w:hAnsi="Calibri"/>
-          <w:iCs/>
-        </w:rPr>
-        <w:t>e</w:t>
-      </w:r>
-      <w:r>
-        <w:rPr>
-          <w:rFonts w:ascii="Calibri" w:hAnsi="Calibri"/>
-          <w:iCs/>
-        </w:rPr>
-        <w:t xml:space="preserve"> rozbieżnoś</w:t>
-      </w:r>
-      <w:r>
-        <w:rPr>
-          <w:rFonts w:ascii="Calibri" w:hAnsi="Calibri"/>
-          <w:iCs/>
-        </w:rPr>
-        <w:t>ci</w:t>
-      </w:r>
-      <w:r>
-        <w:rPr>
-          <w:rFonts w:ascii="Calibri" w:hAnsi="Calibri"/>
-          <w:iCs/>
-        </w:rPr>
-        <w:t xml:space="preserve"> za akceptowaln</w:t>
-      </w:r>
-      <w:r>
-        <w:rPr>
-          <w:rFonts w:ascii="Calibri" w:hAnsi="Calibri"/>
-          <w:iCs/>
-        </w:rPr>
-        <w:t>e</w:t>
-      </w:r>
-      <w:r>
-        <w:rPr>
-          <w:rFonts w:ascii="Calibri" w:hAnsi="Calibri"/>
-          <w:iCs/>
-        </w:rPr>
-        <w:t>.</w:t>
-      </w:r>
-    </w:p>
-    <w:p>
-      <w:pPr>
-        <w:pStyle w:val="Standard"/>
-        <w:rPr>
-          <w:rFonts w:ascii="Calibri" w:hAnsi="Calibri"/>
-        </w:rPr>
-      </w:pPr>
+        <w:t>. Ponieważ używamy rezystorów z szeregu E24 o typowej tolerancji ±5%, rozbieżności te można uznać za akceptowalne.</w:t>
+      </w:r>
     </w:p>
     <w:p>
       <w:pPr>
@@ -4449,6 +4495,12 @@
         </w:rPr>
         <w:t> = 20 kHz</w:t>
       </w:r>
+      <w:r>
+        <w:rPr>
+          <w:rFonts w:ascii="Calibri" w:hAnsi="Calibri"/>
+        </w:rPr>
+        <w:t>;</w:t>
+      </w:r>
     </w:p>
     <w:p>
       <w:pPr>
@@ -4555,29 +4607,21 @@
       <w:pPr>
         <w:pStyle w:val="Standard"/>
         <w:rPr>
-          <w:rFonts w:ascii="Calibri" w:hAnsi="Calibri"/>
-        </w:rPr>
-      </w:pPr>
-      <w:r>
-        <w:rPr>
-          <w:rFonts w:ascii="Calibri" w:hAnsi="Calibri"/>
-        </w:rPr>
-        <w:t>nieliniowosc i prostota obliczen</w:t>
-      </w:r>
-    </w:p>
-    <w:p>
-      <w:pPr>
-        <w:pStyle w:val="Standard"/>
-        <w:rPr>
-          <w:rFonts w:ascii="Calibri" w:hAnsi="Calibri"/>
-        </w:rPr>
-      </w:pPr>
-    </w:p>
-    <w:p>
-      <w:pPr>
-        <w:pStyle w:val="Standard"/>
-        <w:rPr>
-          <w:rFonts w:hint="eastAsia"/>
+          <w:rFonts w:ascii="Calibri" w:hAnsi="Calibri" w:cs="Calibri"/>
+        </w:rPr>
+      </w:pPr>
+      <w:r>
+        <w:rPr>
+          <w:rFonts w:ascii="Calibri" w:hAnsi="Calibri" w:cs="Calibri"/>
+        </w:rPr>
+        <w:t>Wybrano małą amplitudę sygnału wejściowego, aby układ pracował w zakresie małosygnałowym i możliwie liniowym, co pozwala na poprawny pomiar wzmocnienia napięciowego oraz ogranicza zniekształcenia nieliniowe.</w:t>
+      </w:r>
+    </w:p>
+    <w:p>
+      <w:pPr>
+        <w:pStyle w:val="Standard"/>
+        <w:rPr>
+          <w:rFonts w:asciiTheme="minorHAnsi" w:hAnsiTheme="minorHAnsi" w:cstheme="minorHAnsi" w:hint="eastAsia"/>
         </w:rPr>
       </w:pPr>
       <w:r>
@@ -4615,18 +4659,25 @@
         </w:rPr>
         <w:t>2,6134 V</w:t>
       </w:r>
-    </w:p>
-    <w:p>
-      <w:pPr>
-        <w:pStyle w:val="Standard"/>
-        <w:rPr>
-          <w:rFonts w:ascii="Calibri" w:hAnsi="Calibri"/>
-        </w:rPr>
-      </w:pPr>
-    </w:p>
-    <w:p>
-      <w:pPr>
-        <w:pStyle w:val="Standard"/>
+      <w:r>
+        <w:rPr>
+          <w:rFonts w:ascii="Calibri" w:hAnsi="Calibri"/>
+        </w:rPr>
+        <w:t>.</w:t>
+      </w:r>
+    </w:p>
+    <w:p>
+      <w:pPr>
+        <w:pStyle w:val="Standard"/>
+        <w:rPr>
+          <w:rFonts w:ascii="Calibri" w:hAnsi="Calibri"/>
+        </w:rPr>
+      </w:pPr>
+    </w:p>
+    <w:p>
+      <w:pPr>
+        <w:pStyle w:val="Standard"/>
+        <w:jc w:val="center"/>
         <w:rPr>
           <w:rFonts w:hint="eastAsia"/>
         </w:rPr>
@@ -4640,7 +4691,6 @@
           <w:color w:val="FF0000"/>
           <w:lang w:val="ru-RU" w:eastAsia="ru-RU" w:bidi="ar-SA"/>
         </w:rPr>
-        <w:lastRenderedPageBreak/>
         <w:drawing>
           <wp:inline distT="0" distB="0" distL="0" distR="0" wp14:anchorId="31E82173" wp14:editId="2B26CE10">
             <wp:extent cx="4753444" cy="2784960"/>
@@ -4693,6 +4743,31 @@
     <w:p>
       <w:pPr>
         <w:pStyle w:val="Standard"/>
+        <w:jc w:val="center"/>
+      </w:pPr>
+    </w:p>
+    <w:p>
+      <w:pPr>
+        <w:pStyle w:val="Standard"/>
+        <w:jc w:val="center"/>
+      </w:pPr>
+      <w:r>
+        <w:t xml:space="preserve">Rys </w:t>
+      </w:r>
+      <w:r>
+        <w:t>2</w:t>
+      </w:r>
+      <w:r>
+        <w:t>.1.</w:t>
+      </w:r>
+      <w:r>
+        <w:t xml:space="preserve"> Ustawiony sygnał dla obliczenia wzmocnienia napięciowego</w:t>
+      </w:r>
+    </w:p>
+    <w:p>
+      <w:pPr>
+        <w:pStyle w:val="Standard"/>
+        <w:jc w:val="center"/>
         <w:rPr>
           <w:rFonts w:ascii="Calibri" w:hAnsi="Calibri"/>
         </w:rPr>
@@ -5441,10 +5516,19 @@
           <w:rFonts w:ascii="Calibri" w:hAnsi="Calibri"/>
         </w:rPr>
       </w:pPr>
-      <w:r>
-        <w:rPr>
-          <w:rFonts w:ascii="Calibri" w:hAnsi="Calibri"/>
-        </w:rPr>
+    </w:p>
+    <w:p>
+      <w:pPr>
+        <w:pStyle w:val="Standard"/>
+        <w:rPr>
+          <w:rFonts w:ascii="Calibri" w:hAnsi="Calibri"/>
+        </w:rPr>
+      </w:pPr>
+      <w:r>
+        <w:rPr>
+          <w:rFonts w:ascii="Calibri" w:hAnsi="Calibri"/>
+        </w:rPr>
+        <w:lastRenderedPageBreak/>
         <w:t>Na tej podstawie wyznaczono wzmocnienie napięciowe:</w:t>
       </w:r>
     </w:p>
@@ -5460,74 +5544,137 @@
       <w:pPr>
         <w:pStyle w:val="Standard"/>
         <w:rPr>
-          <w:rFonts w:hint="eastAsia"/>
-        </w:rPr>
-      </w:pPr>
-      <w:r>
-        <w:rPr>
-          <w:rFonts w:ascii="Calibri" w:hAnsi="Calibri"/>
-          <w:i/>
-          <w:iCs/>
-        </w:rPr>
-        <w:t>k</w:t>
-      </w:r>
-      <w:r>
-        <w:rPr>
-          <w:rFonts w:ascii="Calibri" w:hAnsi="Calibri"/>
-          <w:i/>
-          <w:iCs/>
-          <w:vertAlign w:val="subscript"/>
-        </w:rPr>
-        <w:t>uoBJT</w:t>
-      </w:r>
-      <w:r>
-        <w:rPr>
-          <w:rFonts w:ascii="Calibri" w:hAnsi="Calibri"/>
-        </w:rPr>
-        <w:t> = 161</w:t>
-      </w:r>
-    </w:p>
-    <w:p>
-      <w:pPr>
-        <w:pStyle w:val="Standard"/>
-        <w:rPr>
-          <w:rFonts w:ascii="Calibri" w:hAnsi="Calibri"/>
-        </w:rPr>
-      </w:pPr>
-    </w:p>
-    <w:p>
-      <w:pPr>
-        <w:pStyle w:val="Standard"/>
-        <w:rPr>
-          <w:rFonts w:hint="eastAsia"/>
-        </w:rPr>
-      </w:pPr>
-      <w:r>
-        <w:rPr>
-          <w:rFonts w:ascii="Calibri" w:hAnsi="Calibri"/>
-          <w:i/>
-          <w:iCs/>
-        </w:rPr>
-        <w:lastRenderedPageBreak/>
-        <w:t>Porównanie otrzymanej wartości z k</w:t>
-      </w:r>
-      <w:r>
-        <w:rPr>
-          <w:rFonts w:ascii="Calibri" w:hAnsi="Calibri"/>
-          <w:i/>
-          <w:iCs/>
-          <w:vertAlign w:val="subscript"/>
-        </w:rPr>
-        <w:t>uBJT</w:t>
-      </w:r>
-      <w:r>
-        <w:rPr>
-          <w:rFonts w:ascii="Calibri" w:hAnsi="Calibri"/>
-          <w:i/>
-          <w:iCs/>
-        </w:rPr>
-        <w:t>, komentarz, wnioski:</w:t>
-      </w:r>
+          <w:rFonts w:ascii="Calibri" w:hAnsi="Calibri"/>
+        </w:rPr>
+      </w:pPr>
+      <m:oMathPara>
+        <m:oMath>
+          <m:sSub>
+            <m:sSubPr>
+              <m:ctrlPr>
+                <w:rPr>
+                  <w:rFonts w:ascii="Cambria Math" w:hAnsi="Cambria Math"/>
+                  <w:i/>
+                </w:rPr>
+              </m:ctrlPr>
+            </m:sSubPr>
+            <m:e>
+              <m:r>
+                <w:rPr>
+                  <w:rFonts w:ascii="Cambria Math" w:hAnsi="Cambria Math"/>
+                </w:rPr>
+                <m:t>k</m:t>
+              </m:r>
+            </m:e>
+            <m:sub>
+              <m:r>
+                <w:rPr>
+                  <w:rFonts w:ascii="Cambria Math" w:hAnsi="Cambria Math"/>
+                </w:rPr>
+                <m:t>uoBJT</m:t>
+              </m:r>
+            </m:sub>
+          </m:sSub>
+          <m:r>
+            <w:rPr>
+              <w:rFonts w:ascii="Cambria Math" w:hAnsi="Cambria Math"/>
+            </w:rPr>
+            <m:t xml:space="preserve"> =  </m:t>
+          </m:r>
+          <m:f>
+            <m:fPr>
+              <m:ctrlPr>
+                <w:rPr>
+                  <w:rFonts w:ascii="Cambria Math" w:hAnsi="Cambria Math"/>
+                  <w:i/>
+                </w:rPr>
+              </m:ctrlPr>
+            </m:fPr>
+            <m:num>
+              <m:sSub>
+                <m:sSubPr>
+                  <m:ctrlPr>
+                    <w:rPr>
+                      <w:rFonts w:ascii="Cambria Math" w:hAnsi="Cambria Math"/>
+                      <w:i/>
+                    </w:rPr>
+                  </m:ctrlPr>
+                </m:sSubPr>
+                <m:e>
+                  <m:r>
+                    <w:rPr>
+                      <w:rFonts w:ascii="Cambria Math" w:hAnsi="Cambria Math"/>
+                    </w:rPr>
+                    <m:t>U</m:t>
+                  </m:r>
+                </m:e>
+                <m:sub>
+                  <m:r>
+                    <w:rPr>
+                      <w:rFonts w:ascii="Cambria Math" w:hAnsi="Cambria Math"/>
+                    </w:rPr>
+                    <m:t>oBJT</m:t>
+                  </m:r>
+                </m:sub>
+              </m:sSub>
+            </m:num>
+            <m:den>
+              <m:r>
+                <w:rPr>
+                  <w:rFonts w:ascii="Cambria Math" w:hAnsi="Cambria Math"/>
+                </w:rPr>
+                <m:t>Eg</m:t>
+              </m:r>
+            </m:den>
+          </m:f>
+          <m:r>
+            <w:rPr>
+              <w:rFonts w:ascii="Cambria Math" w:hAnsi="Cambria Math"/>
+            </w:rPr>
+            <m:t xml:space="preserve"> = </m:t>
+          </m:r>
+          <m:f>
+            <m:fPr>
+              <m:ctrlPr>
+                <w:rPr>
+                  <w:rFonts w:ascii="Cambria Math" w:hAnsi="Cambria Math"/>
+                  <w:i/>
+                </w:rPr>
+              </m:ctrlPr>
+            </m:fPr>
+            <m:num>
+              <m:r>
+                <w:rPr>
+                  <w:rFonts w:ascii="Cambria Math" w:hAnsi="Cambria Math"/>
+                </w:rPr>
+                <m:t>1,61 V</m:t>
+              </m:r>
+            </m:num>
+            <m:den>
+              <m:r>
+                <w:rPr>
+                  <w:rFonts w:ascii="Cambria Math" w:hAnsi="Cambria Math"/>
+                </w:rPr>
+                <m:t>0,01 V</m:t>
+              </m:r>
+            </m:den>
+          </m:f>
+          <m:r>
+            <w:rPr>
+              <w:rFonts w:ascii="Cambria Math" w:hAnsi="Cambria Math"/>
+            </w:rPr>
+            <m:t xml:space="preserve">  = 161</m:t>
+          </m:r>
+        </m:oMath>
+      </m:oMathPara>
+    </w:p>
+    <w:p>
+      <w:pPr>
+        <w:pStyle w:val="Standard"/>
+        <w:rPr>
+          <w:rFonts w:ascii="Calibri" w:hAnsi="Calibri"/>
+        </w:rPr>
+      </w:pPr>
     </w:p>
     <w:p>
       <w:pPr>
@@ -5597,16 +5744,31 @@
     <w:p>
       <w:pPr>
         <w:pStyle w:val="Standard"/>
-        <w:rPr>
-          <w:rFonts w:ascii="Calibri" w:hAnsi="Calibri"/>
-        </w:rPr>
-      </w:pPr>
-    </w:p>
-    <w:p>
-      <w:pPr>
-        <w:pStyle w:val="Standard"/>
-        <w:rPr>
-          <w:rFonts w:ascii="Calibri" w:hAnsi="Calibri"/>
+        <w:jc w:val="center"/>
+        <w:rPr>
+          <w:rFonts w:ascii="Calibri" w:hAnsi="Calibri"/>
+        </w:rPr>
+      </w:pPr>
+      <w:r>
+        <w:t xml:space="preserve">Rys </w:t>
+      </w:r>
+      <w:r>
+        <w:t>3</w:t>
+      </w:r>
+      <w:r>
+        <w:t>.1.</w:t>
+      </w:r>
+      <w:r>
+        <w:t xml:space="preserve"> Obserwowany sygnał po dołączeniu obciążenia</w:t>
+      </w:r>
+    </w:p>
+    <w:p>
+      <w:pPr>
+        <w:pStyle w:val="Standard"/>
+        <w:rPr>
+          <w:rFonts w:ascii="Calibri" w:hAnsi="Calibri"/>
+          <w:i/>
+          <w:iCs/>
         </w:rPr>
       </w:pPr>
     </w:p>
@@ -5618,6 +5780,576 @@
         </w:rPr>
       </w:pPr>
       <w:r>
+        <w:rPr>
+          <w:rFonts w:ascii="Calibri" w:hAnsi="Calibri"/>
+          <w:i/>
+          <w:iCs/>
+        </w:rPr>
+        <w:t>Porównanie otrzymanej wartości z k</w:t>
+      </w:r>
+      <w:r>
+        <w:rPr>
+          <w:rFonts w:ascii="Calibri" w:hAnsi="Calibri"/>
+          <w:i/>
+          <w:iCs/>
+          <w:vertAlign w:val="subscript"/>
+        </w:rPr>
+        <w:t>uBJT</w:t>
+      </w:r>
+      <w:r>
+        <w:rPr>
+          <w:rFonts w:ascii="Calibri" w:hAnsi="Calibri"/>
+          <w:i/>
+          <w:iCs/>
+        </w:rPr>
+        <w:t>, komentarz, wnioski:</w:t>
+      </w:r>
+    </w:p>
+    <w:p>
+      <w:pPr>
+        <w:pStyle w:val="Standard"/>
+      </w:pPr>
+    </w:p>
+    <w:p>
+      <w:pPr>
+        <w:pStyle w:val="Standard"/>
+        <w:rPr>
+          <w:rFonts w:asciiTheme="minorHAnsi" w:hAnsiTheme="minorHAnsi" w:cstheme="minorHAnsi"/>
+        </w:rPr>
+      </w:pPr>
+      <m:oMathPara>
+        <m:oMath>
+          <m:f>
+            <m:fPr>
+              <m:ctrlPr>
+                <w:rPr>
+                  <w:rFonts w:ascii="Cambria Math" w:hAnsi="Cambria Math" w:cstheme="minorHAnsi"/>
+                  <w:i/>
+                </w:rPr>
+              </m:ctrlPr>
+            </m:fPr>
+            <m:num>
+              <m:r>
+                <w:rPr>
+                  <w:rFonts w:ascii="Cambria Math" w:hAnsi="Cambria Math" w:cstheme="minorHAnsi"/>
+                </w:rPr>
+                <m:t>kuoBJT</m:t>
+              </m:r>
+            </m:num>
+            <m:den>
+              <m:r>
+                <w:rPr>
+                  <w:rFonts w:ascii="Cambria Math" w:hAnsi="Cambria Math" w:cstheme="minorHAnsi"/>
+                </w:rPr>
+                <m:t>kuBJT</m:t>
+              </m:r>
+            </m:den>
+          </m:f>
+          <m:r>
+            <w:rPr>
+              <w:rFonts w:ascii="Cambria Math" w:hAnsi="Cambria Math" w:cstheme="minorHAnsi"/>
+            </w:rPr>
+            <m:t xml:space="preserve">  =  </m:t>
+          </m:r>
+          <m:f>
+            <m:fPr>
+              <m:ctrlPr>
+                <w:rPr>
+                  <w:rFonts w:ascii="Cambria Math" w:hAnsi="Cambria Math" w:cstheme="minorHAnsi"/>
+                  <w:i/>
+                </w:rPr>
+              </m:ctrlPr>
+            </m:fPr>
+            <m:num>
+              <m:r>
+                <w:rPr>
+                  <w:rFonts w:ascii="Cambria Math" w:hAnsi="Cambria Math" w:cstheme="minorHAnsi"/>
+                </w:rPr>
+                <m:t>161</m:t>
+              </m:r>
+            </m:num>
+            <m:den>
+              <m:r>
+                <w:rPr>
+                  <w:rFonts w:ascii="Cambria Math" w:hAnsi="Cambria Math" w:cstheme="minorHAnsi"/>
+                </w:rPr>
+                <m:t>260</m:t>
+              </m:r>
+            </m:den>
+          </m:f>
+          <m:r>
+            <w:rPr>
+              <w:rFonts w:ascii="Cambria Math" w:hAnsi="Cambria Math" w:cstheme="minorHAnsi"/>
+            </w:rPr>
+            <m:t xml:space="preserve"> ≈ 0,619</m:t>
+          </m:r>
+        </m:oMath>
+      </m:oMathPara>
+    </w:p>
+    <w:p>
+      <w:pPr>
+        <w:pStyle w:val="Standard"/>
+        <w:rPr>
+          <w:rFonts w:asciiTheme="minorHAnsi" w:hAnsiTheme="minorHAnsi" w:cstheme="minorHAnsi"/>
+        </w:rPr>
+      </w:pPr>
+    </w:p>
+    <w:p>
+      <w:pPr>
+        <w:pStyle w:val="Standard"/>
+        <w:rPr>
+          <w:rFonts w:asciiTheme="minorHAnsi" w:hAnsiTheme="minorHAnsi" w:cstheme="minorHAnsi"/>
+        </w:rPr>
+      </w:pPr>
+      <w:r>
+        <w:rPr>
+          <w:rFonts w:asciiTheme="minorHAnsi" w:hAnsiTheme="minorHAnsi" w:cstheme="minorHAnsi"/>
+        </w:rPr>
+        <w:t xml:space="preserve">Po dołączeniu obciążenia efektywna rezystancja w obwodzie kolektora maleje z </w:t>
+      </w:r>
+      <w:r>
+        <w:rPr>
+          <w:rStyle w:val="HTML"/>
+          <w:rFonts w:asciiTheme="minorHAnsi" w:eastAsia="SimSun" w:hAnsiTheme="minorHAnsi" w:cstheme="minorHAnsi"/>
+          <w:sz w:val="24"/>
+          <w:szCs w:val="24"/>
+        </w:rPr>
+        <w:t>R3</w:t>
+      </w:r>
+      <w:r>
+        <w:rPr>
+          <w:rFonts w:asciiTheme="minorHAnsi" w:hAnsiTheme="minorHAnsi" w:cstheme="minorHAnsi"/>
+        </w:rPr>
+        <w:t xml:space="preserve"> do </w:t>
+      </w:r>
+      <w:r>
+        <w:rPr>
+          <w:rStyle w:val="HTML"/>
+          <w:rFonts w:asciiTheme="minorHAnsi" w:eastAsia="SimSun" w:hAnsiTheme="minorHAnsi" w:cstheme="minorHAnsi"/>
+          <w:sz w:val="24"/>
+          <w:szCs w:val="24"/>
+        </w:rPr>
+        <w:t>R3 || R5</w:t>
+      </w:r>
+      <w:r>
+        <w:rPr>
+          <w:rFonts w:asciiTheme="minorHAnsi" w:hAnsiTheme="minorHAnsi" w:cstheme="minorHAnsi"/>
+        </w:rPr>
+        <w:t>, co powoduje spadek wzmocnienia</w:t>
+      </w:r>
+      <w:r>
+        <w:rPr>
+          <w:rFonts w:asciiTheme="minorHAnsi" w:hAnsiTheme="minorHAnsi" w:cstheme="minorHAnsi"/>
+        </w:rPr>
+        <w:t>:</w:t>
+      </w:r>
+    </w:p>
+    <w:p>
+      <w:pPr>
+        <w:pStyle w:val="Standard"/>
+        <w:rPr>
+          <w:rFonts w:asciiTheme="minorHAnsi" w:hAnsiTheme="minorHAnsi" w:cstheme="minorHAnsi"/>
+        </w:rPr>
+      </w:pPr>
+    </w:p>
+    <w:p>
+      <w:pPr>
+        <w:pStyle w:val="Standard"/>
+        <w:rPr>
+          <w:rFonts w:asciiTheme="minorHAnsi" w:hAnsiTheme="minorHAnsi" w:cstheme="minorHAnsi"/>
+        </w:rPr>
+      </w:pPr>
+      <m:oMathPara>
+        <m:oMath>
+          <m:sSub>
+            <m:sSubPr>
+              <m:ctrlPr>
+                <w:rPr>
+                  <w:rFonts w:ascii="Cambria Math" w:hAnsi="Cambria Math" w:cstheme="minorHAnsi"/>
+                  <w:i/>
+                </w:rPr>
+              </m:ctrlPr>
+            </m:sSubPr>
+            <m:e>
+              <m:r>
+                <w:rPr>
+                  <w:rFonts w:ascii="Cambria Math" w:hAnsi="Cambria Math" w:cstheme="minorHAnsi"/>
+                </w:rPr>
+                <m:t>R</m:t>
+              </m:r>
+            </m:e>
+            <m:sub>
+              <m:r>
+                <w:rPr>
+                  <w:rFonts w:ascii="Cambria Math" w:hAnsi="Cambria Math" w:cstheme="minorHAnsi"/>
+                </w:rPr>
+                <m:t>3</m:t>
+              </m:r>
+            </m:sub>
+          </m:sSub>
+          <m:r>
+            <w:rPr>
+              <w:rFonts w:ascii="Cambria Math" w:hAnsi="Cambria Math" w:cstheme="minorHAnsi"/>
+            </w:rPr>
+            <m:t xml:space="preserve">|| </m:t>
+          </m:r>
+          <m:sSub>
+            <m:sSubPr>
+              <m:ctrlPr>
+                <w:rPr>
+                  <w:rFonts w:ascii="Cambria Math" w:hAnsi="Cambria Math" w:cstheme="minorHAnsi"/>
+                  <w:i/>
+                </w:rPr>
+              </m:ctrlPr>
+            </m:sSubPr>
+            <m:e>
+              <m:r>
+                <w:rPr>
+                  <w:rFonts w:ascii="Cambria Math" w:hAnsi="Cambria Math" w:cstheme="minorHAnsi"/>
+                </w:rPr>
+                <m:t>R</m:t>
+              </m:r>
+            </m:e>
+            <m:sub>
+              <m:r>
+                <w:rPr>
+                  <w:rFonts w:ascii="Cambria Math" w:hAnsi="Cambria Math" w:cstheme="minorHAnsi"/>
+                </w:rPr>
+                <m:t>5</m:t>
+              </m:r>
+            </m:sub>
+          </m:sSub>
+          <m:r>
+            <w:rPr>
+              <w:rFonts w:ascii="Cambria Math" w:hAnsi="Cambria Math" w:cstheme="minorHAnsi"/>
+            </w:rPr>
+            <m:t xml:space="preserve"> = 4,3 kΩ || 7,5 kΩ ≈ 2,73 kΩ</m:t>
+          </m:r>
+        </m:oMath>
+      </m:oMathPara>
+    </w:p>
+    <w:p>
+      <w:pPr>
+        <w:pStyle w:val="Standard"/>
+        <w:rPr>
+          <w:rFonts w:asciiTheme="minorHAnsi" w:hAnsiTheme="minorHAnsi" w:cstheme="minorHAnsi"/>
+        </w:rPr>
+      </w:pPr>
+    </w:p>
+    <w:p>
+      <w:pPr>
+        <w:pStyle w:val="Standard"/>
+        <w:rPr>
+          <w:rFonts w:asciiTheme="minorHAnsi" w:hAnsiTheme="minorHAnsi" w:cstheme="minorHAnsi"/>
+        </w:rPr>
+      </w:pPr>
+      <w:r>
+        <w:rPr>
+          <w:rFonts w:asciiTheme="minorHAnsi" w:hAnsiTheme="minorHAnsi" w:cstheme="minorHAnsi"/>
+        </w:rPr>
+        <w:t>Przewidywany względny spadek:</w:t>
+      </w:r>
+    </w:p>
+    <w:p>
+      <w:pPr>
+        <w:pStyle w:val="Standard"/>
+        <w:rPr>
+          <w:rStyle w:val="HTML"/>
+          <w:rFonts w:asciiTheme="minorHAnsi" w:eastAsia="SimSun" w:hAnsiTheme="minorHAnsi" w:cstheme="minorHAnsi"/>
+          <w:sz w:val="24"/>
+          <w:szCs w:val="24"/>
+        </w:rPr>
+      </w:pPr>
+      <w:r>
+        <w:rPr>
+          <w:rFonts w:asciiTheme="minorHAnsi" w:hAnsiTheme="minorHAnsi" w:cstheme="minorHAnsi"/>
+        </w:rPr>
+        <w:br/>
+      </w:r>
+      <m:oMathPara>
+        <m:oMath>
+          <m:r>
+            <w:rPr>
+              <w:rStyle w:val="HTML"/>
+              <w:rFonts w:ascii="Cambria Math" w:eastAsia="SimSun" w:hAnsi="Cambria Math" w:cstheme="minorHAnsi"/>
+              <w:sz w:val="24"/>
+              <w:szCs w:val="24"/>
+            </w:rPr>
+            <m:t xml:space="preserve"> </m:t>
+          </m:r>
+          <m:f>
+            <m:fPr>
+              <m:ctrlPr>
+                <w:rPr>
+                  <w:rStyle w:val="HTML"/>
+                  <w:rFonts w:ascii="Cambria Math" w:eastAsia="SimSun" w:hAnsi="Cambria Math" w:cstheme="minorHAnsi"/>
+                  <w:i/>
+                  <w:sz w:val="24"/>
+                  <w:szCs w:val="24"/>
+                </w:rPr>
+              </m:ctrlPr>
+            </m:fPr>
+            <m:num>
+              <m:sSub>
+                <m:sSubPr>
+                  <m:ctrlPr>
+                    <w:rPr>
+                      <w:rStyle w:val="HTML"/>
+                      <w:rFonts w:ascii="Cambria Math" w:eastAsia="SimSun" w:hAnsi="Cambria Math" w:cstheme="minorHAnsi"/>
+                      <w:i/>
+                      <w:sz w:val="24"/>
+                      <w:szCs w:val="24"/>
+                    </w:rPr>
+                  </m:ctrlPr>
+                </m:sSubPr>
+                <m:e>
+                  <m:r>
+                    <w:rPr>
+                      <w:rStyle w:val="HTML"/>
+                      <w:rFonts w:ascii="Cambria Math" w:eastAsia="SimSun" w:hAnsi="Cambria Math" w:cstheme="minorHAnsi"/>
+                      <w:sz w:val="24"/>
+                      <w:szCs w:val="24"/>
+                    </w:rPr>
+                    <m:t>R</m:t>
+                  </m:r>
+                </m:e>
+                <m:sub>
+                  <m:r>
+                    <w:rPr>
+                      <w:rStyle w:val="HTML"/>
+                      <w:rFonts w:ascii="Cambria Math" w:eastAsia="SimSun" w:hAnsi="Cambria Math" w:cstheme="minorHAnsi"/>
+                      <w:sz w:val="24"/>
+                      <w:szCs w:val="24"/>
+                    </w:rPr>
+                    <m:t>3</m:t>
+                  </m:r>
+                </m:sub>
+              </m:sSub>
+              <m:r>
+                <w:rPr>
+                  <w:rStyle w:val="HTML"/>
+                  <w:rFonts w:ascii="Cambria Math" w:eastAsia="SimSun" w:hAnsi="Cambria Math" w:cstheme="minorHAnsi"/>
+                  <w:sz w:val="24"/>
+                  <w:szCs w:val="24"/>
+                </w:rPr>
+                <m:t xml:space="preserve"> </m:t>
+              </m:r>
+              <m:r>
+                <w:rPr>
+                  <w:rStyle w:val="HTML"/>
+                  <w:rFonts w:ascii="Cambria Math" w:eastAsia="SimSun" w:hAnsi="Cambria Math" w:cstheme="minorHAnsi"/>
+                  <w:sz w:val="24"/>
+                  <w:szCs w:val="24"/>
+                </w:rPr>
+                <m:t>||</m:t>
+              </m:r>
+              <m:sSub>
+                <m:sSubPr>
+                  <m:ctrlPr>
+                    <w:rPr>
+                      <w:rStyle w:val="HTML"/>
+                      <w:rFonts w:ascii="Cambria Math" w:eastAsia="SimSun" w:hAnsi="Cambria Math" w:cstheme="minorHAnsi"/>
+                      <w:i/>
+                      <w:sz w:val="24"/>
+                      <w:szCs w:val="24"/>
+                    </w:rPr>
+                  </m:ctrlPr>
+                </m:sSubPr>
+                <m:e>
+                  <m:r>
+                    <w:rPr>
+                      <w:rStyle w:val="HTML"/>
+                      <w:rFonts w:ascii="Cambria Math" w:eastAsia="SimSun" w:hAnsi="Cambria Math" w:cstheme="minorHAnsi"/>
+                      <w:sz w:val="24"/>
+                      <w:szCs w:val="24"/>
+                    </w:rPr>
+                    <m:t>R</m:t>
+                  </m:r>
+                </m:e>
+                <m:sub>
+                  <m:r>
+                    <w:rPr>
+                      <w:rStyle w:val="HTML"/>
+                      <w:rFonts w:ascii="Cambria Math" w:eastAsia="SimSun" w:hAnsi="Cambria Math" w:cstheme="minorHAnsi"/>
+                      <w:sz w:val="24"/>
+                      <w:szCs w:val="24"/>
+                    </w:rPr>
+                    <m:t>5</m:t>
+                  </m:r>
+                </m:sub>
+              </m:sSub>
+            </m:num>
+            <m:den>
+              <m:r>
+                <w:rPr>
+                  <w:rStyle w:val="HTML"/>
+                  <w:rFonts w:ascii="Cambria Math" w:eastAsia="SimSun" w:hAnsi="Cambria Math" w:cstheme="minorHAnsi"/>
+                  <w:sz w:val="24"/>
+                  <w:szCs w:val="24"/>
+                </w:rPr>
+                <m:t>R3</m:t>
+              </m:r>
+            </m:den>
+          </m:f>
+          <m:r>
+            <w:rPr>
+              <w:rStyle w:val="HTML"/>
+              <w:rFonts w:ascii="Cambria Math" w:eastAsia="SimSun" w:hAnsi="Cambria Math" w:cstheme="minorHAnsi"/>
+              <w:sz w:val="24"/>
+              <w:szCs w:val="24"/>
+            </w:rPr>
+            <m:t xml:space="preserve">  =  </m:t>
+          </m:r>
+          <m:f>
+            <m:fPr>
+              <m:ctrlPr>
+                <w:rPr>
+                  <w:rStyle w:val="HTML"/>
+                  <w:rFonts w:ascii="Cambria Math" w:eastAsia="SimSun" w:hAnsi="Cambria Math" w:cstheme="minorHAnsi"/>
+                  <w:i/>
+                  <w:sz w:val="24"/>
+                  <w:szCs w:val="24"/>
+                </w:rPr>
+              </m:ctrlPr>
+            </m:fPr>
+            <m:num>
+              <m:r>
+                <w:rPr>
+                  <w:rStyle w:val="HTML"/>
+                  <w:rFonts w:ascii="Cambria Math" w:eastAsia="SimSun" w:hAnsi="Cambria Math" w:cstheme="minorHAnsi"/>
+                  <w:sz w:val="24"/>
+                  <w:szCs w:val="24"/>
+                </w:rPr>
+                <m:t>2,73</m:t>
+              </m:r>
+            </m:num>
+            <m:den>
+              <m:r>
+                <w:rPr>
+                  <w:rStyle w:val="HTML"/>
+                  <w:rFonts w:ascii="Cambria Math" w:eastAsia="SimSun" w:hAnsi="Cambria Math" w:cstheme="minorHAnsi"/>
+                  <w:sz w:val="24"/>
+                  <w:szCs w:val="24"/>
+                </w:rPr>
+                <m:t>4,3</m:t>
+              </m:r>
+            </m:den>
+          </m:f>
+          <m:r>
+            <w:rPr>
+              <w:rStyle w:val="HTML"/>
+              <w:rFonts w:ascii="Cambria Math" w:eastAsia="SimSun" w:hAnsi="Cambria Math" w:cstheme="minorHAnsi"/>
+              <w:sz w:val="24"/>
+              <w:szCs w:val="24"/>
+            </w:rPr>
+            <m:t xml:space="preserve">  ≈ 0,635</m:t>
+          </m:r>
+        </m:oMath>
+      </m:oMathPara>
+    </w:p>
+    <w:p>
+      <w:pPr>
+        <w:pStyle w:val="Standard"/>
+        <w:rPr>
+          <w:rStyle w:val="HTML"/>
+          <w:rFonts w:asciiTheme="minorHAnsi" w:eastAsia="SimSun" w:hAnsiTheme="minorHAnsi" w:cstheme="minorHAnsi"/>
+          <w:sz w:val="24"/>
+          <w:szCs w:val="24"/>
+        </w:rPr>
+      </w:pPr>
+    </w:p>
+    <w:p>
+      <w:pPr>
+        <w:pStyle w:val="Standard"/>
+        <w:rPr>
+          <w:rFonts w:ascii="Calibri" w:hAnsi="Calibri" w:cs="Calibri"/>
+        </w:rPr>
+      </w:pPr>
+      <w:r>
+        <w:rPr>
+          <w:rFonts w:ascii="Calibri" w:hAnsi="Calibri" w:cs="Calibri"/>
+        </w:rPr>
+        <w:t xml:space="preserve">Zmierzony stosunek </w:t>
+      </w:r>
+      <w:r>
+        <w:rPr>
+          <w:rStyle w:val="HTML"/>
+          <w:rFonts w:ascii="Calibri" w:eastAsia="SimSun" w:hAnsi="Calibri" w:cs="Calibri"/>
+          <w:sz w:val="24"/>
+          <w:szCs w:val="24"/>
+        </w:rPr>
+        <w:t>0,61</w:t>
+      </w:r>
+      <w:r>
+        <w:rPr>
+          <w:rStyle w:val="HTML"/>
+          <w:rFonts w:ascii="Calibri" w:eastAsia="SimSun" w:hAnsi="Calibri" w:cs="Calibri"/>
+          <w:sz w:val="24"/>
+          <w:szCs w:val="24"/>
+        </w:rPr>
+        <w:t>9</w:t>
+      </w:r>
+      <w:r>
+        <w:rPr>
+          <w:rFonts w:ascii="Calibri" w:hAnsi="Calibri" w:cs="Calibri"/>
+        </w:rPr>
+        <w:t xml:space="preserve"> jest bliski wartości przewidywanej </w:t>
+      </w:r>
+      <w:r>
+        <w:rPr>
+          <w:rStyle w:val="HTML"/>
+          <w:rFonts w:ascii="Calibri" w:eastAsia="SimSun" w:hAnsi="Calibri" w:cs="Calibri"/>
+          <w:sz w:val="24"/>
+          <w:szCs w:val="24"/>
+        </w:rPr>
+        <w:t>0,635</w:t>
+      </w:r>
+      <w:r>
+        <w:rPr>
+          <w:rFonts w:ascii="Calibri" w:hAnsi="Calibri" w:cs="Calibri"/>
+        </w:rPr>
+        <w:t xml:space="preserve">, więc wynik dobrze zgadza się z teorią. Dołączenie obciążenia wyraźnie obniżyło wzmocnienie, co jest całkowicie zgodne z </w:t>
+      </w:r>
+      <w:r>
+        <w:rPr>
+          <w:rFonts w:ascii="Calibri" w:hAnsi="Calibri" w:cs="Calibri"/>
+        </w:rPr>
+        <w:t>oczekiwaniami</w:t>
+      </w:r>
+      <w:r>
+        <w:rPr>
+          <w:rFonts w:ascii="Calibri" w:hAnsi="Calibri" w:cs="Calibri"/>
+        </w:rPr>
+        <w:t>.</w:t>
+      </w:r>
+    </w:p>
+    <w:p>
+      <w:pPr>
+        <w:pStyle w:val="Standard"/>
+        <w:rPr>
+          <w:rFonts w:ascii="Calibri" w:hAnsi="Calibri" w:cs="Calibri"/>
+        </w:rPr>
+      </w:pPr>
+    </w:p>
+    <w:p>
+      <w:pPr>
+        <w:pStyle w:val="Standard"/>
+        <w:rPr>
+          <w:rFonts w:ascii="Calibri" w:hAnsi="Calibri" w:cs="Calibri"/>
+        </w:rPr>
+      </w:pPr>
+    </w:p>
+    <w:p>
+      <w:pPr>
+        <w:pStyle w:val="Standard"/>
+        <w:rPr>
+          <w:rFonts w:ascii="Calibri" w:hAnsi="Calibri"/>
+        </w:rPr>
+      </w:pPr>
+    </w:p>
+    <w:p>
+      <w:pPr>
+        <w:pStyle w:val="Standard"/>
         <w:rPr>
           <w:rFonts w:ascii="Calibri" w:hAnsi="Calibri"/>
           <w:b/>
@@ -5625,25 +6357,33 @@
           <w:sz w:val="28"/>
           <w:szCs w:val="28"/>
         </w:rPr>
-        <w:t xml:space="preserve">4. </w:t>
-      </w:r>
+      </w:pPr>
+    </w:p>
+    <w:p>
+      <w:pPr>
+        <w:pStyle w:val="Standard"/>
+        <w:rPr>
+          <w:rFonts w:hint="eastAsia"/>
+        </w:rPr>
+      </w:pPr>
       <w:r>
         <w:rPr>
           <w:rFonts w:ascii="Calibri" w:hAnsi="Calibri"/>
           <w:b/>
           <w:bCs/>
-        </w:rPr>
-        <w:t xml:space="preserve">Pomiar wzmocnienia </w:t>
+          <w:sz w:val="28"/>
+          <w:szCs w:val="28"/>
+        </w:rPr>
+        <w:lastRenderedPageBreak/>
+        <w:t xml:space="preserve">4. </w:t>
       </w:r>
       <w:r>
         <w:rPr>
           <w:rFonts w:ascii="Calibri" w:hAnsi="Calibri"/>
           <w:b/>
           <w:bCs/>
-          <w:i/>
-          <w:iCs/>
-        </w:rPr>
-        <w:t>k</w:t>
+        </w:rPr>
+        <w:t xml:space="preserve">Pomiar wzmocnienia </w:t>
       </w:r>
       <w:r>
         <w:rPr>
@@ -5652,6 +6392,16 @@
           <w:bCs/>
           <w:i/>
           <w:iCs/>
+        </w:rPr>
+        <w:t>k</w:t>
+      </w:r>
+      <w:r>
+        <w:rPr>
+          <w:rFonts w:ascii="Calibri" w:hAnsi="Calibri"/>
+          <w:b/>
+          <w:bCs/>
+          <w:i/>
+          <w:iCs/>
           <w:vertAlign w:val="subscript"/>
         </w:rPr>
         <w:t>usoBJT</w:t>
@@ -5664,43 +6414,6 @@
           <w:rFonts w:ascii="Calibri" w:hAnsi="Calibri"/>
         </w:rPr>
       </w:pPr>
-    </w:p>
-    <w:p>
-      <w:pPr>
-        <w:pStyle w:val="Standard"/>
-        <w:rPr>
-          <w:rFonts w:hint="eastAsia"/>
-        </w:rPr>
-      </w:pPr>
-      <w:r>
-        <w:rPr>
-          <w:rFonts w:ascii="Calibri" w:hAnsi="Calibri"/>
-        </w:rPr>
-        <w:t xml:space="preserve">W generatorze ustawiono częstotliwość sygnału </w:t>
-      </w:r>
-      <w:r>
-        <w:rPr>
-          <w:rFonts w:ascii="Calibri" w:hAnsi="Calibri"/>
-          <w:i/>
-          <w:iCs/>
-        </w:rPr>
-        <w:t>f</w:t>
-      </w:r>
-      <w:r>
-        <w:rPr>
-          <w:rFonts w:ascii="Calibri" w:hAnsi="Calibri"/>
-          <w:i/>
-          <w:iCs/>
-          <w:vertAlign w:val="subscript"/>
-        </w:rPr>
-        <w:t>3</w:t>
-      </w:r>
-      <w:r>
-        <w:rPr>
-          <w:rFonts w:ascii="Calibri" w:hAnsi="Calibri"/>
-        </w:rPr>
-        <w:t> = 20 kHz</w:t>
-      </w:r>
     </w:p>
     <w:p>
       <w:pPr>
@@ -5770,15 +6483,22 @@
     <w:p>
       <w:pPr>
         <w:pStyle w:val="Standard"/>
-        <w:rPr>
-          <w:rFonts w:hint="eastAsia"/>
-        </w:rPr>
-      </w:pPr>
-      <w:r>
-        <w:rPr>
-          <w:rFonts w:ascii="Calibri" w:hAnsi="Calibri"/>
-        </w:rPr>
-        <w:t xml:space="preserve">W generatorze ustawiono częstotliwość sygnału </w:t>
+        <w:jc w:val="center"/>
+        <w:rPr>
+          <w:rFonts w:ascii="Calibri" w:hAnsi="Calibri"/>
+        </w:rPr>
+      </w:pPr>
+      <w:r>
+        <w:t xml:space="preserve">Rys </w:t>
+      </w:r>
+      <w:r>
+        <w:t>4</w:t>
+      </w:r>
+      <w:r>
+        <w:t>.1.</w:t>
+      </w:r>
+      <w:r>
+        <w:t xml:space="preserve"> Sygnał przy ustawionej częstotliwości </w:t>
       </w:r>
       <w:r>
         <w:rPr>
@@ -5801,8 +6521,16 @@
         <w:rPr>
           <w:rFonts w:ascii="Calibri" w:hAnsi="Calibri"/>
         </w:rPr>
-        <w:t> = 10 kHz</w:t>
-      </w:r>
+        <w:t> = 20 kHz</w:t>
+      </w:r>
+    </w:p>
+    <w:p>
+      <w:pPr>
+        <w:pStyle w:val="Standard"/>
+        <w:rPr>
+          <w:rFonts w:ascii="Calibri" w:hAnsi="Calibri"/>
+        </w:rPr>
+      </w:pPr>
     </w:p>
     <w:p>
       <w:pPr>
@@ -5817,7 +6545,6 @@
           <w:noProof/>
           <w:lang w:val="ru-RU" w:eastAsia="ru-RU" w:bidi="ar-SA"/>
         </w:rPr>
-        <w:lastRenderedPageBreak/>
         <w:drawing>
           <wp:anchor distT="0" distB="0" distL="114300" distR="114300" simplePos="0" relativeHeight="4" behindDoc="0" locked="0" layoutInCell="1" allowOverlap="1" wp14:anchorId="57245D29" wp14:editId="2916E51B">
             <wp:simplePos x="0" y="0"/>
@@ -5873,6 +6600,203 @@
     <w:p>
       <w:pPr>
         <w:pStyle w:val="Standard"/>
+        <w:jc w:val="center"/>
+        <w:rPr>
+          <w:rFonts w:ascii="Calibri" w:hAnsi="Calibri"/>
+        </w:rPr>
+      </w:pPr>
+      <w:r>
+        <w:t>Rys 4.</w:t>
+      </w:r>
+      <w:r>
+        <w:t>2</w:t>
+      </w:r>
+      <w:r>
+        <w:t xml:space="preserve">. Sygnał przy ustawionej częstotliwości </w:t>
+      </w:r>
+      <w:r>
+        <w:rPr>
+          <w:rFonts w:ascii="Calibri" w:hAnsi="Calibri"/>
+          <w:i/>
+          <w:iCs/>
+        </w:rPr>
+        <w:t>f</w:t>
+      </w:r>
+      <w:r>
+        <w:rPr>
+          <w:rFonts w:ascii="Calibri" w:hAnsi="Calibri"/>
+          <w:i/>
+          <w:iCs/>
+          <w:vertAlign w:val="subscript"/>
+        </w:rPr>
+        <w:t>3</w:t>
+      </w:r>
+      <w:r>
+        <w:rPr>
+          <w:rFonts w:ascii="Calibri" w:hAnsi="Calibri"/>
+        </w:rPr>
+        <w:t> = </w:t>
+      </w:r>
+      <w:r>
+        <w:rPr>
+          <w:rFonts w:ascii="Calibri" w:hAnsi="Calibri"/>
+        </w:rPr>
+        <w:t>1</w:t>
+      </w:r>
+      <w:r>
+        <w:rPr>
+          <w:rFonts w:ascii="Calibri" w:hAnsi="Calibri"/>
+        </w:rPr>
+        <w:t>0 kHz</w:t>
+      </w:r>
+    </w:p>
+    <w:p>
+      <w:pPr>
+        <w:pStyle w:val="Standard"/>
+        <w:rPr>
+          <w:rFonts w:ascii="Calibri" w:hAnsi="Calibri"/>
+        </w:rPr>
+      </w:pPr>
+    </w:p>
+    <w:p>
+      <w:pPr>
+        <w:pStyle w:val="Standard"/>
+        <w:rPr>
+          <w:rFonts w:ascii="Calibri" w:hAnsi="Calibri"/>
+        </w:rPr>
+      </w:pPr>
+    </w:p>
+    <w:p>
+      <w:pPr>
+        <w:pStyle w:val="Standard"/>
+        <w:rPr>
+          <w:rFonts w:ascii="Calibri" w:hAnsi="Calibri"/>
+        </w:rPr>
+      </w:pPr>
+    </w:p>
+    <w:p>
+      <w:pPr>
+        <w:pStyle w:val="Standard"/>
+        <w:rPr>
+          <w:rFonts w:ascii="Calibri" w:hAnsi="Calibri"/>
+        </w:rPr>
+      </w:pPr>
+    </w:p>
+    <w:p>
+      <w:pPr>
+        <w:pStyle w:val="Standard"/>
+        <w:rPr>
+          <w:rFonts w:asciiTheme="minorHAnsi" w:hAnsiTheme="minorHAnsi" w:cstheme="minorHAnsi"/>
+        </w:rPr>
+      </w:pPr>
+      <w:r>
+        <w:rPr>
+          <w:rFonts w:asciiTheme="minorHAnsi" w:hAnsiTheme="minorHAnsi" w:cstheme="minorHAnsi"/>
+        </w:rPr>
+        <w:lastRenderedPageBreak/>
+        <w:t xml:space="preserve">Do dalszej analizy przyjęto </w:t>
+      </w:r>
+      <m:oMath>
+        <m:sSub>
+          <m:sSubPr>
+            <m:ctrlPr>
+              <w:rPr>
+                <w:rStyle w:val="HTML"/>
+                <w:rFonts w:ascii="Cambria Math" w:eastAsia="SimSun" w:hAnsi="Cambria Math" w:cstheme="minorHAnsi"/>
+                <w:i/>
+                <w:sz w:val="24"/>
+                <w:szCs w:val="24"/>
+              </w:rPr>
+            </m:ctrlPr>
+          </m:sSubPr>
+          <m:e>
+            <m:r>
+              <w:rPr>
+                <w:rStyle w:val="HTML"/>
+                <w:rFonts w:ascii="Cambria Math" w:eastAsia="SimSun" w:hAnsi="Cambria Math" w:cstheme="minorHAnsi"/>
+                <w:sz w:val="24"/>
+                <w:szCs w:val="24"/>
+              </w:rPr>
+              <m:t>f</m:t>
+            </m:r>
+          </m:e>
+          <m:sub>
+            <m:r>
+              <w:rPr>
+                <w:rStyle w:val="HTML"/>
+                <w:rFonts w:ascii="Cambria Math" w:eastAsia="SimSun" w:hAnsi="Cambria Math" w:cstheme="minorHAnsi"/>
+                <w:sz w:val="24"/>
+                <w:szCs w:val="24"/>
+              </w:rPr>
+              <m:t>3</m:t>
+            </m:r>
+          </m:sub>
+        </m:sSub>
+        <m:r>
+          <w:rPr>
+            <w:rStyle w:val="HTML"/>
+            <w:rFonts w:ascii="Cambria Math" w:eastAsia="SimSun" w:hAnsi="Cambria Math" w:cstheme="minorHAnsi"/>
+            <w:sz w:val="24"/>
+            <w:szCs w:val="24"/>
+          </w:rPr>
+          <m:t xml:space="preserve"> = 10 kHz</m:t>
+        </m:r>
+      </m:oMath>
+      <w:r>
+        <w:rPr>
+          <w:rFonts w:asciiTheme="minorHAnsi" w:hAnsiTheme="minorHAnsi" w:cstheme="minorHAnsi"/>
+        </w:rPr>
+        <w:t xml:space="preserve">, ponieważ dla tej częstotliwości sygnał mieścił się w paśmie przepustowym i umożliwiał poprawny pomiar </w:t>
+      </w:r>
+      <m:oMath>
+        <m:sSub>
+          <m:sSubPr>
+            <m:ctrlPr>
+              <w:rPr>
+                <w:rStyle w:val="HTML"/>
+                <w:rFonts w:ascii="Cambria Math" w:eastAsia="SimSun" w:hAnsi="Cambria Math" w:cstheme="minorHAnsi"/>
+                <w:i/>
+                <w:sz w:val="24"/>
+                <w:szCs w:val="24"/>
+              </w:rPr>
+            </m:ctrlPr>
+          </m:sSubPr>
+          <m:e>
+            <m:r>
+              <w:rPr>
+                <w:rStyle w:val="HTML"/>
+                <w:rFonts w:ascii="Cambria Math" w:eastAsia="SimSun" w:hAnsi="Cambria Math" w:cstheme="minorHAnsi"/>
+                <w:sz w:val="24"/>
+                <w:szCs w:val="24"/>
+              </w:rPr>
+              <m:t>k</m:t>
+            </m:r>
+          </m:e>
+          <m:sub>
+            <m:r>
+              <w:rPr>
+                <w:rStyle w:val="HTML"/>
+                <w:rFonts w:ascii="Cambria Math" w:eastAsia="SimSun" w:hAnsi="Cambria Math" w:cstheme="minorHAnsi"/>
+                <w:sz w:val="24"/>
+                <w:szCs w:val="24"/>
+              </w:rPr>
+              <m:t>usoBJT</m:t>
+            </m:r>
+          </m:sub>
+        </m:sSub>
+      </m:oMath>
+    </w:p>
+    <w:p>
+      <w:pPr>
+        <w:pStyle w:val="Standard"/>
+        <w:rPr>
+          <w:rFonts w:ascii="Calibri" w:hAnsi="Calibri"/>
+        </w:rPr>
+      </w:pPr>
+    </w:p>
+    <w:p>
+      <w:pPr>
+        <w:pStyle w:val="Standard"/>
         <w:rPr>
           <w:rFonts w:hint="eastAsia"/>
         </w:rPr>
@@ -5980,7 +6904,9 @@
       <w:pPr>
         <w:pStyle w:val="Standard"/>
         <w:rPr>
-          <w:rFonts w:hint="eastAsia"/>
+          <w:rFonts w:ascii="Calibri" w:hAnsi="Calibri"/>
+          <w:i/>
+          <w:iCs/>
         </w:rPr>
       </w:pPr>
       <w:r>
@@ -6014,26 +6940,260 @@
         <w:pStyle w:val="Standard"/>
         <w:rPr>
           <w:rFonts w:ascii="Calibri" w:hAnsi="Calibri"/>
-        </w:rPr>
-      </w:pPr>
-    </w:p>
-    <w:p>
-      <w:pPr>
-        <w:pStyle w:val="Standard"/>
-        <w:rPr>
-          <w:rFonts w:ascii="Calibri" w:hAnsi="Calibri"/>
-        </w:rPr>
-      </w:pPr>
-    </w:p>
-    <w:p>
-      <w:pPr>
-        <w:pStyle w:val="Standard"/>
-        <w:rPr>
-          <w:rFonts w:ascii="Calibri" w:hAnsi="Calibri"/>
-          <w:b/>
-          <w:bCs/>
-        </w:rPr>
-      </w:pPr>
+          <w:i/>
+          <w:iCs/>
+        </w:rPr>
+      </w:pPr>
+    </w:p>
+    <w:p>
+      <w:pPr>
+        <w:pStyle w:val="Standard"/>
+      </w:pPr>
+      <m:oMathPara>
+        <m:oMath>
+          <m:f>
+            <m:fPr>
+              <m:ctrlPr>
+                <w:rPr>
+                  <w:rFonts w:ascii="Cambria Math" w:hAnsi="Cambria Math"/>
+                  <w:i/>
+                </w:rPr>
+              </m:ctrlPr>
+            </m:fPr>
+            <m:num>
+              <m:sSub>
+                <m:sSubPr>
+                  <m:ctrlPr>
+                    <w:rPr>
+                      <w:rFonts w:ascii="Cambria Math" w:hAnsi="Cambria Math"/>
+                      <w:i/>
+                    </w:rPr>
+                  </m:ctrlPr>
+                </m:sSubPr>
+                <m:e>
+                  <m:r>
+                    <w:rPr>
+                      <w:rFonts w:ascii="Cambria Math" w:hAnsi="Cambria Math"/>
+                    </w:rPr>
+                    <m:t>k</m:t>
+                  </m:r>
+                </m:e>
+                <m:sub>
+                  <m:r>
+                    <w:rPr>
+                      <w:rFonts w:ascii="Cambria Math" w:hAnsi="Cambria Math"/>
+                    </w:rPr>
+                    <m:t>usoBJT</m:t>
+                  </m:r>
+                </m:sub>
+              </m:sSub>
+            </m:num>
+            <m:den>
+              <m:sSub>
+                <m:sSubPr>
+                  <m:ctrlPr>
+                    <w:rPr>
+                      <w:rFonts w:ascii="Cambria Math" w:hAnsi="Cambria Math"/>
+                      <w:i/>
+                    </w:rPr>
+                  </m:ctrlPr>
+                </m:sSubPr>
+                <m:e>
+                  <m:r>
+                    <w:rPr>
+                      <w:rFonts w:ascii="Cambria Math" w:hAnsi="Cambria Math"/>
+                    </w:rPr>
+                    <m:t>k</m:t>
+                  </m:r>
+                </m:e>
+                <m:sub>
+                  <m:r>
+                    <w:rPr>
+                      <w:rFonts w:ascii="Cambria Math" w:hAnsi="Cambria Math"/>
+                    </w:rPr>
+                    <m:t>uoBJT</m:t>
+                  </m:r>
+                </m:sub>
+              </m:sSub>
+            </m:den>
+          </m:f>
+          <m:r>
+            <w:rPr>
+              <w:rFonts w:ascii="Cambria Math" w:hAnsi="Cambria Math"/>
+            </w:rPr>
+            <m:t xml:space="preserve">  = </m:t>
+          </m:r>
+          <m:f>
+            <m:fPr>
+              <m:ctrlPr>
+                <w:rPr>
+                  <w:rFonts w:ascii="Cambria Math" w:hAnsi="Cambria Math"/>
+                  <w:i/>
+                </w:rPr>
+              </m:ctrlPr>
+            </m:fPr>
+            <m:num>
+              <m:r>
+                <w:rPr>
+                  <w:rFonts w:ascii="Cambria Math" w:hAnsi="Cambria Math"/>
+                </w:rPr>
+                <m:t xml:space="preserve"> 62</m:t>
+              </m:r>
+            </m:num>
+            <m:den>
+              <m:r>
+                <w:rPr>
+                  <w:rFonts w:ascii="Cambria Math" w:hAnsi="Cambria Math"/>
+                </w:rPr>
+                <m:t>161</m:t>
+              </m:r>
+            </m:den>
+          </m:f>
+          <m:r>
+            <w:rPr>
+              <w:rFonts w:ascii="Cambria Math" w:hAnsi="Cambria Math"/>
+            </w:rPr>
+            <m:t xml:space="preserve">  ≈ 0,38</m:t>
+          </m:r>
+          <m:r>
+            <w:rPr>
+              <w:rFonts w:ascii="Cambria Math" w:hAnsi="Cambria Math"/>
+            </w:rPr>
+            <m:t>5</m:t>
+          </m:r>
+        </m:oMath>
+      </m:oMathPara>
+    </w:p>
+    <w:p>
+      <w:pPr>
+        <w:pStyle w:val="Standard"/>
+      </w:pPr>
+    </w:p>
+    <w:p>
+      <w:pPr>
+        <w:pStyle w:val="Standard"/>
+        <w:rPr>
+          <w:rFonts w:ascii="Calibri" w:hAnsi="Calibri" w:cs="Calibri"/>
+        </w:rPr>
+      </w:pPr>
+      <w:r>
+        <w:rPr>
+          <w:rFonts w:ascii="Calibri" w:hAnsi="Calibri" w:cs="Calibri"/>
+        </w:rPr>
+        <w:t xml:space="preserve">Po wstawieniu </w:t>
+      </w:r>
+      <w:r>
+        <w:rPr>
+          <w:rStyle w:val="HTML"/>
+          <w:rFonts w:ascii="Calibri" w:eastAsia="SimSun" w:hAnsi="Calibri" w:cs="Calibri"/>
+        </w:rPr>
+        <w:t>RG</w:t>
+      </w:r>
+      <w:r>
+        <w:rPr>
+          <w:rFonts w:ascii="Calibri" w:hAnsi="Calibri" w:cs="Calibri"/>
+        </w:rPr>
+        <w:t xml:space="preserve"> część napięcia wejściowego odkłada się na rezystancji źródła, ponieważ </w:t>
+      </w:r>
+      <w:r>
+        <w:rPr>
+          <w:rStyle w:val="HTML"/>
+          <w:rFonts w:ascii="Calibri" w:eastAsia="SimSun" w:hAnsi="Calibri" w:cs="Calibri"/>
+        </w:rPr>
+        <w:t>RG</w:t>
+      </w:r>
+      <w:r>
+        <w:rPr>
+          <w:rFonts w:ascii="Calibri" w:hAnsi="Calibri" w:cs="Calibri"/>
+        </w:rPr>
+        <w:t xml:space="preserve"> oraz rezystancja wejściowa wzmacniacza tworzą dzielnik napięcia.</w:t>
+      </w:r>
+      <w:r>
+        <w:rPr>
+          <w:rFonts w:ascii="Calibri" w:hAnsi="Calibri" w:cs="Calibri"/>
+        </w:rPr>
+        <w:t xml:space="preserve"> </w:t>
+      </w:r>
+      <w:r>
+        <w:rPr>
+          <w:rFonts w:ascii="Calibri" w:hAnsi="Calibri" w:cs="Calibri"/>
+        </w:rPr>
+        <w:t xml:space="preserve">Dlatego </w:t>
+      </w:r>
+      <m:oMath>
+        <m:sSub>
+          <m:sSubPr>
+            <m:ctrlPr>
+              <w:rPr>
+                <w:rStyle w:val="HTML"/>
+                <w:rFonts w:ascii="Cambria Math" w:eastAsia="SimSun" w:hAnsi="Cambria Math" w:cs="Calibri"/>
+                <w:i/>
+              </w:rPr>
+            </m:ctrlPr>
+          </m:sSubPr>
+          <m:e>
+            <m:r>
+              <w:rPr>
+                <w:rStyle w:val="HTML"/>
+                <w:rFonts w:ascii="Cambria Math" w:eastAsia="SimSun" w:hAnsi="Cambria Math" w:cs="Calibri"/>
+              </w:rPr>
+              <m:t>k</m:t>
+            </m:r>
+          </m:e>
+          <m:sub>
+            <m:r>
+              <w:rPr>
+                <w:rStyle w:val="HTML"/>
+                <w:rFonts w:ascii="Cambria Math" w:eastAsia="SimSun" w:hAnsi="Cambria Math" w:cs="Calibri"/>
+              </w:rPr>
+              <m:t>usoBJT</m:t>
+            </m:r>
+          </m:sub>
+        </m:sSub>
+      </m:oMath>
+      <w:r>
+        <w:rPr>
+          <w:rFonts w:ascii="Calibri" w:hAnsi="Calibri" w:cs="Calibri"/>
+        </w:rPr>
+        <w:t xml:space="preserve"> jest wyraźnie mniejsze od </w:t>
+      </w:r>
+      <m:oMath>
+        <m:sSub>
+          <m:sSubPr>
+            <m:ctrlPr>
+              <w:rPr>
+                <w:rStyle w:val="HTML"/>
+                <w:rFonts w:ascii="Cambria Math" w:eastAsia="SimSun" w:hAnsi="Cambria Math" w:cs="Calibri"/>
+                <w:i/>
+              </w:rPr>
+            </m:ctrlPr>
+          </m:sSubPr>
+          <m:e>
+            <m:r>
+              <w:rPr>
+                <w:rStyle w:val="HTML"/>
+                <w:rFonts w:ascii="Cambria Math" w:eastAsia="SimSun" w:hAnsi="Cambria Math" w:cs="Calibri"/>
+              </w:rPr>
+              <m:t>k</m:t>
+            </m:r>
+          </m:e>
+          <m:sub>
+            <m:r>
+              <w:rPr>
+                <w:rStyle w:val="HTML"/>
+                <w:rFonts w:ascii="Cambria Math" w:eastAsia="SimSun" w:hAnsi="Cambria Math" w:cs="Calibri"/>
+              </w:rPr>
+              <m:t>uoBJT</m:t>
+            </m:r>
+          </m:sub>
+        </m:sSub>
+      </m:oMath>
+      <w:r>
+        <w:rPr>
+          <w:rFonts w:ascii="Calibri" w:hAnsi="Calibri" w:cs="Calibri"/>
+        </w:rPr>
+        <w:t>. Wynik pomiaru pokazuje, że wzmacniacz BJT jest dość wrażliwy na niezerową rezystancję wewnętrzną źródła sygnału.</w:t>
+      </w:r>
     </w:p>
     <w:p>
       <w:pPr>
@@ -6175,48 +7335,6 @@
           <w:bCs/>
           <w:sz w:val="28"/>
           <w:szCs w:val="28"/>
-        </w:rPr>
-      </w:pPr>
-    </w:p>
-    <w:p>
-      <w:pPr>
-        <w:pStyle w:val="Standard"/>
-        <w:rPr>
-          <w:rFonts w:hint="eastAsia"/>
-        </w:rPr>
-      </w:pPr>
-      <w:r>
-        <w:rPr>
-          <w:rFonts w:ascii="Calibri" w:hAnsi="Calibri"/>
-          <w:i/>
-          <w:iCs/>
-          <w:color w:val="000000"/>
-        </w:rPr>
-        <w:t>f</w:t>
-      </w:r>
-      <w:r>
-        <w:rPr>
-          <w:rFonts w:ascii="Calibri" w:hAnsi="Calibri"/>
-          <w:i/>
-          <w:iCs/>
-          <w:color w:val="000000"/>
-          <w:vertAlign w:val="subscript"/>
-        </w:rPr>
-        <w:t>d</w:t>
-      </w:r>
-      <w:r>
-        <w:rPr>
-          <w:rFonts w:ascii="Calibri" w:hAnsi="Calibri"/>
-          <w:color w:val="000000"/>
-        </w:rPr>
-        <w:t> = 715 Hz</w:t>
-      </w:r>
-    </w:p>
-    <w:p>
-      <w:pPr>
-        <w:pStyle w:val="Standard"/>
-        <w:rPr>
-          <w:rFonts w:hint="eastAsia"/>
         </w:rPr>
       </w:pPr>
       <w:r>
@@ -6229,19 +7347,10 @@
           <w:szCs w:val="28"/>
           <w:lang w:val="ru-RU" w:eastAsia="ru-RU" w:bidi="ar-SA"/>
         </w:rPr>
-        <w:lastRenderedPageBreak/>
         <w:drawing>
-          <wp:anchor distT="0" distB="0" distL="114300" distR="114300" simplePos="0" relativeHeight="5" behindDoc="0" locked="0" layoutInCell="1" allowOverlap="1" wp14:anchorId="6E601645" wp14:editId="7743509F">
-            <wp:simplePos x="0" y="0"/>
-            <wp:positionH relativeFrom="column">
-              <wp:align>center</wp:align>
-            </wp:positionH>
-            <wp:positionV relativeFrom="paragraph">
-              <wp:align>top</wp:align>
-            </wp:positionV>
+          <wp:inline distT="0" distB="0" distL="0" distR="0" wp14:anchorId="0D79ABC2" wp14:editId="0FBEFB36">
             <wp:extent cx="6119996" cy="3585956"/>
             <wp:effectExtent l="0" t="0" r="0" b="0"/>
-            <wp:wrapSquare wrapText="bothSides"/>
             <wp:docPr id="6" name="Obraz6"/>
             <wp:cNvGraphicFramePr/>
             <a:graphic xmlns:a="http://schemas.openxmlformats.org/drawingml/2006/main">
@@ -6255,6 +7364,11 @@
                     <a:blip r:embed="rId13">
                       <a:lum/>
                       <a:alphaModFix/>
+                      <a:extLst>
+                        <a:ext uri="{28A0092B-C50C-407E-A947-70E740481C1C}">
+                          <a14:useLocalDpi xmlns:a14="http://schemas.microsoft.com/office/drawing/2010/main" val="0"/>
+                        </a:ext>
+                      </a:extLst>
                     </a:blip>
                     <a:srcRect/>
                     <a:stretch>
@@ -6278,29 +7392,42 @@
                 </pic:pic>
               </a:graphicData>
             </a:graphic>
-          </wp:anchor>
+          </wp:inline>
         </w:drawing>
       </w:r>
     </w:p>
     <w:p>
       <w:pPr>
         <w:pStyle w:val="Standard"/>
-        <w:rPr>
-          <w:rFonts w:ascii="Calibri" w:hAnsi="Calibri"/>
-          <w:b/>
-          <w:bCs/>
-          <w:sz w:val="28"/>
-          <w:szCs w:val="28"/>
-        </w:rPr>
-      </w:pPr>
-    </w:p>
-    <w:p>
-      <w:pPr>
-        <w:pStyle w:val="Standard"/>
-        <w:rPr>
-          <w:rFonts w:hint="eastAsia"/>
-        </w:rPr>
-      </w:pPr>
+        <w:jc w:val="center"/>
+      </w:pPr>
+    </w:p>
+    <w:p>
+      <w:pPr>
+        <w:pStyle w:val="Standard"/>
+        <w:jc w:val="center"/>
+      </w:pPr>
+      <w:r>
+        <w:t xml:space="preserve">Rys </w:t>
+      </w:r>
+      <w:r>
+        <w:t>5</w:t>
+      </w:r>
+      <w:r>
+        <w:t>.</w:t>
+      </w:r>
+      <w:r>
+        <w:t>1</w:t>
+      </w:r>
+      <w:r>
+        <w:t>. Sygnał przy ustawionej częstotliwości</w:t>
+      </w:r>
+      <w:r>
+        <w:t xml:space="preserve"> granicznej dolnej</w:t>
+      </w:r>
+      <w:r>
+        <w:t xml:space="preserve"> </w:t>
+      </w:r>
       <w:r>
         <w:rPr>
           <w:rFonts w:ascii="Calibri" w:hAnsi="Calibri"/>
@@ -6318,23 +7445,29 @@
           <w:color w:val="000000"/>
           <w:vertAlign w:val="subscript"/>
         </w:rPr>
-        <w:t>g</w:t>
+        <w:t>d</w:t>
       </w:r>
       <w:r>
         <w:rPr>
           <w:rFonts w:ascii="Calibri" w:hAnsi="Calibri"/>
           <w:color w:val="000000"/>
         </w:rPr>
-        <w:t> = 130 kHz</w:t>
-      </w:r>
-    </w:p>
-    <w:p>
-      <w:pPr>
-        <w:pStyle w:val="Standard"/>
-        <w:rPr>
-          <w:rFonts w:ascii="Calibri" w:hAnsi="Calibri"/>
-        </w:rPr>
-      </w:pPr>
+        <w:t> = </w:t>
+      </w:r>
+      <w:r>
+        <w:rPr>
+          <w:rFonts w:ascii="Calibri" w:hAnsi="Calibri"/>
+          <w:color w:val="000000"/>
+        </w:rPr>
+        <w:t>715</w:t>
+      </w:r>
+      <w:r>
+        <w:rPr>
+          <w:rFonts w:ascii="Calibri" w:hAnsi="Calibri"/>
+          <w:color w:val="000000"/>
+        </w:rPr>
+        <w:t> Hz</w:t>
+      </w:r>
     </w:p>
     <w:p>
       <w:pPr>
@@ -6349,8 +7482,9 @@
           <w:noProof/>
           <w:lang w:val="ru-RU" w:eastAsia="ru-RU" w:bidi="ar-SA"/>
         </w:rPr>
+        <w:lastRenderedPageBreak/>
         <w:drawing>
-          <wp:anchor distT="0" distB="0" distL="114300" distR="114300" simplePos="0" relativeHeight="6" behindDoc="0" locked="0" layoutInCell="1" allowOverlap="1" wp14:anchorId="6C78D1D4" wp14:editId="7216ABC5">
+          <wp:anchor distT="0" distB="0" distL="114300" distR="114300" simplePos="0" relativeHeight="6" behindDoc="0" locked="0" layoutInCell="1" allowOverlap="1" wp14:anchorId="6C78D1D4" wp14:editId="291B1154">
             <wp:simplePos x="0" y="0"/>
             <wp:positionH relativeFrom="column">
               <wp:align>center</wp:align>
@@ -6397,6 +7531,12 @@
                 </pic:pic>
               </a:graphicData>
             </a:graphic>
+            <wp14:sizeRelH relativeFrom="margin">
+              <wp14:pctWidth>0</wp14:pctWidth>
+            </wp14:sizeRelH>
+            <wp14:sizeRelV relativeFrom="margin">
+              <wp14:pctHeight>0</wp14:pctHeight>
+            </wp14:sizeRelV>
           </wp:anchor>
         </w:drawing>
       </w:r>
@@ -6404,32 +7544,531 @@
     <w:p>
       <w:pPr>
         <w:pStyle w:val="Standard"/>
-        <w:rPr>
-          <w:rFonts w:ascii="Calibri" w:hAnsi="Calibri"/>
-        </w:rPr>
-      </w:pPr>
-    </w:p>
-    <w:p>
-      <w:pPr>
-        <w:pStyle w:val="Standard"/>
-        <w:rPr>
-          <w:rFonts w:ascii="Calibri" w:hAnsi="Calibri"/>
+        <w:jc w:val="center"/>
+        <w:rPr>
+          <w:rFonts w:hint="eastAsia"/>
+        </w:rPr>
+      </w:pPr>
+      <w:r>
+        <w:t>Rys 5.</w:t>
+      </w:r>
+      <w:r>
+        <w:t>2</w:t>
+      </w:r>
+      <w:r>
+        <w:t xml:space="preserve">. Sygnał przy ustawionej częstotliwości granicznej </w:t>
+      </w:r>
+      <w:r>
+        <w:t>górnej</w:t>
+      </w:r>
+      <w:r>
+        <w:t xml:space="preserve"> </w:t>
+      </w:r>
+      <w:r>
+        <w:rPr>
+          <w:rFonts w:ascii="Calibri" w:hAnsi="Calibri"/>
+          <w:i/>
+          <w:iCs/>
           <w:color w:val="000000"/>
         </w:rPr>
-      </w:pPr>
-      <w:r>
-        <w:rPr>
-          <w:rFonts w:ascii="Calibri" w:hAnsi="Calibri"/>
+        <w:t>f</w:t>
+      </w:r>
+      <w:r>
+        <w:rPr>
+          <w:rFonts w:ascii="Calibri" w:hAnsi="Calibri"/>
+          <w:i/>
+          <w:iCs/>
           <w:color w:val="000000"/>
-        </w:rPr>
-        <w:t>Największy wpływ na dolną częstotliwość graniczną ma kondensator ...</w:t>
-      </w:r>
-    </w:p>
-    <w:p>
-      <w:pPr>
-        <w:pStyle w:val="Standard"/>
-        <w:rPr>
-          <w:rFonts w:ascii="Calibri" w:hAnsi="Calibri"/>
+          <w:vertAlign w:val="subscript"/>
+        </w:rPr>
+        <w:t>g</w:t>
+      </w:r>
+      <w:r>
+        <w:rPr>
+          <w:rFonts w:ascii="Calibri" w:hAnsi="Calibri"/>
+          <w:color w:val="000000"/>
+        </w:rPr>
+        <w:t> = 130 kHz</w:t>
+      </w:r>
+    </w:p>
+    <w:p>
+      <w:pPr>
+        <w:pStyle w:val="Standard"/>
+        <w:jc w:val="center"/>
+        <w:rPr>
+          <w:rFonts w:asciiTheme="minorHAnsi" w:hAnsiTheme="minorHAnsi" w:cstheme="minorHAnsi"/>
+        </w:rPr>
+      </w:pPr>
+    </w:p>
+    <w:p>
+      <w:pPr>
+        <w:pStyle w:val="Standard"/>
+        <w:rPr>
+          <w:rFonts w:asciiTheme="minorHAnsi" w:hAnsiTheme="minorHAnsi" w:cstheme="minorHAnsi"/>
+        </w:rPr>
+      </w:pPr>
+      <w:r>
+        <w:rPr>
+          <w:rFonts w:asciiTheme="minorHAnsi" w:hAnsiTheme="minorHAnsi" w:cstheme="minorHAnsi"/>
+        </w:rPr>
+        <w:t xml:space="preserve">Zgodnie z instrukcją, spadek o </w:t>
+      </w:r>
+      <w:r>
+        <w:rPr>
+          <w:rStyle w:val="HTML"/>
+          <w:rFonts w:asciiTheme="minorHAnsi" w:eastAsia="SimSun" w:hAnsiTheme="minorHAnsi" w:cstheme="minorHAnsi"/>
+          <w:sz w:val="24"/>
+          <w:szCs w:val="24"/>
+        </w:rPr>
+        <w:t>3</w:t>
+      </w:r>
+      <w:r>
+        <w:rPr>
+          <w:rStyle w:val="HTML"/>
+          <w:rFonts w:asciiTheme="minorHAnsi" w:eastAsia="SimSun" w:hAnsiTheme="minorHAnsi" w:cstheme="minorHAnsi"/>
+          <w:sz w:val="24"/>
+          <w:szCs w:val="24"/>
+        </w:rPr>
+        <w:t xml:space="preserve"> </w:t>
+      </w:r>
+      <w:r>
+        <w:rPr>
+          <w:rStyle w:val="HTML"/>
+          <w:rFonts w:asciiTheme="minorHAnsi" w:eastAsia="SimSun" w:hAnsiTheme="minorHAnsi" w:cstheme="minorHAnsi"/>
+          <w:sz w:val="24"/>
+          <w:szCs w:val="24"/>
+        </w:rPr>
+        <w:t>dB</w:t>
+      </w:r>
+      <w:r>
+        <w:rPr>
+          <w:rFonts w:asciiTheme="minorHAnsi" w:hAnsiTheme="minorHAnsi" w:cstheme="minorHAnsi"/>
+        </w:rPr>
+        <w:t xml:space="preserve"> oznacza spadek wzmocnienia do</w:t>
+      </w:r>
+      <w:r>
+        <w:rPr>
+          <w:rFonts w:asciiTheme="minorHAnsi" w:hAnsiTheme="minorHAnsi" w:cstheme="minorHAnsi"/>
+        </w:rPr>
+        <w:t xml:space="preserve"> wartości</w:t>
+      </w:r>
+      <w:r>
+        <w:rPr>
+          <w:rFonts w:asciiTheme="minorHAnsi" w:hAnsiTheme="minorHAnsi" w:cstheme="minorHAnsi"/>
+        </w:rPr>
+        <w:t xml:space="preserve"> </w:t>
+      </w:r>
+      <m:oMath>
+        <m:r>
+          <w:rPr>
+            <w:rStyle w:val="HTML"/>
+            <w:rFonts w:ascii="Cambria Math" w:eastAsia="SimSun" w:hAnsi="Cambria Math" w:cstheme="minorHAnsi"/>
+            <w:sz w:val="24"/>
+            <w:szCs w:val="24"/>
+          </w:rPr>
+          <m:t xml:space="preserve">0,707 * </m:t>
+        </m:r>
+        <m:sSub>
+          <m:sSubPr>
+            <m:ctrlPr>
+              <w:rPr>
+                <w:rStyle w:val="HTML"/>
+                <w:rFonts w:ascii="Cambria Math" w:eastAsia="SimSun" w:hAnsi="Cambria Math" w:cstheme="minorHAnsi"/>
+                <w:i/>
+                <w:sz w:val="24"/>
+                <w:szCs w:val="24"/>
+              </w:rPr>
+            </m:ctrlPr>
+          </m:sSubPr>
+          <m:e>
+            <m:r>
+              <w:rPr>
+                <w:rStyle w:val="HTML"/>
+                <w:rFonts w:ascii="Cambria Math" w:eastAsia="SimSun" w:hAnsi="Cambria Math" w:cstheme="minorHAnsi"/>
+                <w:sz w:val="24"/>
+                <w:szCs w:val="24"/>
+              </w:rPr>
+              <m:t>k</m:t>
+            </m:r>
+          </m:e>
+          <m:sub>
+            <m:r>
+              <w:rPr>
+                <w:rStyle w:val="HTML"/>
+                <w:rFonts w:ascii="Cambria Math" w:eastAsia="SimSun" w:hAnsi="Cambria Math" w:cstheme="minorHAnsi"/>
+                <w:sz w:val="24"/>
+                <w:szCs w:val="24"/>
+              </w:rPr>
+              <m:t>usoBJT</m:t>
+            </m:r>
+          </m:sub>
+        </m:sSub>
+      </m:oMath>
+      <w:r>
+        <w:rPr>
+          <w:rFonts w:asciiTheme="minorHAnsi" w:hAnsiTheme="minorHAnsi" w:cstheme="minorHAnsi"/>
+        </w:rPr>
+        <w:t>.</w:t>
+      </w:r>
+    </w:p>
+    <w:p>
+      <w:pPr>
+        <w:pStyle w:val="Standard"/>
+        <w:rPr>
+          <w:rFonts w:asciiTheme="minorHAnsi" w:hAnsiTheme="minorHAnsi" w:cstheme="minorHAnsi"/>
+        </w:rPr>
+      </w:pPr>
+    </w:p>
+    <w:p>
+      <w:pPr>
+        <w:pStyle w:val="Standard"/>
+        <w:rPr>
+          <w:rFonts w:asciiTheme="minorHAnsi" w:hAnsiTheme="minorHAnsi" w:cstheme="minorHAnsi"/>
+        </w:rPr>
+      </w:pPr>
+      <w:r>
+        <w:rPr>
+          <w:rFonts w:asciiTheme="minorHAnsi" w:hAnsiTheme="minorHAnsi" w:cstheme="minorHAnsi"/>
+        </w:rPr>
+        <w:t xml:space="preserve">Dla </w:t>
+      </w:r>
+      <m:oMath>
+        <m:sSub>
+          <m:sSubPr>
+            <m:ctrlPr>
+              <w:rPr>
+                <w:rStyle w:val="HTML"/>
+                <w:rFonts w:ascii="Cambria Math" w:eastAsia="SimSun" w:hAnsi="Cambria Math" w:cstheme="minorHAnsi"/>
+                <w:i/>
+                <w:sz w:val="24"/>
+                <w:szCs w:val="24"/>
+              </w:rPr>
+            </m:ctrlPr>
+          </m:sSubPr>
+          <m:e>
+            <m:r>
+              <w:rPr>
+                <w:rStyle w:val="HTML"/>
+                <w:rFonts w:ascii="Cambria Math" w:eastAsia="SimSun" w:hAnsi="Cambria Math" w:cstheme="minorHAnsi"/>
+                <w:sz w:val="24"/>
+                <w:szCs w:val="24"/>
+              </w:rPr>
+              <m:t>k</m:t>
+            </m:r>
+          </m:e>
+          <m:sub>
+            <m:r>
+              <w:rPr>
+                <w:rStyle w:val="HTML"/>
+                <w:rFonts w:ascii="Cambria Math" w:eastAsia="SimSun" w:hAnsi="Cambria Math" w:cstheme="minorHAnsi"/>
+                <w:sz w:val="24"/>
+                <w:szCs w:val="24"/>
+              </w:rPr>
+              <m:t>usoBJT</m:t>
+            </m:r>
+          </m:sub>
+        </m:sSub>
+        <m:r>
+          <w:rPr>
+            <w:rStyle w:val="HTML"/>
+            <w:rFonts w:ascii="Cambria Math" w:eastAsia="SimSun" w:hAnsi="Cambria Math" w:cstheme="minorHAnsi"/>
+            <w:sz w:val="24"/>
+            <w:szCs w:val="24"/>
+          </w:rPr>
+          <m:t>=62</m:t>
+        </m:r>
+      </m:oMath>
+      <w:r>
+        <w:rPr>
+          <w:rStyle w:val="HTML"/>
+          <w:rFonts w:asciiTheme="minorHAnsi" w:eastAsia="SimSun" w:hAnsiTheme="minorHAnsi" w:cstheme="minorHAnsi"/>
+          <w:sz w:val="24"/>
+          <w:szCs w:val="24"/>
+        </w:rPr>
+        <w:t xml:space="preserve"> otrzymujemy </w:t>
+      </w:r>
+      <m:oMath>
+        <m:sSub>
+          <m:sSubPr>
+            <m:ctrlPr>
+              <w:rPr>
+                <w:rFonts w:ascii="Cambria Math" w:hAnsi="Cambria Math" w:cstheme="minorHAnsi"/>
+                <w:i/>
+              </w:rPr>
+            </m:ctrlPr>
+          </m:sSubPr>
+          <m:e>
+            <m:r>
+              <w:rPr>
+                <w:rFonts w:ascii="Cambria Math" w:hAnsi="Cambria Math" w:cstheme="minorHAnsi"/>
+              </w:rPr>
+              <m:t>k</m:t>
+            </m:r>
+          </m:e>
+          <m:sub>
+            <m:r>
+              <w:rPr>
+                <w:rFonts w:ascii="Cambria Math" w:hAnsi="Cambria Math" w:cstheme="minorHAnsi"/>
+              </w:rPr>
+              <m:t>3dB</m:t>
+            </m:r>
+          </m:sub>
+        </m:sSub>
+        <m:r>
+          <w:rPr>
+            <w:rFonts w:ascii="Cambria Math" w:hAnsi="Cambria Math" w:cstheme="minorHAnsi"/>
+          </w:rPr>
+          <m:t xml:space="preserve"> = 0,707 * 62 ≈ 4</m:t>
+        </m:r>
+        <m:r>
+          <w:rPr>
+            <w:rFonts w:ascii="Cambria Math" w:hAnsi="Cambria Math" w:cstheme="minorHAnsi"/>
+          </w:rPr>
+          <m:t>3,834</m:t>
+        </m:r>
+      </m:oMath>
+    </w:p>
+    <w:p>
+      <w:pPr>
+        <w:pStyle w:val="Standard"/>
+        <w:rPr>
+          <w:rFonts w:asciiTheme="minorHAnsi" w:hAnsiTheme="minorHAnsi" w:cstheme="minorHAnsi"/>
+        </w:rPr>
+      </w:pPr>
+    </w:p>
+    <w:p>
+      <w:pPr>
+        <w:pStyle w:val="Standard"/>
+        <w:rPr>
+          <w:rFonts w:asciiTheme="minorHAnsi" w:hAnsiTheme="minorHAnsi" w:cstheme="minorHAnsi"/>
+        </w:rPr>
+      </w:pPr>
+      <w:r>
+        <w:rPr>
+          <w:rFonts w:asciiTheme="minorHAnsi" w:hAnsiTheme="minorHAnsi" w:cstheme="minorHAnsi"/>
+        </w:rPr>
+        <w:t xml:space="preserve">Przy </w:t>
+      </w:r>
+      <m:oMath>
+        <m:sSub>
+          <m:sSubPr>
+            <m:ctrlPr>
+              <w:rPr>
+                <w:rStyle w:val="HTML"/>
+                <w:rFonts w:ascii="Cambria Math" w:eastAsia="SimSun" w:hAnsi="Cambria Math" w:cstheme="minorHAnsi"/>
+                <w:i/>
+                <w:sz w:val="24"/>
+                <w:szCs w:val="24"/>
+              </w:rPr>
+            </m:ctrlPr>
+          </m:sSubPr>
+          <m:e>
+            <m:r>
+              <w:rPr>
+                <w:rStyle w:val="HTML"/>
+                <w:rFonts w:ascii="Cambria Math" w:eastAsia="SimSun" w:hAnsi="Cambria Math" w:cstheme="minorHAnsi"/>
+                <w:sz w:val="24"/>
+                <w:szCs w:val="24"/>
+              </w:rPr>
+              <m:t>E</m:t>
+            </m:r>
+          </m:e>
+          <m:sub>
+            <m:r>
+              <w:rPr>
+                <w:rStyle w:val="HTML"/>
+                <w:rFonts w:ascii="Cambria Math" w:eastAsia="SimSun" w:hAnsi="Cambria Math" w:cstheme="minorHAnsi"/>
+                <w:sz w:val="24"/>
+                <w:szCs w:val="24"/>
+              </w:rPr>
+              <m:t>g</m:t>
+            </m:r>
+          </m:sub>
+        </m:sSub>
+      </m:oMath>
+      <w:r>
+        <w:rPr>
+          <w:rStyle w:val="HTML"/>
+          <w:rFonts w:asciiTheme="minorHAnsi" w:eastAsia="SimSun" w:hAnsiTheme="minorHAnsi" w:cstheme="minorHAnsi"/>
+          <w:sz w:val="24"/>
+          <w:szCs w:val="24"/>
+        </w:rPr>
+        <w:t xml:space="preserve"> = 10 mV</w:t>
+      </w:r>
+      <w:r>
+        <w:rPr>
+          <w:rFonts w:asciiTheme="minorHAnsi" w:hAnsiTheme="minorHAnsi" w:cstheme="minorHAnsi"/>
+        </w:rPr>
+        <w:t xml:space="preserve"> odpowiada to napięciu wyjściowemu:</w:t>
+      </w:r>
+    </w:p>
+    <w:p>
+      <w:pPr>
+        <w:pStyle w:val="Standard"/>
+        <w:rPr>
+          <w:rFonts w:asciiTheme="minorHAnsi" w:hAnsiTheme="minorHAnsi" w:cstheme="minorHAnsi"/>
+        </w:rPr>
+      </w:pPr>
+    </w:p>
+    <w:p>
+      <w:pPr>
+        <w:pStyle w:val="Standard"/>
+        <w:rPr>
+          <w:rFonts w:asciiTheme="minorHAnsi" w:hAnsiTheme="minorHAnsi" w:cstheme="minorHAnsi"/>
+        </w:rPr>
+      </w:pPr>
+      <m:oMathPara>
+        <m:oMath>
+          <m:sSub>
+            <m:sSubPr>
+              <m:ctrlPr>
+                <w:rPr>
+                  <w:rFonts w:ascii="Cambria Math" w:hAnsi="Cambria Math" w:cstheme="minorHAnsi"/>
+                  <w:i/>
+                </w:rPr>
+              </m:ctrlPr>
+            </m:sSubPr>
+            <m:e>
+              <m:r>
+                <w:rPr>
+                  <w:rFonts w:ascii="Cambria Math" w:hAnsi="Cambria Math" w:cstheme="minorHAnsi"/>
+                </w:rPr>
+                <m:t>U</m:t>
+              </m:r>
+            </m:e>
+            <m:sub>
+              <m:r>
+                <w:rPr>
+                  <w:rFonts w:ascii="Cambria Math" w:hAnsi="Cambria Math" w:cstheme="minorHAnsi"/>
+                </w:rPr>
+                <m:t>wy3dB</m:t>
+              </m:r>
+            </m:sub>
+          </m:sSub>
+          <m:r>
+            <w:rPr>
+              <w:rFonts w:ascii="Cambria Math" w:hAnsi="Cambria Math" w:cstheme="minorHAnsi"/>
+            </w:rPr>
+            <m:t xml:space="preserve"> ≈ 43,834 * 10 mV ≈ 0,438 V</m:t>
+          </m:r>
+        </m:oMath>
+      </m:oMathPara>
+    </w:p>
+    <w:p>
+      <w:pPr>
+        <w:pStyle w:val="Standard"/>
+        <w:rPr>
+          <w:rFonts w:asciiTheme="minorHAnsi" w:hAnsiTheme="minorHAnsi" w:cstheme="minorHAnsi"/>
+        </w:rPr>
+      </w:pPr>
+    </w:p>
+    <w:p>
+      <w:pPr>
+        <w:pStyle w:val="Standard"/>
+        <w:rPr>
+          <w:rFonts w:asciiTheme="minorHAnsi" w:hAnsiTheme="minorHAnsi" w:cstheme="minorHAnsi"/>
+        </w:rPr>
+      </w:pPr>
+      <w:r>
+        <w:rPr>
+          <w:rFonts w:asciiTheme="minorHAnsi" w:hAnsiTheme="minorHAnsi" w:cstheme="minorHAnsi"/>
+        </w:rPr>
+        <w:t xml:space="preserve">Największy wpływ na dolną częstotliwość graniczną ma kondensator </w:t>
+      </w:r>
+      <m:oMath>
+        <m:sSub>
+          <m:sSubPr>
+            <m:ctrlPr>
+              <w:rPr>
+                <w:rStyle w:val="HTML"/>
+                <w:rFonts w:ascii="Cambria Math" w:eastAsia="SimSun" w:hAnsi="Cambria Math" w:cstheme="minorHAnsi"/>
+                <w:i/>
+                <w:sz w:val="24"/>
+                <w:szCs w:val="24"/>
+              </w:rPr>
+            </m:ctrlPr>
+          </m:sSubPr>
+          <m:e>
+            <m:r>
+              <w:rPr>
+                <w:rStyle w:val="HTML"/>
+                <w:rFonts w:ascii="Cambria Math" w:eastAsia="SimSun" w:hAnsi="Cambria Math" w:cstheme="minorHAnsi"/>
+                <w:sz w:val="24"/>
+                <w:szCs w:val="24"/>
+              </w:rPr>
+              <m:t>C</m:t>
+            </m:r>
+          </m:e>
+          <m:sub>
+            <m:r>
+              <w:rPr>
+                <w:rStyle w:val="HTML"/>
+                <w:rFonts w:ascii="Cambria Math" w:eastAsia="SimSun" w:hAnsi="Cambria Math" w:cstheme="minorHAnsi"/>
+                <w:sz w:val="24"/>
+                <w:szCs w:val="24"/>
+              </w:rPr>
+              <m:t>3</m:t>
+            </m:r>
+          </m:sub>
+        </m:sSub>
+      </m:oMath>
+      <w:r>
+        <w:rPr>
+          <w:rFonts w:asciiTheme="minorHAnsi" w:hAnsiTheme="minorHAnsi" w:cstheme="minorHAnsi"/>
+        </w:rPr>
+        <w:t xml:space="preserve">, ponieważ przy małych częstotliwościach przestaje on skutecznie bocznikować rezystor emiterowy </w:t>
+      </w:r>
+      <m:oMath>
+        <m:sSub>
+          <m:sSubPr>
+            <m:ctrlPr>
+              <w:rPr>
+                <w:rStyle w:val="HTML"/>
+                <w:rFonts w:ascii="Cambria Math" w:eastAsia="SimSun" w:hAnsi="Cambria Math" w:cstheme="minorHAnsi"/>
+                <w:i/>
+                <w:sz w:val="24"/>
+                <w:szCs w:val="24"/>
+              </w:rPr>
+            </m:ctrlPr>
+          </m:sSubPr>
+          <m:e>
+            <m:r>
+              <w:rPr>
+                <w:rStyle w:val="HTML"/>
+                <w:rFonts w:ascii="Cambria Math" w:eastAsia="SimSun" w:hAnsi="Cambria Math" w:cstheme="minorHAnsi"/>
+                <w:sz w:val="24"/>
+                <w:szCs w:val="24"/>
+              </w:rPr>
+              <m:t>R</m:t>
+            </m:r>
+          </m:e>
+          <m:sub>
+            <m:r>
+              <w:rPr>
+                <w:rStyle w:val="HTML"/>
+                <w:rFonts w:ascii="Cambria Math" w:eastAsia="SimSun" w:hAnsi="Cambria Math" w:cstheme="minorHAnsi"/>
+                <w:sz w:val="24"/>
+                <w:szCs w:val="24"/>
+              </w:rPr>
+              <m:t>4</m:t>
+            </m:r>
+          </m:sub>
+        </m:sSub>
+      </m:oMath>
+      <w:r>
+        <w:rPr>
+          <w:rFonts w:asciiTheme="minorHAnsi" w:hAnsiTheme="minorHAnsi" w:cstheme="minorHAnsi"/>
+        </w:rPr>
+        <w:t>. Powoduje to wzrost lokalnego sprzężenia zwrotnego i spadek wzmocnienia.</w:t>
+      </w:r>
+    </w:p>
+    <w:p>
+      <w:pPr>
+        <w:pStyle w:val="Standard"/>
+        <w:rPr>
+          <w:rFonts w:ascii="Calibri" w:hAnsi="Calibri"/>
+          <w:i/>
+          <w:iCs/>
         </w:rPr>
       </w:pPr>
     </w:p>
@@ -6449,6 +8088,63 @@
           <w:iCs/>
         </w:rPr>
         <w:t>Komentarze, wnioski, odpowiedzi na pytania z instrukcji:</w:t>
+      </w:r>
+    </w:p>
+    <w:p>
+      <w:pPr>
+        <w:pStyle w:val="Standard"/>
+        <w:rPr>
+          <w:rFonts w:asciiTheme="minorHAnsi" w:hAnsiTheme="minorHAnsi" w:cstheme="minorHAnsi"/>
+          <w:i/>
+          <w:iCs/>
+        </w:rPr>
+      </w:pPr>
+    </w:p>
+    <w:p>
+      <w:pPr>
+        <w:pStyle w:val="Standard"/>
+        <w:rPr>
+          <w:rFonts w:asciiTheme="minorHAnsi" w:hAnsiTheme="minorHAnsi" w:cstheme="minorHAnsi"/>
+          <w:i/>
+          <w:iCs/>
+          <w:lang w:val="ru-RU"/>
+        </w:rPr>
+      </w:pPr>
+      <w:r>
+        <w:rPr>
+          <w:rFonts w:asciiTheme="minorHAnsi" w:hAnsiTheme="minorHAnsi" w:cstheme="minorHAnsi"/>
+        </w:rPr>
+        <w:t xml:space="preserve">Badany wzmacniacz BJT ma szerokie pasmo przenoszenia, obejmujące zakres od około </w:t>
+      </w:r>
+      <w:r>
+        <w:rPr>
+          <w:rStyle w:val="HTML"/>
+          <w:rFonts w:asciiTheme="minorHAnsi" w:eastAsia="SimSun" w:hAnsiTheme="minorHAnsi" w:cstheme="minorHAnsi"/>
+          <w:sz w:val="24"/>
+          <w:szCs w:val="24"/>
+        </w:rPr>
+        <w:t>715 Hz</w:t>
+      </w:r>
+      <w:r>
+        <w:rPr>
+          <w:rFonts w:asciiTheme="minorHAnsi" w:hAnsiTheme="minorHAnsi" w:cstheme="minorHAnsi"/>
+        </w:rPr>
+        <w:t xml:space="preserve"> do </w:t>
+      </w:r>
+      <w:r>
+        <w:rPr>
+          <w:rStyle w:val="HTML"/>
+          <w:rFonts w:asciiTheme="minorHAnsi" w:eastAsia="SimSun" w:hAnsiTheme="minorHAnsi" w:cstheme="minorHAnsi"/>
+          <w:sz w:val="24"/>
+          <w:szCs w:val="24"/>
+        </w:rPr>
+        <w:t>130 kHz</w:t>
+      </w:r>
+      <w:r>
+        <w:rPr>
+          <w:rFonts w:asciiTheme="minorHAnsi" w:hAnsiTheme="minorHAnsi" w:cstheme="minorHAnsi"/>
+        </w:rPr>
+        <w:t>. Dolna częstotliwość graniczna jest związana głównie z działaniem kondensatorów sprzęgających i obejściowych, natomiast górna z pasożytniczymi pojemnościami tranzystora i układu pomiarowego.</w:t>
       </w:r>
     </w:p>
     <w:p>
@@ -6714,6 +8410,7 @@
           <w:i/>
           <w:iCs/>
         </w:rPr>
+        <w:lastRenderedPageBreak/>
         <w:tab/>
       </w:r>
       <w:r>
@@ -7424,6 +9121,7 @@
         <w:rPr>
           <w:rFonts w:ascii="Calibri" w:hAnsi="Calibri"/>
         </w:rPr>
+        <w:lastRenderedPageBreak/>
         <w:t xml:space="preserve">Po dołączeniu obciążenia, na wyjściu wzmacniacza zaobserwowano sygnał o wartości międzyszczytowej </w:t>
       </w:r>
       <w:r>
@@ -8373,6 +10071,7 @@
           <w:i/>
           <w:iCs/>
         </w:rPr>
+        <w:lastRenderedPageBreak/>
         <w:t>Porównanie wpływu rezystancji RG, komentarze, wnioski:</w:t>
       </w:r>
     </w:p>
@@ -8591,7 +10290,6 @@
           <w:szCs w:val="28"/>
           <w:lang w:val="ru-RU" w:eastAsia="ru-RU" w:bidi="ar-SA"/>
         </w:rPr>
-        <w:lastRenderedPageBreak/>
         <w:drawing>
           <wp:anchor distT="0" distB="0" distL="114300" distR="114300" simplePos="0" relativeHeight="10" behindDoc="0" locked="0" layoutInCell="1" allowOverlap="1" wp14:anchorId="5DA3D70B" wp14:editId="717D9716">
             <wp:simplePos x="0" y="0"/>
@@ -8657,6 +10355,7 @@
           <w:rFonts w:ascii="Calibri" w:hAnsi="Calibri"/>
           <w:lang w:val="en-US"/>
         </w:rPr>
+        <w:lastRenderedPageBreak/>
         <w:t>BJT</w:t>
       </w:r>
     </w:p>
@@ -8847,7 +10546,6 @@
           <w:lang w:val="en-US"/>
         </w:rPr>
       </w:pPr>
-      <w:proofErr w:type="spellStart"/>
       <w:r>
         <w:rPr>
           <w:rFonts w:ascii="Calibri" w:hAnsi="Calibri"/>
@@ -8857,19 +10555,7 @@
           <w:iCs/>
           <w:lang w:val="en-US"/>
         </w:rPr>
-        <w:t>bjt</w:t>
-      </w:r>
-      <w:proofErr w:type="spellEnd"/>
-      <w:r>
-        <w:rPr>
-          <w:rFonts w:ascii="Calibri" w:hAnsi="Calibri"/>
-          <w:b/>
-          <w:bCs/>
-          <w:i/>
-          <w:iCs/>
-          <w:lang w:val="en-US"/>
-        </w:rPr>
-        <w:t>:</w:t>
+        <w:t>bjt:</w:t>
       </w:r>
     </w:p>
     <w:p>
@@ -8890,7 +10576,6 @@
           <w:szCs w:val="28"/>
           <w:lang w:val="ru-RU" w:eastAsia="ru-RU" w:bidi="ar-SA"/>
         </w:rPr>
-        <w:lastRenderedPageBreak/>
         <w:drawing>
           <wp:anchor distT="0" distB="0" distL="114300" distR="114300" simplePos="0" relativeHeight="20" behindDoc="0" locked="0" layoutInCell="1" allowOverlap="1" wp14:anchorId="3012C7B8" wp14:editId="5B84A0D4">
             <wp:simplePos x="0" y="0"/>
@@ -8951,7 +10636,6 @@
           <w:lang w:val="en-US"/>
         </w:rPr>
       </w:pPr>
-      <w:proofErr w:type="spellStart"/>
       <w:r>
         <w:rPr>
           <w:rFonts w:ascii="Calibri" w:hAnsi="Calibri"/>
@@ -8961,19 +10645,7 @@
           <w:iCs/>
           <w:lang w:val="en-US"/>
         </w:rPr>
-        <w:t>mosfet</w:t>
-      </w:r>
-      <w:proofErr w:type="spellEnd"/>
-      <w:r>
-        <w:rPr>
-          <w:rFonts w:ascii="Calibri" w:hAnsi="Calibri"/>
-          <w:b/>
-          <w:bCs/>
-          <w:i/>
-          <w:iCs/>
-          <w:lang w:val="en-US"/>
-        </w:rPr>
-        <w:t>:</w:t>
+        <w:t>mosfet:</w:t>
       </w:r>
     </w:p>
     <w:p>
@@ -8994,6 +10666,7 @@
           <w:szCs w:val="28"/>
           <w:lang w:val="ru-RU" w:eastAsia="ru-RU" w:bidi="ar-SA"/>
         </w:rPr>
+        <w:lastRenderedPageBreak/>
         <w:drawing>
           <wp:anchor distT="0" distB="0" distL="114300" distR="114300" simplePos="0" relativeHeight="21" behindDoc="0" locked="0" layoutInCell="1" allowOverlap="1" wp14:anchorId="0A1ACDB2" wp14:editId="4151CFA0">
             <wp:simplePos x="0" y="0"/>
@@ -9074,7 +10747,6 @@
           <w:lang w:val="en-US"/>
         </w:rPr>
       </w:pPr>
-      <w:proofErr w:type="spellStart"/>
       <w:r>
         <w:rPr>
           <w:rFonts w:ascii="Calibri" w:hAnsi="Calibri"/>
@@ -9086,7 +10758,6 @@
         </w:rPr>
         <w:t>bjt</w:t>
       </w:r>
-      <w:proofErr w:type="spellEnd"/>
     </w:p>
     <w:p>
       <w:pPr>
@@ -9106,7 +10777,6 @@
           <w:szCs w:val="28"/>
           <w:lang w:val="ru-RU" w:eastAsia="ru-RU" w:bidi="ar-SA"/>
         </w:rPr>
-        <w:lastRenderedPageBreak/>
         <w:drawing>
           <wp:anchor distT="0" distB="0" distL="114300" distR="114300" simplePos="0" relativeHeight="19" behindDoc="0" locked="0" layoutInCell="1" allowOverlap="1" wp14:anchorId="7A96FC2C" wp14:editId="0D551607">
             <wp:simplePos x="0" y="0"/>
@@ -9167,7 +10837,6 @@
           <w:lang w:val="en-US"/>
         </w:rPr>
       </w:pPr>
-      <w:proofErr w:type="spellStart"/>
       <w:r>
         <w:rPr>
           <w:rFonts w:ascii="Calibri" w:hAnsi="Calibri"/>
@@ -9179,7 +10848,6 @@
         </w:rPr>
         <w:t>mosfet</w:t>
       </w:r>
-      <w:proofErr w:type="spellEnd"/>
     </w:p>
     <w:p>
       <w:pPr>
@@ -9199,6 +10867,7 @@
           <w:szCs w:val="28"/>
           <w:lang w:val="ru-RU" w:eastAsia="ru-RU" w:bidi="ar-SA"/>
         </w:rPr>
+        <w:lastRenderedPageBreak/>
         <w:drawing>
           <wp:anchor distT="0" distB="0" distL="114300" distR="114300" simplePos="0" relativeHeight="18" behindDoc="0" locked="0" layoutInCell="1" allowOverlap="1" wp14:anchorId="143ACFB4" wp14:editId="2F3EF8F8">
             <wp:simplePos x="0" y="0"/>
@@ -9309,7 +10978,6 @@
           <w:szCs w:val="28"/>
           <w:lang w:val="ru-RU" w:eastAsia="ru-RU" w:bidi="ar-SA"/>
         </w:rPr>
-        <w:lastRenderedPageBreak/>
         <w:drawing>
           <wp:anchor distT="0" distB="0" distL="114300" distR="114300" simplePos="0" relativeHeight="16" behindDoc="0" locked="0" layoutInCell="1" allowOverlap="1" wp14:anchorId="1DE20E00" wp14:editId="043FC98E">
             <wp:simplePos x="0" y="0"/>
@@ -9391,6 +11059,7 @@
           <w:szCs w:val="28"/>
           <w:lang w:val="ru-RU" w:eastAsia="ru-RU" w:bidi="ar-SA"/>
         </w:rPr>
+        <w:lastRenderedPageBreak/>
         <w:drawing>
           <wp:anchor distT="0" distB="0" distL="114300" distR="114300" simplePos="0" relativeHeight="17" behindDoc="0" locked="0" layoutInCell="1" allowOverlap="1" wp14:anchorId="1E23FEDD" wp14:editId="65F5398D">
             <wp:simplePos x="0" y="0"/>
@@ -9494,7 +11163,6 @@
           <w:szCs w:val="28"/>
           <w:lang w:val="ru-RU" w:eastAsia="ru-RU" w:bidi="ar-SA"/>
         </w:rPr>
-        <w:lastRenderedPageBreak/>
         <w:drawing>
           <wp:anchor distT="0" distB="0" distL="114300" distR="114300" simplePos="0" relativeHeight="15" behindDoc="0" locked="0" layoutInCell="1" allowOverlap="1" wp14:anchorId="0BADCB30" wp14:editId="2558B8AC">
             <wp:simplePos x="0" y="0"/>
@@ -9605,6 +11273,7 @@
           <w:szCs w:val="28"/>
           <w:lang w:val="ru-RU" w:eastAsia="ru-RU" w:bidi="ar-SA"/>
         </w:rPr>
+        <w:lastRenderedPageBreak/>
         <w:drawing>
           <wp:anchor distT="0" distB="0" distL="114300" distR="114300" simplePos="0" relativeHeight="14" behindDoc="0" locked="0" layoutInCell="1" allowOverlap="1" wp14:anchorId="57B155DB" wp14:editId="49379550">
             <wp:simplePos x="0" y="0"/>
@@ -9723,7 +11392,6 @@
           <w:szCs w:val="28"/>
           <w:lang w:val="ru-RU" w:eastAsia="ru-RU" w:bidi="ar-SA"/>
         </w:rPr>
-        <w:lastRenderedPageBreak/>
         <w:drawing>
           <wp:anchor distT="0" distB="0" distL="114300" distR="114300" simplePos="0" relativeHeight="12" behindDoc="0" locked="0" layoutInCell="1" allowOverlap="1" wp14:anchorId="74680755" wp14:editId="55EE4FF3">
             <wp:simplePos x="0" y="0"/>
@@ -9811,6 +11479,7 @@
           <w:szCs w:val="28"/>
           <w:lang w:val="ru-RU" w:eastAsia="ru-RU" w:bidi="ar-SA"/>
         </w:rPr>
+        <w:lastRenderedPageBreak/>
         <w:drawing>
           <wp:anchor distT="0" distB="0" distL="114300" distR="114300" simplePos="0" relativeHeight="13" behindDoc="0" locked="0" layoutInCell="1" allowOverlap="1" wp14:anchorId="327DF1B9" wp14:editId="24AF14E2">
             <wp:simplePos x="0" y="0"/>
@@ -10505,7 +12174,6 @@
   <w:style w:type="character" w:default="1" w:styleId="a0">
     <w:name w:val="Default Paragraph Font"/>
     <w:uiPriority w:val="1"/>
-    <w:semiHidden/>
     <w:unhideWhenUsed/>
   </w:style>
   <w:style w:type="table" w:default="1" w:styleId="a1">

--- a/Lab2/LELA1_LAB2_Rah_Sal.docx
+++ b/Lab2/LELA1_LAB2_Rah_Sal.docx
@@ -4935,6 +4935,40 @@
           <m:t>0</m:t>
         </m:r>
       </m:oMath>
+      <w:r>
+        <w:rPr>
+          <w:rFonts w:ascii="Calibri" w:hAnsi="Calibri" w:cs="Calibri"/>
+        </w:rPr>
+        <w:t xml:space="preserve"> </w:t>
+      </w:r>
+      <m:oMath>
+        <m:f>
+          <m:fPr>
+            <m:ctrlPr>
+              <w:rPr>
+                <w:rFonts w:ascii="Cambria Math" w:hAnsi="Cambria Math" w:cs="Calibri"/>
+                <w:i/>
+              </w:rPr>
+            </m:ctrlPr>
+          </m:fPr>
+          <m:num>
+            <m:r>
+              <w:rPr>
+                <w:rFonts w:ascii="Cambria Math" w:hAnsi="Cambria Math" w:cs="Calibri"/>
+              </w:rPr>
+              <m:t>V</m:t>
+            </m:r>
+          </m:num>
+          <m:den>
+            <m:r>
+              <w:rPr>
+                <w:rFonts w:ascii="Cambria Math" w:hAnsi="Cambria Math" w:cs="Calibri"/>
+              </w:rPr>
+              <m:t>V</m:t>
+            </m:r>
+          </m:den>
+        </m:f>
+      </m:oMath>
     </w:p>
     <w:p>
       <w:pPr>
@@ -5206,57 +5240,104 @@
           <w:rFonts w:ascii="Calibri" w:hAnsi="Calibri" w:cs="Calibri"/>
         </w:rPr>
       </w:pPr>
-      <m:oMathPara>
-        <m:oMathParaPr>
-          <m:jc m:val="left"/>
-        </m:oMathParaPr>
-        <m:oMath>
-          <m:r>
-            <w:rPr>
-              <w:rFonts w:ascii="Cambria Math" w:hAnsi="Cambria Math"/>
-            </w:rPr>
-            <m:t xml:space="preserve">|ku| ≈ gm * </m:t>
-          </m:r>
-          <m:sSub>
-            <m:sSubPr>
-              <m:ctrlPr>
-                <w:rPr>
-                  <w:rFonts w:ascii="Cambria Math" w:hAnsi="Cambria Math"/>
-                  <w:i/>
-                </w:rPr>
-              </m:ctrlPr>
-            </m:sSubPr>
-            <m:e>
-              <m:r>
-                <w:rPr>
-                  <w:rFonts w:ascii="Cambria Math" w:hAnsi="Cambria Math"/>
-                </w:rPr>
-                <m:t>R</m:t>
-              </m:r>
-            </m:e>
-            <m:sub>
-              <m:r>
-                <w:rPr>
-                  <w:rFonts w:ascii="Cambria Math" w:hAnsi="Cambria Math"/>
-                </w:rPr>
-                <m:t>3</m:t>
-              </m:r>
-            </m:sub>
-          </m:sSub>
-          <m:r>
-            <w:rPr>
-              <w:rFonts w:ascii="Cambria Math" w:hAnsi="Cambria Math"/>
-            </w:rPr>
-            <m:t xml:space="preserve"> = 0,0848 * 4,3 kΩ ≈ 364,</m:t>
-          </m:r>
-          <m:r>
-            <w:rPr>
-              <w:rFonts w:ascii="Cambria Math" w:hAnsi="Cambria Math"/>
-            </w:rPr>
-            <m:t>6</m:t>
-          </m:r>
-        </m:oMath>
-      </m:oMathPara>
+      <m:oMath>
+        <m:r>
+          <w:rPr>
+            <w:rFonts w:ascii="Cambria Math" w:hAnsi="Cambria Math"/>
+          </w:rPr>
+          <m:t xml:space="preserve">|ku| ≈ gm </m:t>
+        </m:r>
+        <m:r>
+          <w:rPr>
+            <w:rFonts w:ascii="Cambria Math" w:hAnsi="Cambria Math"/>
+          </w:rPr>
+          <m:t>∙</m:t>
+        </m:r>
+        <m:sSub>
+          <m:sSubPr>
+            <m:ctrlPr>
+              <w:rPr>
+                <w:rFonts w:ascii="Cambria Math" w:hAnsi="Cambria Math"/>
+                <w:i/>
+              </w:rPr>
+            </m:ctrlPr>
+          </m:sSubPr>
+          <m:e>
+            <m:r>
+              <w:rPr>
+                <w:rFonts w:ascii="Cambria Math" w:hAnsi="Cambria Math"/>
+              </w:rPr>
+              <m:t>R</m:t>
+            </m:r>
+          </m:e>
+          <m:sub>
+            <m:r>
+              <w:rPr>
+                <w:rFonts w:ascii="Cambria Math" w:hAnsi="Cambria Math"/>
+              </w:rPr>
+              <m:t>3</m:t>
+            </m:r>
+          </m:sub>
+        </m:sSub>
+        <m:r>
+          <w:rPr>
+            <w:rFonts w:ascii="Cambria Math" w:hAnsi="Cambria Math"/>
+          </w:rPr>
+          <m:t xml:space="preserve"> = 0,0848 </m:t>
+        </m:r>
+        <m:r>
+          <w:rPr>
+            <w:rFonts w:ascii="Cambria Math" w:hAnsi="Cambria Math"/>
+          </w:rPr>
+          <m:t>∙</m:t>
+        </m:r>
+        <m:r>
+          <w:rPr>
+            <w:rFonts w:ascii="Cambria Math" w:hAnsi="Cambria Math"/>
+          </w:rPr>
+          <m:t>4,3 kΩ ≈ 364,</m:t>
+        </m:r>
+        <m:r>
+          <w:rPr>
+            <w:rFonts w:ascii="Cambria Math" w:hAnsi="Cambria Math"/>
+          </w:rPr>
+          <m:t>6</m:t>
+        </m:r>
+      </m:oMath>
+      <w:r>
+        <w:rPr>
+          <w:rFonts w:ascii="Calibri" w:hAnsi="Calibri" w:cs="Calibri"/>
+        </w:rPr>
+        <w:t xml:space="preserve"> </w:t>
+      </w:r>
+      <m:oMath>
+        <m:f>
+          <m:fPr>
+            <m:ctrlPr>
+              <w:rPr>
+                <w:rFonts w:ascii="Cambria Math" w:hAnsi="Cambria Math" w:cs="Calibri"/>
+                <w:i/>
+              </w:rPr>
+            </m:ctrlPr>
+          </m:fPr>
+          <m:num>
+            <m:r>
+              <w:rPr>
+                <w:rFonts w:ascii="Cambria Math" w:hAnsi="Cambria Math" w:cs="Calibri"/>
+              </w:rPr>
+              <m:t>V</m:t>
+            </m:r>
+          </m:num>
+          <m:den>
+            <m:r>
+              <w:rPr>
+                <w:rFonts w:ascii="Cambria Math" w:hAnsi="Cambria Math" w:cs="Calibri"/>
+              </w:rPr>
+              <m:t>V</m:t>
+            </m:r>
+          </m:den>
+        </m:f>
+      </m:oMath>
     </w:p>
     <w:p>
       <w:pPr>
@@ -5528,7 +5609,6 @@
         <w:rPr>
           <w:rFonts w:ascii="Calibri" w:hAnsi="Calibri"/>
         </w:rPr>
-        <w:lastRenderedPageBreak/>
         <w:t>Na tej podstawie wyznaczono wzmocnienie napięciowe:</w:t>
       </w:r>
     </w:p>
@@ -5547,126 +5627,158 @@
           <w:rFonts w:ascii="Calibri" w:hAnsi="Calibri"/>
         </w:rPr>
       </w:pPr>
-      <m:oMathPara>
-        <m:oMath>
-          <m:sSub>
-            <m:sSubPr>
-              <m:ctrlPr>
-                <w:rPr>
-                  <w:rFonts w:ascii="Cambria Math" w:hAnsi="Cambria Math"/>
-                  <w:i/>
-                </w:rPr>
-              </m:ctrlPr>
-            </m:sSubPr>
-            <m:e>
-              <m:r>
-                <w:rPr>
-                  <w:rFonts w:ascii="Cambria Math" w:hAnsi="Cambria Math"/>
-                </w:rPr>
-                <m:t>k</m:t>
-              </m:r>
-            </m:e>
-            <m:sub>
-              <m:r>
-                <w:rPr>
-                  <w:rFonts w:ascii="Cambria Math" w:hAnsi="Cambria Math"/>
-                </w:rPr>
-                <m:t>uoBJT</m:t>
-              </m:r>
-            </m:sub>
-          </m:sSub>
-          <m:r>
-            <w:rPr>
-              <w:rFonts w:ascii="Cambria Math" w:hAnsi="Cambria Math"/>
-            </w:rPr>
-            <m:t xml:space="preserve"> =  </m:t>
-          </m:r>
-          <m:f>
-            <m:fPr>
-              <m:ctrlPr>
-                <w:rPr>
-                  <w:rFonts w:ascii="Cambria Math" w:hAnsi="Cambria Math"/>
-                  <w:i/>
-                </w:rPr>
-              </m:ctrlPr>
-            </m:fPr>
-            <m:num>
-              <m:sSub>
-                <m:sSubPr>
-                  <m:ctrlPr>
-                    <w:rPr>
-                      <w:rFonts w:ascii="Cambria Math" w:hAnsi="Cambria Math"/>
-                      <w:i/>
-                    </w:rPr>
-                  </m:ctrlPr>
-                </m:sSubPr>
-                <m:e>
-                  <m:r>
-                    <w:rPr>
-                      <w:rFonts w:ascii="Cambria Math" w:hAnsi="Cambria Math"/>
-                    </w:rPr>
-                    <m:t>U</m:t>
-                  </m:r>
-                </m:e>
-                <m:sub>
-                  <m:r>
-                    <w:rPr>
-                      <w:rFonts w:ascii="Cambria Math" w:hAnsi="Cambria Math"/>
-                    </w:rPr>
-                    <m:t>oBJT</m:t>
-                  </m:r>
-                </m:sub>
-              </m:sSub>
-            </m:num>
-            <m:den>
-              <m:r>
-                <w:rPr>
-                  <w:rFonts w:ascii="Cambria Math" w:hAnsi="Cambria Math"/>
-                </w:rPr>
-                <m:t>Eg</m:t>
-              </m:r>
-            </m:den>
-          </m:f>
-          <m:r>
-            <w:rPr>
-              <w:rFonts w:ascii="Cambria Math" w:hAnsi="Cambria Math"/>
-            </w:rPr>
-            <m:t xml:space="preserve"> = </m:t>
-          </m:r>
-          <m:f>
-            <m:fPr>
-              <m:ctrlPr>
-                <w:rPr>
-                  <w:rFonts w:ascii="Cambria Math" w:hAnsi="Cambria Math"/>
-                  <w:i/>
-                </w:rPr>
-              </m:ctrlPr>
-            </m:fPr>
-            <m:num>
-              <m:r>
-                <w:rPr>
-                  <w:rFonts w:ascii="Cambria Math" w:hAnsi="Cambria Math"/>
-                </w:rPr>
-                <m:t>1,61 V</m:t>
-              </m:r>
-            </m:num>
-            <m:den>
-              <m:r>
-                <w:rPr>
-                  <w:rFonts w:ascii="Cambria Math" w:hAnsi="Cambria Math"/>
-                </w:rPr>
-                <m:t>0,01 V</m:t>
-              </m:r>
-            </m:den>
-          </m:f>
-          <m:r>
-            <w:rPr>
-              <w:rFonts w:ascii="Cambria Math" w:hAnsi="Cambria Math"/>
-            </w:rPr>
-            <m:t xml:space="preserve">  = 161</m:t>
-          </m:r>
-        </m:oMath>
-      </m:oMathPara>
+      <m:oMath>
+        <m:sSub>
+          <m:sSubPr>
+            <m:ctrlPr>
+              <w:rPr>
+                <w:rFonts w:ascii="Cambria Math" w:hAnsi="Cambria Math"/>
+                <w:i/>
+              </w:rPr>
+            </m:ctrlPr>
+          </m:sSubPr>
+          <m:e>
+            <m:r>
+              <w:rPr>
+                <w:rFonts w:ascii="Cambria Math" w:hAnsi="Cambria Math"/>
+              </w:rPr>
+              <m:t>k</m:t>
+            </m:r>
+          </m:e>
+          <m:sub>
+            <m:r>
+              <w:rPr>
+                <w:rFonts w:ascii="Cambria Math" w:hAnsi="Cambria Math"/>
+              </w:rPr>
+              <m:t>uoBJT</m:t>
+            </m:r>
+          </m:sub>
+        </m:sSub>
+        <m:r>
+          <w:rPr>
+            <w:rFonts w:ascii="Cambria Math" w:hAnsi="Cambria Math"/>
+          </w:rPr>
+          <m:t xml:space="preserve"> =  </m:t>
+        </m:r>
+        <m:f>
+          <m:fPr>
+            <m:ctrlPr>
+              <w:rPr>
+                <w:rFonts w:ascii="Cambria Math" w:hAnsi="Cambria Math"/>
+                <w:i/>
+              </w:rPr>
+            </m:ctrlPr>
+          </m:fPr>
+          <m:num>
+            <m:sSub>
+              <m:sSubPr>
+                <m:ctrlPr>
+                  <w:rPr>
+                    <w:rFonts w:ascii="Cambria Math" w:hAnsi="Cambria Math"/>
+                    <w:i/>
+                  </w:rPr>
+                </m:ctrlPr>
+              </m:sSubPr>
+              <m:e>
+                <m:r>
+                  <w:rPr>
+                    <w:rFonts w:ascii="Cambria Math" w:hAnsi="Cambria Math"/>
+                  </w:rPr>
+                  <m:t>U</m:t>
+                </m:r>
+              </m:e>
+              <m:sub>
+                <m:r>
+                  <w:rPr>
+                    <w:rFonts w:ascii="Cambria Math" w:hAnsi="Cambria Math"/>
+                  </w:rPr>
+                  <m:t>oBJT</m:t>
+                </m:r>
+              </m:sub>
+            </m:sSub>
+          </m:num>
+          <m:den>
+            <m:r>
+              <w:rPr>
+                <w:rFonts w:ascii="Cambria Math" w:hAnsi="Cambria Math"/>
+              </w:rPr>
+              <m:t>Eg</m:t>
+            </m:r>
+          </m:den>
+        </m:f>
+        <m:r>
+          <w:rPr>
+            <w:rFonts w:ascii="Cambria Math" w:hAnsi="Cambria Math"/>
+          </w:rPr>
+          <m:t xml:space="preserve"> = </m:t>
+        </m:r>
+        <m:f>
+          <m:fPr>
+            <m:ctrlPr>
+              <w:rPr>
+                <w:rFonts w:ascii="Cambria Math" w:hAnsi="Cambria Math"/>
+                <w:i/>
+              </w:rPr>
+            </m:ctrlPr>
+          </m:fPr>
+          <m:num>
+            <m:r>
+              <w:rPr>
+                <w:rFonts w:ascii="Cambria Math" w:hAnsi="Cambria Math"/>
+              </w:rPr>
+              <m:t>1,61 V</m:t>
+            </m:r>
+          </m:num>
+          <m:den>
+            <m:r>
+              <w:rPr>
+                <w:rFonts w:ascii="Cambria Math" w:hAnsi="Cambria Math"/>
+              </w:rPr>
+              <m:t>0,01 V</m:t>
+            </m:r>
+          </m:den>
+        </m:f>
+        <m:r>
+          <w:rPr>
+            <w:rFonts w:ascii="Cambria Math" w:hAnsi="Cambria Math"/>
+          </w:rPr>
+          <m:t xml:space="preserve">  = 161</m:t>
+        </m:r>
+      </m:oMath>
+      <w:r>
+        <w:rPr>
+          <w:rFonts w:ascii="Calibri" w:hAnsi="Calibri"/>
+        </w:rPr>
+        <w:t xml:space="preserve"> </w:t>
+      </w:r>
+      <m:oMath>
+        <m:f>
+          <m:fPr>
+            <m:ctrlPr>
+              <w:rPr>
+                <w:rFonts w:ascii="Cambria Math" w:hAnsi="Cambria Math" w:cs="Calibri"/>
+                <w:i/>
+              </w:rPr>
+            </m:ctrlPr>
+          </m:fPr>
+          <m:num>
+            <m:r>
+              <w:rPr>
+                <w:rFonts w:ascii="Cambria Math" w:hAnsi="Cambria Math" w:cs="Calibri"/>
+              </w:rPr>
+              <m:t>V</m:t>
+            </m:r>
+          </m:num>
+          <m:den>
+            <m:r>
+              <w:rPr>
+                <w:rFonts w:ascii="Cambria Math" w:hAnsi="Cambria Math" w:cs="Calibri"/>
+              </w:rPr>
+              <m:t>V</m:t>
+            </m:r>
+          </m:den>
+        </m:f>
+      </m:oMath>
     </w:p>
     <w:p>
       <w:pPr>
@@ -5817,74 +5929,106 @@
           <w:rFonts w:asciiTheme="minorHAnsi" w:hAnsiTheme="minorHAnsi" w:cstheme="minorHAnsi"/>
         </w:rPr>
       </w:pPr>
-      <m:oMathPara>
-        <m:oMath>
-          <m:f>
-            <m:fPr>
-              <m:ctrlPr>
-                <w:rPr>
-                  <w:rFonts w:ascii="Cambria Math" w:hAnsi="Cambria Math" w:cstheme="minorHAnsi"/>
-                  <w:i/>
-                </w:rPr>
-              </m:ctrlPr>
-            </m:fPr>
-            <m:num>
-              <m:r>
-                <w:rPr>
-                  <w:rFonts w:ascii="Cambria Math" w:hAnsi="Cambria Math" w:cstheme="minorHAnsi"/>
-                </w:rPr>
-                <m:t>kuoBJT</m:t>
-              </m:r>
-            </m:num>
-            <m:den>
-              <m:r>
-                <w:rPr>
-                  <w:rFonts w:ascii="Cambria Math" w:hAnsi="Cambria Math" w:cstheme="minorHAnsi"/>
-                </w:rPr>
-                <m:t>kuBJT</m:t>
-              </m:r>
-            </m:den>
-          </m:f>
-          <m:r>
-            <w:rPr>
-              <w:rFonts w:ascii="Cambria Math" w:hAnsi="Cambria Math" w:cstheme="minorHAnsi"/>
-            </w:rPr>
-            <m:t xml:space="preserve">  =  </m:t>
-          </m:r>
-          <m:f>
-            <m:fPr>
-              <m:ctrlPr>
-                <w:rPr>
-                  <w:rFonts w:ascii="Cambria Math" w:hAnsi="Cambria Math" w:cstheme="minorHAnsi"/>
-                  <w:i/>
-                </w:rPr>
-              </m:ctrlPr>
-            </m:fPr>
-            <m:num>
-              <m:r>
-                <w:rPr>
-                  <w:rFonts w:ascii="Cambria Math" w:hAnsi="Cambria Math" w:cstheme="minorHAnsi"/>
-                </w:rPr>
-                <m:t>161</m:t>
-              </m:r>
-            </m:num>
-            <m:den>
-              <m:r>
-                <w:rPr>
-                  <w:rFonts w:ascii="Cambria Math" w:hAnsi="Cambria Math" w:cstheme="minorHAnsi"/>
-                </w:rPr>
-                <m:t>260</m:t>
-              </m:r>
-            </m:den>
-          </m:f>
-          <m:r>
-            <w:rPr>
-              <w:rFonts w:ascii="Cambria Math" w:hAnsi="Cambria Math" w:cstheme="minorHAnsi"/>
-            </w:rPr>
-            <m:t xml:space="preserve"> ≈ 0,619</m:t>
-          </m:r>
-        </m:oMath>
-      </m:oMathPara>
+      <m:oMath>
+        <m:f>
+          <m:fPr>
+            <m:ctrlPr>
+              <w:rPr>
+                <w:rFonts w:ascii="Cambria Math" w:hAnsi="Cambria Math" w:cstheme="minorHAnsi"/>
+                <w:i/>
+              </w:rPr>
+            </m:ctrlPr>
+          </m:fPr>
+          <m:num>
+            <m:r>
+              <w:rPr>
+                <w:rFonts w:ascii="Cambria Math" w:hAnsi="Cambria Math" w:cstheme="minorHAnsi"/>
+              </w:rPr>
+              <m:t>kuoBJT</m:t>
+            </m:r>
+          </m:num>
+          <m:den>
+            <m:r>
+              <w:rPr>
+                <w:rFonts w:ascii="Cambria Math" w:hAnsi="Cambria Math" w:cstheme="minorHAnsi"/>
+              </w:rPr>
+              <m:t>kuBJT</m:t>
+            </m:r>
+          </m:den>
+        </m:f>
+        <m:r>
+          <w:rPr>
+            <w:rFonts w:ascii="Cambria Math" w:hAnsi="Cambria Math" w:cstheme="minorHAnsi"/>
+          </w:rPr>
+          <m:t xml:space="preserve">  =  </m:t>
+        </m:r>
+        <m:f>
+          <m:fPr>
+            <m:ctrlPr>
+              <w:rPr>
+                <w:rFonts w:ascii="Cambria Math" w:hAnsi="Cambria Math" w:cstheme="minorHAnsi"/>
+                <w:i/>
+              </w:rPr>
+            </m:ctrlPr>
+          </m:fPr>
+          <m:num>
+            <m:r>
+              <w:rPr>
+                <w:rFonts w:ascii="Cambria Math" w:hAnsi="Cambria Math" w:cstheme="minorHAnsi"/>
+              </w:rPr>
+              <m:t>161</m:t>
+            </m:r>
+          </m:num>
+          <m:den>
+            <m:r>
+              <w:rPr>
+                <w:rFonts w:ascii="Cambria Math" w:hAnsi="Cambria Math" w:cstheme="minorHAnsi"/>
+              </w:rPr>
+              <m:t>260</m:t>
+            </m:r>
+          </m:den>
+        </m:f>
+        <m:r>
+          <w:rPr>
+            <w:rFonts w:ascii="Cambria Math" w:hAnsi="Cambria Math" w:cstheme="minorHAnsi"/>
+          </w:rPr>
+          <m:t xml:space="preserve"> ≈ 0,619</m:t>
+        </m:r>
+      </m:oMath>
+      <w:r>
+        <w:rPr>
+          <w:rFonts w:asciiTheme="minorHAnsi" w:hAnsiTheme="minorHAnsi" w:cstheme="minorHAnsi"/>
+        </w:rPr>
+        <w:t xml:space="preserve"> </w:t>
+      </w:r>
+      <m:oMath>
+        <m:f>
+          <m:fPr>
+            <m:ctrlPr>
+              <w:rPr>
+                <w:rFonts w:ascii="Cambria Math" w:hAnsi="Cambria Math" w:cs="Calibri"/>
+                <w:i/>
+              </w:rPr>
+            </m:ctrlPr>
+          </m:fPr>
+          <m:num>
+            <m:r>
+              <w:rPr>
+                <w:rFonts w:ascii="Cambria Math" w:hAnsi="Cambria Math" w:cs="Calibri"/>
+              </w:rPr>
+              <m:t>V</m:t>
+            </m:r>
+          </m:num>
+          <m:den>
+            <m:r>
+              <w:rPr>
+                <w:rFonts w:ascii="Cambria Math" w:hAnsi="Cambria Math" w:cs="Calibri"/>
+              </w:rPr>
+              <m:t>V</m:t>
+            </m:r>
+          </m:den>
+        </m:f>
+      </m:oMath>
     </w:p>
     <w:p>
       <w:pPr>
@@ -6949,120 +7093,149 @@
       <w:pPr>
         <w:pStyle w:val="Standard"/>
       </w:pPr>
-      <m:oMathPara>
-        <m:oMath>
-          <m:f>
-            <m:fPr>
-              <m:ctrlPr>
-                <w:rPr>
-                  <w:rFonts w:ascii="Cambria Math" w:hAnsi="Cambria Math"/>
-                  <w:i/>
-                </w:rPr>
-              </m:ctrlPr>
-            </m:fPr>
-            <m:num>
-              <m:sSub>
-                <m:sSubPr>
-                  <m:ctrlPr>
-                    <w:rPr>
-                      <w:rFonts w:ascii="Cambria Math" w:hAnsi="Cambria Math"/>
-                      <w:i/>
-                    </w:rPr>
-                  </m:ctrlPr>
-                </m:sSubPr>
-                <m:e>
-                  <m:r>
-                    <w:rPr>
-                      <w:rFonts w:ascii="Cambria Math" w:hAnsi="Cambria Math"/>
-                    </w:rPr>
-                    <m:t>k</m:t>
-                  </m:r>
-                </m:e>
-                <m:sub>
-                  <m:r>
-                    <w:rPr>
-                      <w:rFonts w:ascii="Cambria Math" w:hAnsi="Cambria Math"/>
-                    </w:rPr>
-                    <m:t>usoBJT</m:t>
-                  </m:r>
-                </m:sub>
-              </m:sSub>
-            </m:num>
-            <m:den>
-              <m:sSub>
-                <m:sSubPr>
-                  <m:ctrlPr>
-                    <w:rPr>
-                      <w:rFonts w:ascii="Cambria Math" w:hAnsi="Cambria Math"/>
-                      <w:i/>
-                    </w:rPr>
-                  </m:ctrlPr>
-                </m:sSubPr>
-                <m:e>
-                  <m:r>
-                    <w:rPr>
-                      <w:rFonts w:ascii="Cambria Math" w:hAnsi="Cambria Math"/>
-                    </w:rPr>
-                    <m:t>k</m:t>
-                  </m:r>
-                </m:e>
-                <m:sub>
-                  <m:r>
-                    <w:rPr>
-                      <w:rFonts w:ascii="Cambria Math" w:hAnsi="Cambria Math"/>
-                    </w:rPr>
-                    <m:t>uoBJT</m:t>
-                  </m:r>
-                </m:sub>
-              </m:sSub>
-            </m:den>
-          </m:f>
-          <m:r>
-            <w:rPr>
-              <w:rFonts w:ascii="Cambria Math" w:hAnsi="Cambria Math"/>
-            </w:rPr>
-            <m:t xml:space="preserve">  = </m:t>
-          </m:r>
-          <m:f>
-            <m:fPr>
-              <m:ctrlPr>
-                <w:rPr>
-                  <w:rFonts w:ascii="Cambria Math" w:hAnsi="Cambria Math"/>
-                  <w:i/>
-                </w:rPr>
-              </m:ctrlPr>
-            </m:fPr>
-            <m:num>
-              <m:r>
-                <w:rPr>
-                  <w:rFonts w:ascii="Cambria Math" w:hAnsi="Cambria Math"/>
-                </w:rPr>
-                <m:t xml:space="preserve"> 62</m:t>
-              </m:r>
-            </m:num>
-            <m:den>
-              <m:r>
-                <w:rPr>
-                  <w:rFonts w:ascii="Cambria Math" w:hAnsi="Cambria Math"/>
-                </w:rPr>
-                <m:t>161</m:t>
-              </m:r>
-            </m:den>
-          </m:f>
-          <m:r>
-            <w:rPr>
-              <w:rFonts w:ascii="Cambria Math" w:hAnsi="Cambria Math"/>
-            </w:rPr>
-            <m:t xml:space="preserve">  ≈ 0,38</m:t>
-          </m:r>
-          <m:r>
-            <w:rPr>
-              <w:rFonts w:ascii="Cambria Math" w:hAnsi="Cambria Math"/>
-            </w:rPr>
-            <m:t>5</m:t>
-          </m:r>
-        </m:oMath>
-      </m:oMathPara>
+      <m:oMath>
+        <m:f>
+          <m:fPr>
+            <m:ctrlPr>
+              <w:rPr>
+                <w:rFonts w:ascii="Cambria Math" w:hAnsi="Cambria Math"/>
+                <w:i/>
+              </w:rPr>
+            </m:ctrlPr>
+          </m:fPr>
+          <m:num>
+            <m:sSub>
+              <m:sSubPr>
+                <m:ctrlPr>
+                  <w:rPr>
+                    <w:rFonts w:ascii="Cambria Math" w:hAnsi="Cambria Math"/>
+                    <w:i/>
+                  </w:rPr>
+                </m:ctrlPr>
+              </m:sSubPr>
+              <m:e>
+                <m:r>
+                  <w:rPr>
+                    <w:rFonts w:ascii="Cambria Math" w:hAnsi="Cambria Math"/>
+                  </w:rPr>
+                  <m:t>k</m:t>
+                </m:r>
+              </m:e>
+              <m:sub>
+                <m:r>
+                  <w:rPr>
+                    <w:rFonts w:ascii="Cambria Math" w:hAnsi="Cambria Math"/>
+                  </w:rPr>
+                  <m:t>usoBJT</m:t>
+                </m:r>
+              </m:sub>
+            </m:sSub>
+          </m:num>
+          <m:den>
+            <m:sSub>
+              <m:sSubPr>
+                <m:ctrlPr>
+                  <w:rPr>
+                    <w:rFonts w:ascii="Cambria Math" w:hAnsi="Cambria Math"/>
+                    <w:i/>
+                  </w:rPr>
+                </m:ctrlPr>
+              </m:sSubPr>
+              <m:e>
+                <m:r>
+                  <w:rPr>
+                    <w:rFonts w:ascii="Cambria Math" w:hAnsi="Cambria Math"/>
+                  </w:rPr>
+                  <m:t>k</m:t>
+                </m:r>
+              </m:e>
+              <m:sub>
+                <m:r>
+                  <w:rPr>
+                    <w:rFonts w:ascii="Cambria Math" w:hAnsi="Cambria Math"/>
+                  </w:rPr>
+                  <m:t>uoBJT</m:t>
+                </m:r>
+              </m:sub>
+            </m:sSub>
+          </m:den>
+        </m:f>
+        <m:r>
+          <w:rPr>
+            <w:rFonts w:ascii="Cambria Math" w:hAnsi="Cambria Math"/>
+          </w:rPr>
+          <m:t xml:space="preserve">  = </m:t>
+        </m:r>
+        <m:f>
+          <m:fPr>
+            <m:ctrlPr>
+              <w:rPr>
+                <w:rFonts w:ascii="Cambria Math" w:hAnsi="Cambria Math"/>
+                <w:i/>
+              </w:rPr>
+            </m:ctrlPr>
+          </m:fPr>
+          <m:num>
+            <m:r>
+              <w:rPr>
+                <w:rFonts w:ascii="Cambria Math" w:hAnsi="Cambria Math"/>
+              </w:rPr>
+              <m:t xml:space="preserve"> 62</m:t>
+            </m:r>
+          </m:num>
+          <m:den>
+            <m:r>
+              <w:rPr>
+                <w:rFonts w:ascii="Cambria Math" w:hAnsi="Cambria Math"/>
+              </w:rPr>
+              <m:t>161</m:t>
+            </m:r>
+          </m:den>
+        </m:f>
+        <m:r>
+          <w:rPr>
+            <w:rFonts w:ascii="Cambria Math" w:hAnsi="Cambria Math"/>
+          </w:rPr>
+          <m:t xml:space="preserve">  ≈ 0,38</m:t>
+        </m:r>
+        <m:r>
+          <w:rPr>
+            <w:rFonts w:ascii="Cambria Math" w:hAnsi="Cambria Math"/>
+          </w:rPr>
+          <m:t>5</m:t>
+        </m:r>
+      </m:oMath>
+      <w:r>
+        <w:t xml:space="preserve"> </w:t>
+      </w:r>
+      <m:oMath>
+        <m:f>
+          <m:fPr>
+            <m:ctrlPr>
+              <w:rPr>
+                <w:rFonts w:ascii="Cambria Math" w:hAnsi="Cambria Math" w:cs="Calibri"/>
+                <w:i/>
+              </w:rPr>
+            </m:ctrlPr>
+          </m:fPr>
+          <m:num>
+            <m:r>
+              <w:rPr>
+                <w:rFonts w:ascii="Cambria Math" w:hAnsi="Cambria Math" w:cs="Calibri"/>
+              </w:rPr>
+              <m:t>V</m:t>
+            </m:r>
+          </m:num>
+          <m:den>
+            <m:r>
+              <w:rPr>
+                <w:rFonts w:ascii="Cambria Math" w:hAnsi="Cambria Math" w:cs="Calibri"/>
+              </w:rPr>
+              <m:t>V</m:t>
+            </m:r>
+          </m:den>
+        </m:f>
+      </m:oMath>
     </w:p>
     <w:p>
       <w:pPr>
@@ -7666,7 +7839,13 @@
             <w:sz w:val="24"/>
             <w:szCs w:val="24"/>
           </w:rPr>
-          <m:t xml:space="preserve">0,707 * </m:t>
+          <m:t xml:space="preserve">0,707 </m:t>
+        </m:r>
+        <m:r>
+          <w:rPr>
+            <w:rFonts w:ascii="Cambria Math" w:hAnsi="Cambria Math"/>
+          </w:rPr>
+          <m:t>∙</m:t>
         </m:r>
         <m:sSub>
           <m:sSubPr>
@@ -7818,7 +7997,19 @@
           <w:rPr>
             <w:rFonts w:ascii="Cambria Math" w:hAnsi="Cambria Math" w:cstheme="minorHAnsi"/>
           </w:rPr>
-          <m:t xml:space="preserve"> = 0,707 * 62 ≈ 4</m:t>
+          <m:t xml:space="preserve"> = 0,707 </m:t>
+        </m:r>
+        <m:r>
+          <w:rPr>
+            <w:rFonts w:ascii="Cambria Math" w:hAnsi="Cambria Math"/>
+          </w:rPr>
+          <m:t>∙</m:t>
+        </m:r>
+        <m:r>
+          <w:rPr>
+            <w:rFonts w:ascii="Cambria Math" w:hAnsi="Cambria Math" w:cstheme="minorHAnsi"/>
+          </w:rPr>
+          <m:t>62 ≈ 4</m:t>
         </m:r>
         <m:r>
           <w:rPr>
@@ -7826,6 +8017,40 @@
           </w:rPr>
           <m:t>3,834</m:t>
         </m:r>
+      </m:oMath>
+      <w:r>
+        <w:rPr>
+          <w:rFonts w:asciiTheme="minorHAnsi" w:hAnsiTheme="minorHAnsi" w:cstheme="minorHAnsi"/>
+        </w:rPr>
+        <w:t xml:space="preserve"> </w:t>
+      </w:r>
+      <m:oMath>
+        <m:f>
+          <m:fPr>
+            <m:ctrlPr>
+              <w:rPr>
+                <w:rFonts w:ascii="Cambria Math" w:hAnsi="Cambria Math" w:cs="Calibri"/>
+                <w:i/>
+              </w:rPr>
+            </m:ctrlPr>
+          </m:fPr>
+          <m:num>
+            <m:r>
+              <w:rPr>
+                <w:rFonts w:ascii="Cambria Math" w:hAnsi="Cambria Math" w:cs="Calibri"/>
+              </w:rPr>
+              <m:t>V</m:t>
+            </m:r>
+          </m:num>
+          <m:den>
+            <m:r>
+              <w:rPr>
+                <w:rFonts w:ascii="Cambria Math" w:hAnsi="Cambria Math" w:cs="Calibri"/>
+              </w:rPr>
+              <m:t>V</m:t>
+            </m:r>
+          </m:den>
+        </m:f>
       </m:oMath>
     </w:p>
     <w:p>
@@ -7949,7 +8174,19 @@
             <w:rPr>
               <w:rFonts w:ascii="Cambria Math" w:hAnsi="Cambria Math" w:cstheme="minorHAnsi"/>
             </w:rPr>
-            <m:t xml:space="preserve"> ≈ 43,834 * 10 mV ≈ 0,438 V</m:t>
+            <m:t xml:space="preserve"> ≈ 43,834 </m:t>
+          </m:r>
+          <m:r>
+            <w:rPr>
+              <w:rFonts w:ascii="Cambria Math" w:hAnsi="Cambria Math"/>
+            </w:rPr>
+            <m:t>∙</m:t>
+          </m:r>
+          <m:r>
+            <w:rPr>
+              <w:rFonts w:ascii="Cambria Math" w:hAnsi="Cambria Math" w:cstheme="minorHAnsi"/>
+            </w:rPr>
+            <m:t>10 mV ≈ 0,438 V</m:t>
           </m:r>
         </m:oMath>
       </m:oMathPara>
@@ -8410,7 +8647,6 @@
           <w:i/>
           <w:iCs/>
         </w:rPr>
-        <w:lastRenderedPageBreak/>
         <w:tab/>
       </w:r>
       <w:r>

--- a/Lab2/LELA1_LAB2_Rah_Sal.docx
+++ b/Lab2/LELA1_LAB2_Rah_Sal.docx
@@ -1897,8 +1897,6 @@
         <w:t>Napięcia zasilające, zmierzone na płytce modułu DWT:</w:t>
       </w:r>
     </w:p>
-    <w:bookmarkStart w:id="0" w:name="_GoBack"/>
-    <w:bookmarkEnd w:id="0"/>
     <w:p>
       <w:pPr>
         <w:pStyle w:val="Standard"/>
@@ -5076,34 +5074,7 @@
           <w:rPr>
             <w:rFonts w:ascii="Cambria Math" w:hAnsi="Cambria Math" w:cstheme="minorHAnsi"/>
           </w:rPr>
-          <m:t>= 8</m:t>
-        </m:r>
-        <m:r>
-          <m:rPr>
-            <m:sty m:val="p"/>
-          </m:rPr>
-          <w:rPr>
-            <w:rFonts w:ascii="Cambria Math" w:hAnsi="Cambria Math" w:cstheme="minorHAnsi"/>
-          </w:rPr>
-          <m:t>4</m:t>
-        </m:r>
-        <m:r>
-          <m:rPr>
-            <m:sty m:val="p"/>
-          </m:rPr>
-          <w:rPr>
-            <w:rFonts w:ascii="Cambria Math" w:hAnsi="Cambria Math" w:cstheme="minorHAnsi"/>
-          </w:rPr>
-          <m:t>,</m:t>
-        </m:r>
-        <m:r>
-          <m:rPr>
-            <m:sty m:val="p"/>
-          </m:rPr>
-          <w:rPr>
-            <w:rFonts w:ascii="Cambria Math" w:hAnsi="Cambria Math" w:cstheme="minorHAnsi"/>
-          </w:rPr>
-          <m:t>8 mS</m:t>
+          <m:t>= 84,8 mS</m:t>
         </m:r>
       </m:oMath>
       <w:r>
@@ -5239,25 +5210,7 @@
           <w:rPr>
             <w:rFonts w:ascii="Cambria Math" w:hAnsi="Cambria Math" w:cstheme="minorHAnsi"/>
           </w:rPr>
-          <m:t xml:space="preserve"> = 8</m:t>
-        </m:r>
-        <m:r>
-          <w:rPr>
-            <w:rFonts w:ascii="Cambria Math" w:hAnsi="Cambria Math" w:cstheme="minorHAnsi"/>
-          </w:rPr>
-          <m:t>4</m:t>
-        </m:r>
-        <m:r>
-          <w:rPr>
-            <w:rFonts w:ascii="Cambria Math" w:hAnsi="Cambria Math" w:cstheme="minorHAnsi"/>
-          </w:rPr>
-          <m:t>,</m:t>
-        </m:r>
-        <m:r>
-          <w:rPr>
-            <w:rFonts w:ascii="Cambria Math" w:hAnsi="Cambria Math" w:cstheme="minorHAnsi"/>
-          </w:rPr>
-          <m:t>8 mS ∙4,3 kΩ ≈ 364,6</m:t>
+          <m:t xml:space="preserve"> = 84,8 mS ∙4,3 kΩ ≈ 364,6</m:t>
         </m:r>
       </m:oMath>
       <w:r>
@@ -5487,16 +5440,7 @@
             <w:sz w:val="24"/>
             <w:szCs w:val="24"/>
           </w:rPr>
-          <m:t xml:space="preserve"> ∙</m:t>
-        </m:r>
-        <m:r>
-          <w:rPr>
-            <w:rStyle w:val="HTML"/>
-            <w:rFonts w:ascii="Cambria Math" w:eastAsia="SimSun" w:hAnsi="Cambria Math" w:cstheme="minorHAnsi"/>
-            <w:sz w:val="24"/>
-            <w:szCs w:val="24"/>
-          </w:rPr>
-          <m:t xml:space="preserve"> </m:t>
+          <m:t xml:space="preserve"> ∙ </m:t>
         </m:r>
         <m:sSub>
           <m:sSubPr>
@@ -10478,7 +10422,37 @@
           <w:rPr>
             <w:rFonts w:ascii="Cambria Math" w:hAnsi="Cambria Math" w:cstheme="minorHAnsi"/>
           </w:rPr>
-          <m:t>=0,1 S</m:t>
+          <m:t>=</m:t>
+        </m:r>
+        <m:r>
+          <w:rPr>
+            <w:rFonts w:ascii="Cambria Math" w:hAnsi="Cambria Math" w:cstheme="minorHAnsi"/>
+          </w:rPr>
+          <m:t>1</m:t>
+        </m:r>
+        <m:r>
+          <w:rPr>
+            <w:rFonts w:ascii="Cambria Math" w:hAnsi="Cambria Math" w:cstheme="minorHAnsi"/>
+          </w:rPr>
+          <m:t>00</m:t>
+        </m:r>
+        <m:r>
+          <w:rPr>
+            <w:rFonts w:ascii="Cambria Math" w:hAnsi="Cambria Math" w:cstheme="minorHAnsi"/>
+          </w:rPr>
+          <m:t xml:space="preserve"> </m:t>
+        </m:r>
+        <m:r>
+          <w:rPr>
+            <w:rFonts w:ascii="Cambria Math" w:hAnsi="Cambria Math" w:cstheme="minorHAnsi"/>
+          </w:rPr>
+          <m:t>m</m:t>
+        </m:r>
+        <m:r>
+          <w:rPr>
+            <w:rFonts w:ascii="Cambria Math" w:hAnsi="Cambria Math" w:cstheme="minorHAnsi"/>
+          </w:rPr>
+          <m:t>S</m:t>
         </m:r>
       </m:oMath>
       <w:r>
@@ -10492,7 +10466,24 @@
           <w:rFonts w:asciiTheme="minorHAnsi" w:hAnsiTheme="minorHAnsi" w:cstheme="minorHAnsi"/>
         </w:rPr>
         <w:tab/>
+      </w:r>
+      <w:r>
+        <w:rPr>
+          <w:rFonts w:asciiTheme="minorHAnsi" w:hAnsiTheme="minorHAnsi" w:cstheme="minorHAnsi"/>
+        </w:rPr>
         <w:t>oraz</w:t>
+      </w:r>
+      <w:r>
+        <w:rPr>
+          <w:rFonts w:asciiTheme="minorHAnsi" w:hAnsiTheme="minorHAnsi" w:cstheme="minorHAnsi"/>
+        </w:rPr>
+        <w:t xml:space="preserve"> </w:t>
+      </w:r>
+      <w:r>
+        <w:rPr>
+          <w:rFonts w:asciiTheme="minorHAnsi" w:hAnsiTheme="minorHAnsi" w:cstheme="minorHAnsi"/>
+        </w:rPr>
+        <w:tab/>
       </w:r>
       <w:r>
         <w:rPr>
@@ -10670,7 +10661,51 @@
                 <w:rPr>
                   <w:rFonts w:ascii="Cambria Math" w:hAnsi="Cambria Math" w:cstheme="minorHAnsi"/>
                 </w:rPr>
-                <m:t xml:space="preserve">0,100 S ∙0,100 S </m:t>
+                <m:t>100</m:t>
+              </m:r>
+              <m:r>
+                <w:rPr>
+                  <w:rFonts w:ascii="Cambria Math" w:hAnsi="Cambria Math" w:cstheme="minorHAnsi"/>
+                </w:rPr>
+                <m:t xml:space="preserve"> </m:t>
+              </m:r>
+              <m:r>
+                <w:rPr>
+                  <w:rFonts w:ascii="Cambria Math" w:hAnsi="Cambria Math" w:cstheme="minorHAnsi"/>
+                </w:rPr>
+                <m:t>m</m:t>
+              </m:r>
+              <m:r>
+                <w:rPr>
+                  <w:rFonts w:ascii="Cambria Math" w:hAnsi="Cambria Math" w:cstheme="minorHAnsi"/>
+                </w:rPr>
+                <m:t>S</m:t>
+              </m:r>
+              <m:r>
+                <w:rPr>
+                  <w:rFonts w:ascii="Cambria Math" w:hAnsi="Cambria Math" w:cstheme="minorHAnsi"/>
+                </w:rPr>
+                <m:t xml:space="preserve"> ∙100</m:t>
+              </m:r>
+              <m:r>
+                <w:rPr>
+                  <w:rFonts w:ascii="Cambria Math" w:hAnsi="Cambria Math" w:cstheme="minorHAnsi"/>
+                </w:rPr>
+                <m:t xml:space="preserve"> </m:t>
+              </m:r>
+              <m:r>
+                <w:rPr>
+                  <w:rFonts w:ascii="Cambria Math" w:hAnsi="Cambria Math" w:cstheme="minorHAnsi"/>
+                </w:rPr>
+                <m:t>m</m:t>
+              </m:r>
+              <w:bookmarkStart w:id="0" w:name="_GoBack"/>
+              <w:bookmarkEnd w:id="0"/>
+              <m:r>
+                <w:rPr>
+                  <w:rFonts w:ascii="Cambria Math" w:hAnsi="Cambria Math" w:cstheme="minorHAnsi"/>
+                </w:rPr>
+                <m:t xml:space="preserve">S </m:t>
               </m:r>
             </m:num>
             <m:den>
@@ -12981,13 +13016,7 @@
               <w:rPr>
                 <w:rFonts w:ascii="Cambria Math" w:hAnsi="Cambria Math" w:cstheme="minorHAnsi"/>
               </w:rPr>
-              <m:t>mBJT</m:t>
-            </m:r>
-            <m:r>
-              <w:rPr>
-                <w:rFonts w:ascii="Cambria Math" w:hAnsi="Cambria Math" w:cstheme="minorHAnsi"/>
-              </w:rPr>
-              <m:t>real</m:t>
+              <m:t>mBJTreal</m:t>
             </m:r>
           </m:sub>
         </m:sSub>
@@ -13126,13 +13155,7 @@
           <w:rPr>
             <w:rFonts w:ascii="Cambria Math" w:hAnsi="Cambria Math" w:cstheme="minorHAnsi"/>
           </w:rPr>
-          <m:t>=60</m:t>
-        </m:r>
-        <m:r>
-          <w:rPr>
-            <w:rFonts w:ascii="Cambria Math" w:hAnsi="Cambria Math" w:cstheme="minorHAnsi"/>
-          </w:rPr>
-          <m:t xml:space="preserve"> mS</m:t>
+          <m:t>=60 mS</m:t>
         </m:r>
       </m:oMath>
     </w:p>
@@ -18627,7 +18650,7 @@
 </file>
 
 <file path=customXml/itemProps1.xml><?xml version="1.0" encoding="utf-8"?>
-<ds:datastoreItem xmlns:ds="http://schemas.openxmlformats.org/officeDocument/2006/customXml" ds:itemID="{DA671918-F257-4758-A854-73814115C7C6}">
+<ds:datastoreItem xmlns:ds="http://schemas.openxmlformats.org/officeDocument/2006/customXml" ds:itemID="{DB016C9A-B504-47CC-B6F5-47D6E2D96F53}">
   <ds:schemaRefs>
     <ds:schemaRef ds:uri="http://schemas.openxmlformats.org/officeDocument/2006/bibliography"/>
   </ds:schemaRefs>

--- a/Lab2/LELA1_LAB2_Rah_Sal.docx
+++ b/Lab2/LELA1_LAB2_Rah_Sal.docx
@@ -2767,39 +2767,13 @@
                     <w:rPr>
                       <w:rFonts w:ascii="Cambria Math" w:hAnsi="Cambria Math" w:cstheme="minorHAnsi"/>
                     </w:rPr>
-                    <m:t>R2</m:t>
+                    <m:t>R</m:t>
                   </m:r>
-                </m:sub>
-              </m:sSub>
-              <m:r>
-                <w:rPr>
-                  <w:rFonts w:ascii="Cambria Math" w:hAnsi="Cambria Math" w:cstheme="minorHAnsi"/>
-                </w:rPr>
-                <m:t>-</m:t>
-              </m:r>
-              <m:sSub>
-                <m:sSubPr>
-                  <m:ctrlPr>
-                    <w:rPr>
-                      <w:rFonts w:ascii="Cambria Math" w:hAnsi="Cambria Math" w:cstheme="minorHAnsi"/>
-                      <w:i/>
-                    </w:rPr>
-                  </m:ctrlPr>
-                </m:sSubPr>
-                <m:e>
                   <m:r>
                     <w:rPr>
                       <w:rFonts w:ascii="Cambria Math" w:hAnsi="Cambria Math" w:cstheme="minorHAnsi"/>
                     </w:rPr>
-                    <m:t>U</m:t>
-                  </m:r>
-                </m:e>
-                <m:sub>
-                  <m:r>
-                    <w:rPr>
-                      <w:rFonts w:ascii="Cambria Math" w:hAnsi="Cambria Math" w:cstheme="minorHAnsi"/>
-                    </w:rPr>
-                    <m:t>BE</m:t>
+                    <m:t>4</m:t>
                   </m:r>
                 </m:sub>
               </m:sSub>
@@ -2853,7 +2827,21 @@
                 <w:rPr>
                   <w:rFonts w:ascii="Cambria Math" w:hAnsi="Cambria Math" w:cstheme="minorHAnsi"/>
                 </w:rPr>
-                <m:t>5,33 V -0,66 V</m:t>
+                <m:t>4,67</m:t>
+              </m:r>
+              <w:bookmarkStart w:id="0" w:name="_GoBack"/>
+              <w:bookmarkEnd w:id="0"/>
+              <m:r>
+                <w:rPr>
+                  <w:rFonts w:ascii="Cambria Math" w:hAnsi="Cambria Math" w:cstheme="minorHAnsi"/>
+                </w:rPr>
+                <m:t xml:space="preserve"> V</m:t>
+              </m:r>
+              <m:r>
+                <w:rPr>
+                  <w:rFonts w:ascii="Cambria Math" w:hAnsi="Cambria Math" w:cstheme="minorHAnsi"/>
+                </w:rPr>
+                <m:t> </m:t>
               </m:r>
             </m:num>
             <m:den>
@@ -10699,8 +10687,6 @@
                 </w:rPr>
                 <m:t>m</m:t>
               </m:r>
-              <w:bookmarkStart w:id="0" w:name="_GoBack"/>
-              <w:bookmarkEnd w:id="0"/>
               <m:r>
                 <w:rPr>
                   <w:rFonts w:ascii="Cambria Math" w:hAnsi="Cambria Math" w:cstheme="minorHAnsi"/>
@@ -18650,7 +18636,7 @@
 </file>
 
 <file path=customXml/itemProps1.xml><?xml version="1.0" encoding="utf-8"?>
-<ds:datastoreItem xmlns:ds="http://schemas.openxmlformats.org/officeDocument/2006/customXml" ds:itemID="{DB016C9A-B504-47CC-B6F5-47D6E2D96F53}">
+<ds:datastoreItem xmlns:ds="http://schemas.openxmlformats.org/officeDocument/2006/customXml" ds:itemID="{8C23FE51-76D1-4F68-A255-A215381FE8B6}">
   <ds:schemaRefs>
     <ds:schemaRef ds:uri="http://schemas.openxmlformats.org/officeDocument/2006/bibliography"/>
   </ds:schemaRefs>
